--- a/Documentación/PlantillaRS.docx
+++ b/Documentación/PlantillaRS.docx
@@ -1,6 +1,6 @@
 
 <file path=word/document.xml><?xml version="1.0" encoding="utf-8"?>
-<w:document xmlns:wpc="http://schemas.microsoft.com/office/word/2010/wordprocessingCanvas" xmlns:cx="http://schemas.microsoft.com/office/drawing/2014/chartex" xmlns:cx1="http://schemas.microsoft.com/office/drawing/2015/9/8/chartex" xmlns:cx2="http://schemas.microsoft.com/office/drawing/2015/10/21/chartex" xmlns:cx3="http://schemas.microsoft.com/office/drawing/2016/5/9/chartex" xmlns:cx4="http://schemas.microsoft.com/office/drawing/2016/5/10/chartex" xmlns:cx5="http://schemas.microsoft.com/office/drawing/2016/5/11/chartex" xmlns:cx6="http://schemas.microsoft.com/office/drawing/2016/5/12/chartex" xmlns:cx7="http://schemas.microsoft.com/office/drawing/2016/5/13/chartex" xmlns:cx8="http://schemas.microsoft.com/office/drawing/2016/5/14/chartex" xmlns:mc="http://schemas.openxmlformats.org/markup-compatibility/2006" xmlns:aink="http://schemas.microsoft.com/office/drawing/2016/ink" xmlns:am3d="http://schemas.microsoft.com/office/drawing/2017/model3d" xmlns:o="urn:schemas-microsoft-com:office:office" xmlns:oel="http://schemas.microsoft.com/office/2019/extlst" xmlns:r="http://schemas.openxmlformats.org/officeDocument/2006/relationships" xmlns:m="http://schemas.openxmlformats.org/officeDocument/2006/math" xmlns:v="urn:schemas-microsoft-com:vml" xmlns:wp14="http://schemas.microsoft.com/office/word/2010/wordprocessingDrawing" xmlns:wp="http://schemas.openxmlformats.org/drawingml/2006/wordprocessingDrawing" xmlns:w10="urn:schemas-microsoft-com:office:word" xmlns:w="http://schemas.openxmlformats.org/wordprocessingml/2006/main" xmlns:w14="http://schemas.microsoft.com/office/word/2010/wordml" xmlns:w15="http://schemas.microsoft.com/office/word/2012/wordml" xmlns:w16cex="http://schemas.microsoft.com/office/word/2018/wordml/cex" xmlns:w16cid="http://schemas.microsoft.com/office/word/2016/wordml/cid" xmlns:w16="http://schemas.microsoft.com/office/word/2018/wordml" xmlns:w16du="http://schemas.microsoft.com/office/word/2023/wordml/word16du" xmlns:w16sdtdh="http://schemas.microsoft.com/office/word/2020/wordml/sdtdatahash" xmlns:w16sdtfl="http://schemas.microsoft.com/office/word/2024/wordml/sdtformatlock" xmlns:w16se="http://schemas.microsoft.com/office/word/2015/wordml/symex" xmlns:wpg="http://schemas.microsoft.com/office/word/2010/wordprocessingGroup" xmlns:wpi="http://schemas.microsoft.com/office/word/2010/wordprocessingInk" xmlns:wne="http://schemas.microsoft.com/office/word/2006/wordml" xmlns:wps="http://schemas.microsoft.com/office/word/2010/wordprocessingShape" mc:Ignorable="w14 w15 w16se w16cid w16 w16cex w16sdtdh w16sdtfl w16du wp14">
+<w:document xmlns:wpc="http://schemas.microsoft.com/office/word/2010/wordprocessingCanvas" xmlns:cx="http://schemas.microsoft.com/office/drawing/2014/chartex" xmlns:cx1="http://schemas.microsoft.com/office/drawing/2015/9/8/chartex" xmlns:cx2="http://schemas.microsoft.com/office/drawing/2015/10/21/chartex" xmlns:cx3="http://schemas.microsoft.com/office/drawing/2016/5/9/chartex" xmlns:cx4="http://schemas.microsoft.com/office/drawing/2016/5/10/chartex" xmlns:cx5="http://schemas.microsoft.com/office/drawing/2016/5/11/chartex" xmlns:cx6="http://schemas.microsoft.com/office/drawing/2016/5/12/chartex" xmlns:cx7="http://schemas.microsoft.com/office/drawing/2016/5/13/chartex" xmlns:cx8="http://schemas.microsoft.com/office/drawing/2016/5/14/chartex" xmlns:mc="http://schemas.openxmlformats.org/markup-compatibility/2006" xmlns:aink="http://schemas.microsoft.com/office/drawing/2016/ink" xmlns:am3d="http://schemas.microsoft.com/office/drawing/2017/model3d" xmlns:o="urn:schemas-microsoft-com:office:office" xmlns:oel="http://schemas.microsoft.com/office/2019/extlst" xmlns:r="http://schemas.openxmlformats.org/officeDocument/2006/relationships" xmlns:m="http://schemas.openxmlformats.org/officeDocument/2006/math" xmlns:v="urn:schemas-microsoft-com:vml" xmlns:wp14="http://schemas.microsoft.com/office/word/2010/wordprocessingDrawing" xmlns:wp="http://schemas.openxmlformats.org/drawingml/2006/wordprocessingDrawing" xmlns:w10="urn:schemas-microsoft-com:office:word" xmlns:w="http://schemas.openxmlformats.org/wordprocessingml/2006/main" xmlns:w14="http://schemas.microsoft.com/office/word/2010/wordml" xmlns:w15="http://schemas.microsoft.com/office/word/2012/wordml" xmlns:w16cei="http://schemas.microsoft.com/office/word/2026/wordml/cei" xmlns:w16cex="http://schemas.microsoft.com/office/word/2018/wordml/cex" xmlns:w16cid="http://schemas.microsoft.com/office/word/2016/wordml/cid" xmlns:w16="http://schemas.microsoft.com/office/word/2018/wordml" xmlns:w16du="http://schemas.microsoft.com/office/word/2023/wordml/word16du" xmlns:w16sdtdh="http://schemas.microsoft.com/office/word/2020/wordml/sdtdatahash" xmlns:w16sdtfl="http://schemas.microsoft.com/office/word/2024/wordml/sdtformatlock" xmlns:w16se="http://schemas.microsoft.com/office/word/2015/wordml/symex" xmlns:wpg="http://schemas.microsoft.com/office/word/2010/wordprocessingGroup" xmlns:wpi="http://schemas.microsoft.com/office/word/2010/wordprocessingInk" xmlns:wne="http://schemas.microsoft.com/office/word/2006/wordml" xmlns:wps="http://schemas.microsoft.com/office/word/2010/wordprocessingShape" mc:Ignorable="w14 w15 w16se w16cid w16 w16cex w16sdtdh w16sdtfl w16du wp14">
   <w:body>
     <w:p/>
     <w:p/>
@@ -244,9 +244,9 @@
         <w:tblLook w:val="0000" w:firstRow="0" w:lastRow="0" w:firstColumn="0" w:lastColumn="0" w:noHBand="0" w:noVBand="0"/>
       </w:tblPr>
       <w:tblGrid>
-        <w:gridCol w:w="2107"/>
-        <w:gridCol w:w="792"/>
-        <w:gridCol w:w="2905"/>
+        <w:gridCol w:w="2080"/>
+        <w:gridCol w:w="799"/>
+        <w:gridCol w:w="2925"/>
       </w:tblGrid>
       <w:tr>
         <w:tc>
@@ -266,8 +266,8 @@
                 <w:noProof/>
               </w:rPr>
               <w:drawing>
-                <wp:inline distT="0" distB="0" distL="0" distR="0" wp14:anchorId="714000B3" wp14:editId="714000B4">
-                  <wp:extent cx="1028700" cy="514350"/>
+                <wp:inline distT="0" distB="0" distL="0" distR="0" wp14:anchorId="714000B3" wp14:editId="2CF7CE77">
+                  <wp:extent cx="514350" cy="514350"/>
                   <wp:effectExtent l="0" t="0" r="0" b="0"/>
                   <wp:docPr id="4" name="Imagen 3"/>
                   <wp:cNvGraphicFramePr>
@@ -277,20 +277,19 @@
                     <a:graphicData uri="http://schemas.openxmlformats.org/drawingml/2006/picture">
                       <pic:pic xmlns:pic="http://schemas.openxmlformats.org/drawingml/2006/picture">
                         <pic:nvPicPr>
-                          <pic:cNvPr id="0" name="Picture 4"/>
+                          <pic:cNvPr id="4" name="Imagen 3"/>
                           <pic:cNvPicPr>
                             <a:picLocks noChangeAspect="1" noChangeArrowheads="1"/>
                           </pic:cNvPicPr>
                         </pic:nvPicPr>
                         <pic:blipFill>
-                          <a:blip r:embed="rId10">
+                          <a:blip r:embed="rId11" cstate="print">
                             <a:extLst>
                               <a:ext uri="{28A0092B-C50C-407E-A947-70E740481C1C}">
                                 <a14:useLocalDpi xmlns:a14="http://schemas.microsoft.com/office/drawing/2010/main" val="0"/>
                               </a:ext>
                             </a:extLst>
                           </a:blip>
-                          <a:srcRect/>
                           <a:stretch>
                             <a:fillRect/>
                           </a:stretch>
@@ -298,7 +297,7 @@
                         <pic:spPr bwMode="auto">
                           <a:xfrm>
                             <a:off x="0" y="0"/>
-                            <a:ext cx="1028700" cy="514350"/>
+                            <a:ext cx="514350" cy="514350"/>
                           </a:xfrm>
                           <a:prstGeom prst="rect">
                             <a:avLst/>
@@ -383,9 +382,9 @@
       <w:pPr>
         <w:pStyle w:val="Textoindependiente"/>
         <w:sectPr>
-          <w:headerReference w:type="default" r:id="rId11"/>
-          <w:footerReference w:type="default" r:id="rId12"/>
-          <w:headerReference w:type="first" r:id="rId13"/>
+          <w:headerReference w:type="default" r:id="rId12"/>
+          <w:footerReference w:type="default" r:id="rId13"/>
+          <w:headerReference w:type="first" r:id="rId14"/>
           <w:pgSz w:w="11906" w:h="16838"/>
           <w:pgMar w:top="1417" w:right="1701" w:bottom="1417" w:left="1701" w:header="708" w:footer="708" w:gutter="0"/>
           <w:cols w:space="708"/>
@@ -415,6 +414,7 @@
           <w:iCs/>
           <w:sz w:val="32"/>
         </w:rPr>
+        <w:lastRenderedPageBreak/>
         <w:t>Instrucciones para el uso de este formato</w:t>
       </w:r>
       <w:bookmarkEnd w:id="0"/>
@@ -441,7 +441,15 @@
         <w:ind w:left="360"/>
       </w:pPr>
       <w:r>
-        <w:t>Está basado y es conforme con el estándar IEEE Std 830-1998.</w:t>
+        <w:t xml:space="preserve">Está basado y es conforme con el estándar IEEE </w:t>
+      </w:r>
+      <w:proofErr w:type="spellStart"/>
+      <w:r>
+        <w:t>Std</w:t>
+      </w:r>
+      <w:proofErr w:type="spellEnd"/>
+      <w:r>
+        <w:t xml:space="preserve"> 830-1998.</w:t>
       </w:r>
     </w:p>
     <w:p>
@@ -543,7 +551,31 @@
         <w:ind w:left="360"/>
       </w:pPr>
       <w:r>
-        <w:t>La sangría de los textos dentro de cada apartado se genera automáticamente al pulsar Intro al final de la línea de título. (Estilos Normal indentado1, Normal indentado 2 y Normal indentado 3).</w:t>
+        <w:t xml:space="preserve">La sangría de los textos dentro de cada apartado se genera automáticamente al pulsar </w:t>
+      </w:r>
+      <w:proofErr w:type="spellStart"/>
+      <w:r>
+        <w:t>Intro</w:t>
+      </w:r>
+      <w:proofErr w:type="spellEnd"/>
+      <w:r>
+        <w:t xml:space="preserve"> al final de la línea de título. (Estilos Normal indentado1, Normal </w:t>
+      </w:r>
+      <w:proofErr w:type="spellStart"/>
+      <w:r>
+        <w:t>indentado</w:t>
+      </w:r>
+      <w:proofErr w:type="spellEnd"/>
+      <w:r>
+        <w:t xml:space="preserve"> 2 y Normal </w:t>
+      </w:r>
+      <w:proofErr w:type="spellStart"/>
+      <w:r>
+        <w:t>indentado</w:t>
+      </w:r>
+      <w:proofErr w:type="spellEnd"/>
+      <w:r>
+        <w:t xml:space="preserve"> 3).</w:t>
       </w:r>
     </w:p>
     <w:p>
@@ -756,15 +788,23 @@
         <w:pStyle w:val="Textoindependiente"/>
       </w:pPr>
       <w:r>
-        <w:t>De la plantilla de formato del documento © &amp; Coloriuris http://www.qualitatis.org</w:t>
+        <w:t xml:space="preserve">De la plantilla de formato del documento © &amp; </w:t>
+      </w:r>
+      <w:proofErr w:type="spellStart"/>
+      <w:r>
+        <w:t>Coloriuris</w:t>
+      </w:r>
+      <w:proofErr w:type="spellEnd"/>
+      <w:r>
+        <w:t xml:space="preserve"> http://www.qualitatis.org</w:t>
       </w:r>
     </w:p>
     <w:p>
       <w:pPr>
         <w:pStyle w:val="Textoindependiente"/>
         <w:sectPr>
-          <w:headerReference w:type="first" r:id="rId14"/>
-          <w:footerReference w:type="first" r:id="rId15"/>
+          <w:headerReference w:type="first" r:id="rId15"/>
+          <w:footerReference w:type="first" r:id="rId16"/>
           <w:pgSz w:w="11906" w:h="16838"/>
           <w:pgMar w:top="1417" w:right="1701" w:bottom="1417" w:left="1701" w:header="708" w:footer="708" w:gutter="0"/>
           <w:cols w:space="708"/>
@@ -785,10 +825,13 @@
         </w:numPr>
       </w:pPr>
       <w:bookmarkStart w:id="2" w:name="_Toc33411057"/>
-      <w:r>
+      <w:bookmarkStart w:id="3" w:name="_Toc236169053"/>
+      <w:r>
+        <w:lastRenderedPageBreak/>
         <w:t>Ficha del documento</w:t>
       </w:r>
       <w:bookmarkEnd w:id="2"/>
+      <w:bookmarkEnd w:id="3"/>
     </w:p>
     <w:p/>
     <w:p/>
@@ -889,7 +932,21 @@
               <w:rPr>
                 <w:b/>
               </w:rPr>
-              <w:t>Verificado dep. calidad.</w:t>
+              <w:t xml:space="preserve">Verificado </w:t>
+            </w:r>
+            <w:proofErr w:type="spellStart"/>
+            <w:r>
+              <w:rPr>
+                <w:b/>
+              </w:rPr>
+              <w:t>dep</w:t>
+            </w:r>
+            <w:proofErr w:type="spellEnd"/>
+            <w:r>
+              <w:rPr>
+                <w:b/>
+              </w:rPr>
+              <w:t>. calidad.</w:t>
             </w:r>
           </w:p>
         </w:tc>
@@ -1303,8 +1360,33 @@
                 <w:rFonts w:cs="Arial"/>
                 <w:lang w:val="fr-FR"/>
               </w:rPr>
-              <w:t>Por la empresa suministradora</w:t>
-            </w:r>
+              <w:t xml:space="preserve">Por la </w:t>
+            </w:r>
+            <w:proofErr w:type="spellStart"/>
+            <w:r>
+              <w:rPr>
+                <w:rFonts w:cs="Arial"/>
+                <w:lang w:val="fr-FR"/>
+              </w:rPr>
+              <w:t>empresa</w:t>
+            </w:r>
+            <w:proofErr w:type="spellEnd"/>
+            <w:r>
+              <w:rPr>
+                <w:rFonts w:cs="Arial"/>
+                <w:lang w:val="fr-FR"/>
+              </w:rPr>
+              <w:t xml:space="preserve"> </w:t>
+            </w:r>
+            <w:proofErr w:type="spellStart"/>
+            <w:r>
+              <w:rPr>
+                <w:rFonts w:cs="Arial"/>
+                <w:lang w:val="fr-FR"/>
+              </w:rPr>
+              <w:t>suministradora</w:t>
+            </w:r>
+            <w:proofErr w:type="spellEnd"/>
           </w:p>
         </w:tc>
       </w:tr>
@@ -1456,7 +1538,21 @@
               <w:rPr>
                 <w:rFonts w:cs="Arial"/>
               </w:rPr>
-              <w:t xml:space="preserve">D./ Dña </w:t>
+              <w:t xml:space="preserve">D./ </w:t>
+            </w:r>
+            <w:proofErr w:type="spellStart"/>
+            <w:r>
+              <w:rPr>
+                <w:rFonts w:cs="Arial"/>
+              </w:rPr>
+              <w:t>Dña</w:t>
+            </w:r>
+            <w:proofErr w:type="spellEnd"/>
+            <w:r>
+              <w:rPr>
+                <w:rFonts w:cs="Arial"/>
+              </w:rPr>
+              <w:t xml:space="preserve"> </w:t>
             </w:r>
             <w:r>
               <w:fldChar w:fldCharType="begin"/>
@@ -1497,7 +1593,21 @@
               <w:rPr>
                 <w:rFonts w:cs="Arial"/>
               </w:rPr>
-              <w:t xml:space="preserve">Fdo. D./Dña </w:t>
+              <w:t>Fdo. D./</w:t>
+            </w:r>
+            <w:proofErr w:type="spellStart"/>
+            <w:r>
+              <w:rPr>
+                <w:rFonts w:cs="Arial"/>
+              </w:rPr>
+              <w:t>Dña</w:t>
+            </w:r>
+            <w:proofErr w:type="spellEnd"/>
+            <w:r>
+              <w:rPr>
+                <w:rFonts w:cs="Arial"/>
+              </w:rPr>
+              <w:t xml:space="preserve"> </w:t>
             </w:r>
             <w:r>
               <w:fldChar w:fldCharType="begin"/>
@@ -1572,9 +1682,9 @@
     <w:p>
       <w:pPr>
         <w:sectPr>
-          <w:headerReference w:type="default" r:id="rId16"/>
-          <w:headerReference w:type="first" r:id="rId17"/>
-          <w:footerReference w:type="first" r:id="rId18"/>
+          <w:headerReference w:type="default" r:id="rId17"/>
+          <w:headerReference w:type="first" r:id="rId18"/>
+          <w:footerReference w:type="first" r:id="rId19"/>
           <w:pgSz w:w="11906" w:h="16838"/>
           <w:pgMar w:top="1417" w:right="1701" w:bottom="1417" w:left="1701" w:header="708" w:footer="708" w:gutter="0"/>
           <w:cols w:space="708"/>
@@ -1583,3204 +1693,3364 @@
         </w:sectPr>
       </w:pPr>
     </w:p>
-    <w:p>
-      <w:pPr>
-        <w:pStyle w:val="Titulo1sinnumeracion"/>
-        <w:numPr>
-          <w:ilvl w:val="0"/>
-          <w:numId w:val="0"/>
-        </w:numPr>
-      </w:pPr>
-      <w:bookmarkStart w:id="3" w:name="_Toc33411058"/>
-      <w:r>
-        <w:t>Contenido</w:t>
-      </w:r>
-      <w:bookmarkEnd w:id="3"/>
-    </w:p>
-    <w:p>
-      <w:pPr>
-        <w:pStyle w:val="TDC1"/>
-        <w:tabs>
-          <w:tab w:val="right" w:pos="8494"/>
-        </w:tabs>
+    <w:sdt>
+      <w:sdtPr>
         <w:rPr>
-          <w:rFonts w:ascii="Times New Roman" w:hAnsi="Times New Roman"/>
-          <w:b w:val="0"/>
-          <w:bCs w:val="0"/>
-          <w:caps w:val="0"/>
-          <w:noProof/>
-          <w:sz w:val="24"/>
+          <w:lang w:val="es-ES"/>
+        </w:rPr>
+        <w:id w:val="-292670635"/>
+        <w:docPartObj>
+          <w:docPartGallery w:val="Table of Contents"/>
+          <w:docPartUnique/>
+        </w:docPartObj>
+      </w:sdtPr>
+      <w:sdtEndPr>
+        <w:rPr>
+          <w:rFonts w:ascii="Arial" w:eastAsia="Times New Roman" w:hAnsi="Arial" w:cs="Times New Roman"/>
+          <w:b/>
+          <w:bCs/>
+          <w:color w:val="auto"/>
+          <w:sz w:val="20"/>
           <w:szCs w:val="24"/>
+          <w:lang w:eastAsia="es-ES"/>
         </w:rPr>
-      </w:pPr>
-      <w:r>
-        <w:fldChar w:fldCharType="begin"/>
-      </w:r>
-      <w:r>
-        <w:instrText xml:space="preserve"> TOC \o "1-3" \h \z </w:instrText>
-      </w:r>
-      <w:r>
-        <w:fldChar w:fldCharType="separate"/>
-      </w:r>
-      <w:hyperlink r:id="rId19" w:history="1">
-        <w:r>
-          <w:rPr>
-            <w:rStyle w:val="Hipervnculo"/>
-            <w:noProof/>
-          </w:rPr>
-          <w:t>Ficha del documento</w:t>
-        </w:r>
-        <w:r>
-          <w:rPr>
-            <w:noProof/>
-            <w:webHidden/>
-          </w:rPr>
-          <w:tab/>
-        </w:r>
-        <w:r>
-          <w:rPr>
-            <w:noProof/>
-            <w:webHidden/>
-          </w:rPr>
-          <w:fldChar w:fldCharType="begin"/>
-        </w:r>
-        <w:r>
-          <w:rPr>
-            <w:noProof/>
-            <w:webHidden/>
-          </w:rPr>
-          <w:instrText xml:space="preserve"> PAGEREF _Toc33411057 \h </w:instrText>
-        </w:r>
-        <w:r>
-          <w:rPr>
-            <w:noProof/>
-            <w:webHidden/>
-          </w:rPr>
-        </w:r>
-        <w:r>
-          <w:rPr>
-            <w:noProof/>
-            <w:webHidden/>
-          </w:rPr>
-          <w:fldChar w:fldCharType="separate"/>
-        </w:r>
-        <w:r>
-          <w:rPr>
-            <w:noProof/>
-            <w:webHidden/>
-          </w:rPr>
-          <w:t>3</w:t>
-        </w:r>
-        <w:r>
-          <w:rPr>
-            <w:noProof/>
-            <w:webHidden/>
-          </w:rPr>
-          <w:fldChar w:fldCharType="end"/>
-        </w:r>
-      </w:hyperlink>
-    </w:p>
-    <w:p>
-      <w:pPr>
-        <w:pStyle w:val="TDC1"/>
-        <w:tabs>
-          <w:tab w:val="right" w:pos="8494"/>
-        </w:tabs>
-        <w:rPr>
-          <w:rFonts w:ascii="Times New Roman" w:hAnsi="Times New Roman"/>
-          <w:b w:val="0"/>
-          <w:bCs w:val="0"/>
-          <w:caps w:val="0"/>
-          <w:noProof/>
-          <w:sz w:val="24"/>
-          <w:szCs w:val="24"/>
-        </w:rPr>
-      </w:pPr>
-      <w:hyperlink r:id="rId20" w:history="1">
-        <w:r>
-          <w:rPr>
-            <w:rStyle w:val="Hipervnculo"/>
-            <w:noProof/>
-          </w:rPr>
-          <w:t>Contenido</w:t>
-        </w:r>
-        <w:r>
-          <w:rPr>
-            <w:noProof/>
-            <w:webHidden/>
-          </w:rPr>
-          <w:tab/>
-        </w:r>
-        <w:r>
-          <w:rPr>
-            <w:noProof/>
-            <w:webHidden/>
-          </w:rPr>
-          <w:fldChar w:fldCharType="begin"/>
-        </w:r>
-        <w:r>
-          <w:rPr>
-            <w:noProof/>
-            <w:webHidden/>
-          </w:rPr>
-          <w:instrText xml:space="preserve"> PAGEREF _Toc33411058 \h </w:instrText>
-        </w:r>
-        <w:r>
-          <w:rPr>
-            <w:noProof/>
-            <w:webHidden/>
-          </w:rPr>
-        </w:r>
-        <w:r>
-          <w:rPr>
-            <w:noProof/>
-            <w:webHidden/>
-          </w:rPr>
-          <w:fldChar w:fldCharType="separate"/>
-        </w:r>
-        <w:r>
-          <w:rPr>
-            <w:noProof/>
-            <w:webHidden/>
-          </w:rPr>
-          <w:t>4</w:t>
-        </w:r>
-        <w:r>
-          <w:rPr>
-            <w:noProof/>
-            <w:webHidden/>
-          </w:rPr>
-          <w:fldChar w:fldCharType="end"/>
-        </w:r>
-      </w:hyperlink>
-    </w:p>
-    <w:p>
-      <w:pPr>
-        <w:pStyle w:val="TDC1"/>
-        <w:tabs>
-          <w:tab w:val="left" w:pos="480"/>
-          <w:tab w:val="right" w:pos="8494"/>
-        </w:tabs>
-        <w:rPr>
-          <w:rFonts w:ascii="Times New Roman" w:hAnsi="Times New Roman"/>
-          <w:b w:val="0"/>
-          <w:bCs w:val="0"/>
-          <w:caps w:val="0"/>
-          <w:noProof/>
-          <w:sz w:val="24"/>
-          <w:szCs w:val="24"/>
-        </w:rPr>
-      </w:pPr>
-      <w:hyperlink r:id="rId21" w:history="1">
-        <w:r>
-          <w:rPr>
-            <w:rStyle w:val="Hipervnculo"/>
-            <w:noProof/>
-          </w:rPr>
-          <w:t>1</w:t>
-        </w:r>
-        <w:r>
-          <w:rPr>
-            <w:rFonts w:ascii="Times New Roman" w:hAnsi="Times New Roman"/>
-            <w:b w:val="0"/>
-            <w:bCs w:val="0"/>
-            <w:caps w:val="0"/>
-            <w:noProof/>
-            <w:sz w:val="24"/>
-            <w:szCs w:val="24"/>
-          </w:rPr>
-          <w:tab/>
-        </w:r>
-        <w:r>
-          <w:rPr>
-            <w:rStyle w:val="Hipervnculo"/>
-            <w:noProof/>
-          </w:rPr>
-          <w:t>Introducción</w:t>
-        </w:r>
-        <w:r>
-          <w:rPr>
-            <w:noProof/>
-            <w:webHidden/>
-          </w:rPr>
-          <w:tab/>
-        </w:r>
-        <w:r>
-          <w:rPr>
-            <w:noProof/>
-            <w:webHidden/>
-          </w:rPr>
-          <w:fldChar w:fldCharType="begin"/>
-        </w:r>
-        <w:r>
-          <w:rPr>
-            <w:noProof/>
-            <w:webHidden/>
-          </w:rPr>
-          <w:instrText xml:space="preserve"> PAGEREF _Toc33411059 \h </w:instrText>
-        </w:r>
-        <w:r>
-          <w:rPr>
-            <w:noProof/>
-            <w:webHidden/>
-          </w:rPr>
-        </w:r>
-        <w:r>
-          <w:rPr>
-            <w:noProof/>
-            <w:webHidden/>
-          </w:rPr>
-          <w:fldChar w:fldCharType="separate"/>
-        </w:r>
-        <w:r>
-          <w:rPr>
-            <w:noProof/>
-            <w:webHidden/>
-          </w:rPr>
-          <w:t>6</w:t>
-        </w:r>
-        <w:r>
-          <w:rPr>
-            <w:noProof/>
-            <w:webHidden/>
-          </w:rPr>
-          <w:fldChar w:fldCharType="end"/>
-        </w:r>
-      </w:hyperlink>
-    </w:p>
-    <w:p>
-      <w:pPr>
-        <w:pStyle w:val="TDC2"/>
-        <w:tabs>
-          <w:tab w:val="left" w:pos="720"/>
-          <w:tab w:val="right" w:pos="8494"/>
-        </w:tabs>
-        <w:rPr>
-          <w:rFonts w:ascii="Times New Roman" w:hAnsi="Times New Roman"/>
-          <w:b w:val="0"/>
-          <w:bCs w:val="0"/>
-          <w:noProof/>
-          <w:sz w:val="24"/>
-        </w:rPr>
-      </w:pPr>
-      <w:hyperlink r:id="rId22" w:history="1">
-        <w:r>
-          <w:rPr>
-            <w:rStyle w:val="Hipervnculo"/>
-            <w:noProof/>
-          </w:rPr>
-          <w:t>1.1</w:t>
-        </w:r>
-        <w:r>
-          <w:rPr>
-            <w:rFonts w:ascii="Times New Roman" w:hAnsi="Times New Roman"/>
-            <w:b w:val="0"/>
-            <w:bCs w:val="0"/>
-            <w:noProof/>
-            <w:sz w:val="24"/>
-          </w:rPr>
-          <w:tab/>
-        </w:r>
-        <w:r>
-          <w:rPr>
-            <w:rStyle w:val="Hipervnculo"/>
-            <w:noProof/>
-          </w:rPr>
-          <w:t>Propósito</w:t>
-        </w:r>
-        <w:r>
-          <w:rPr>
-            <w:noProof/>
-            <w:webHidden/>
-          </w:rPr>
-          <w:tab/>
-        </w:r>
-        <w:r>
-          <w:rPr>
-            <w:noProof/>
-            <w:webHidden/>
-          </w:rPr>
-          <w:fldChar w:fldCharType="begin"/>
-        </w:r>
-        <w:r>
-          <w:rPr>
-            <w:noProof/>
-            <w:webHidden/>
-          </w:rPr>
-          <w:instrText xml:space="preserve"> PAGEREF _Toc33411060 \h </w:instrText>
-        </w:r>
-        <w:r>
-          <w:rPr>
-            <w:noProof/>
-            <w:webHidden/>
-          </w:rPr>
-        </w:r>
-        <w:r>
-          <w:rPr>
-            <w:noProof/>
-            <w:webHidden/>
-          </w:rPr>
-          <w:fldChar w:fldCharType="separate"/>
-        </w:r>
-        <w:r>
-          <w:rPr>
-            <w:noProof/>
-            <w:webHidden/>
-          </w:rPr>
-          <w:t>6</w:t>
-        </w:r>
-        <w:r>
-          <w:rPr>
-            <w:noProof/>
-            <w:webHidden/>
-          </w:rPr>
-          <w:fldChar w:fldCharType="end"/>
-        </w:r>
-      </w:hyperlink>
-    </w:p>
-    <w:p>
-      <w:pPr>
-        <w:pStyle w:val="TDC2"/>
-        <w:tabs>
-          <w:tab w:val="left" w:pos="720"/>
-          <w:tab w:val="right" w:pos="8494"/>
-        </w:tabs>
-        <w:rPr>
-          <w:rFonts w:ascii="Times New Roman" w:hAnsi="Times New Roman"/>
-          <w:b w:val="0"/>
-          <w:bCs w:val="0"/>
-          <w:noProof/>
-          <w:sz w:val="24"/>
-        </w:rPr>
-      </w:pPr>
-      <w:hyperlink r:id="rId23" w:history="1">
-        <w:r>
-          <w:rPr>
-            <w:rStyle w:val="Hipervnculo"/>
-            <w:noProof/>
-          </w:rPr>
-          <w:t>1.2</w:t>
-        </w:r>
-        <w:r>
-          <w:rPr>
-            <w:rFonts w:ascii="Times New Roman" w:hAnsi="Times New Roman"/>
-            <w:b w:val="0"/>
-            <w:bCs w:val="0"/>
-            <w:noProof/>
-            <w:sz w:val="24"/>
-          </w:rPr>
-          <w:tab/>
-        </w:r>
-        <w:r>
-          <w:rPr>
-            <w:rStyle w:val="Hipervnculo"/>
-            <w:noProof/>
-          </w:rPr>
-          <w:t>Alcance</w:t>
-        </w:r>
-        <w:r>
-          <w:rPr>
-            <w:noProof/>
-            <w:webHidden/>
-          </w:rPr>
-          <w:tab/>
-        </w:r>
-        <w:r>
-          <w:rPr>
-            <w:noProof/>
-            <w:webHidden/>
-          </w:rPr>
-          <w:fldChar w:fldCharType="begin"/>
-        </w:r>
-        <w:r>
-          <w:rPr>
-            <w:noProof/>
-            <w:webHidden/>
-          </w:rPr>
-          <w:instrText xml:space="preserve"> PAGEREF _Toc33411061 \h </w:instrText>
-        </w:r>
-        <w:r>
-          <w:rPr>
-            <w:noProof/>
-            <w:webHidden/>
-          </w:rPr>
-        </w:r>
-        <w:r>
-          <w:rPr>
-            <w:noProof/>
-            <w:webHidden/>
-          </w:rPr>
-          <w:fldChar w:fldCharType="separate"/>
-        </w:r>
-        <w:r>
-          <w:rPr>
-            <w:noProof/>
-            <w:webHidden/>
-          </w:rPr>
-          <w:t>6</w:t>
-        </w:r>
-        <w:r>
-          <w:rPr>
-            <w:noProof/>
-            <w:webHidden/>
-          </w:rPr>
-          <w:fldChar w:fldCharType="end"/>
-        </w:r>
-      </w:hyperlink>
-    </w:p>
-    <w:p>
-      <w:pPr>
-        <w:pStyle w:val="TDC2"/>
-        <w:tabs>
-          <w:tab w:val="left" w:pos="720"/>
-          <w:tab w:val="right" w:pos="8494"/>
-        </w:tabs>
-        <w:rPr>
-          <w:rFonts w:ascii="Times New Roman" w:hAnsi="Times New Roman"/>
-          <w:b w:val="0"/>
-          <w:bCs w:val="0"/>
-          <w:noProof/>
-          <w:sz w:val="24"/>
-        </w:rPr>
-      </w:pPr>
-      <w:hyperlink r:id="rId24" w:history="1">
-        <w:r>
-          <w:rPr>
-            <w:rStyle w:val="Hipervnculo"/>
-            <w:noProof/>
-          </w:rPr>
-          <w:t>1.3</w:t>
-        </w:r>
-        <w:r>
-          <w:rPr>
-            <w:rFonts w:ascii="Times New Roman" w:hAnsi="Times New Roman"/>
-            <w:b w:val="0"/>
-            <w:bCs w:val="0"/>
-            <w:noProof/>
-            <w:sz w:val="24"/>
-          </w:rPr>
-          <w:tab/>
-        </w:r>
-        <w:r>
-          <w:rPr>
-            <w:rStyle w:val="Hipervnculo"/>
-            <w:noProof/>
-          </w:rPr>
-          <w:t>Personal involucrado</w:t>
-        </w:r>
-        <w:r>
-          <w:rPr>
-            <w:noProof/>
-            <w:webHidden/>
-          </w:rPr>
-          <w:tab/>
-        </w:r>
-        <w:r>
-          <w:rPr>
-            <w:noProof/>
-            <w:webHidden/>
-          </w:rPr>
-          <w:fldChar w:fldCharType="begin"/>
-        </w:r>
-        <w:r>
-          <w:rPr>
-            <w:noProof/>
-            <w:webHidden/>
-          </w:rPr>
-          <w:instrText xml:space="preserve"> PAGEREF _Toc33411062 \h </w:instrText>
-        </w:r>
-        <w:r>
-          <w:rPr>
-            <w:noProof/>
-            <w:webHidden/>
-          </w:rPr>
-        </w:r>
-        <w:r>
-          <w:rPr>
-            <w:noProof/>
-            <w:webHidden/>
-          </w:rPr>
-          <w:fldChar w:fldCharType="separate"/>
-        </w:r>
-        <w:r>
-          <w:rPr>
-            <w:noProof/>
-            <w:webHidden/>
-          </w:rPr>
-          <w:t>6</w:t>
-        </w:r>
-        <w:r>
-          <w:rPr>
-            <w:noProof/>
-            <w:webHidden/>
-          </w:rPr>
-          <w:fldChar w:fldCharType="end"/>
-        </w:r>
-      </w:hyperlink>
-    </w:p>
-    <w:p>
-      <w:pPr>
-        <w:pStyle w:val="TDC2"/>
-        <w:tabs>
-          <w:tab w:val="left" w:pos="720"/>
-          <w:tab w:val="right" w:pos="8494"/>
-        </w:tabs>
-        <w:rPr>
-          <w:rFonts w:ascii="Times New Roman" w:hAnsi="Times New Roman"/>
-          <w:b w:val="0"/>
-          <w:bCs w:val="0"/>
-          <w:noProof/>
-          <w:sz w:val="24"/>
-        </w:rPr>
-      </w:pPr>
-      <w:hyperlink r:id="rId25" w:history="1">
-        <w:r>
-          <w:rPr>
-            <w:rStyle w:val="Hipervnculo"/>
-            <w:noProof/>
-          </w:rPr>
-          <w:t>1.4</w:t>
-        </w:r>
-        <w:r>
-          <w:rPr>
-            <w:rFonts w:ascii="Times New Roman" w:hAnsi="Times New Roman"/>
-            <w:b w:val="0"/>
-            <w:bCs w:val="0"/>
-            <w:noProof/>
-            <w:sz w:val="24"/>
-          </w:rPr>
-          <w:tab/>
-        </w:r>
-        <w:r>
-          <w:rPr>
-            <w:rStyle w:val="Hipervnculo"/>
-            <w:noProof/>
-          </w:rPr>
-          <w:t>Definiciones, acrónimos y abreviaturas</w:t>
-        </w:r>
-        <w:r>
-          <w:rPr>
-            <w:noProof/>
-            <w:webHidden/>
-          </w:rPr>
-          <w:tab/>
-        </w:r>
-        <w:r>
-          <w:rPr>
-            <w:noProof/>
-            <w:webHidden/>
-          </w:rPr>
-          <w:fldChar w:fldCharType="begin"/>
-        </w:r>
-        <w:r>
-          <w:rPr>
-            <w:noProof/>
-            <w:webHidden/>
-          </w:rPr>
-          <w:instrText xml:space="preserve"> PAGEREF _Toc33411063 \h </w:instrText>
-        </w:r>
-        <w:r>
-          <w:rPr>
-            <w:noProof/>
-            <w:webHidden/>
-          </w:rPr>
-        </w:r>
-        <w:r>
-          <w:rPr>
-            <w:noProof/>
-            <w:webHidden/>
-          </w:rPr>
-          <w:fldChar w:fldCharType="separate"/>
-        </w:r>
-        <w:r>
-          <w:rPr>
-            <w:noProof/>
-            <w:webHidden/>
-          </w:rPr>
-          <w:t>6</w:t>
-        </w:r>
-        <w:r>
-          <w:rPr>
-            <w:noProof/>
-            <w:webHidden/>
-          </w:rPr>
-          <w:fldChar w:fldCharType="end"/>
-        </w:r>
-      </w:hyperlink>
-    </w:p>
-    <w:p>
-      <w:pPr>
-        <w:pStyle w:val="TDC2"/>
-        <w:tabs>
-          <w:tab w:val="left" w:pos="720"/>
-          <w:tab w:val="right" w:pos="8494"/>
-        </w:tabs>
-        <w:rPr>
-          <w:rFonts w:ascii="Times New Roman" w:hAnsi="Times New Roman"/>
-          <w:b w:val="0"/>
-          <w:bCs w:val="0"/>
-          <w:noProof/>
-          <w:sz w:val="24"/>
-        </w:rPr>
-      </w:pPr>
-      <w:hyperlink r:id="rId26" w:history="1">
-        <w:r>
-          <w:rPr>
-            <w:rStyle w:val="Hipervnculo"/>
-            <w:noProof/>
-          </w:rPr>
-          <w:t>1.5</w:t>
-        </w:r>
-        <w:r>
-          <w:rPr>
-            <w:rFonts w:ascii="Times New Roman" w:hAnsi="Times New Roman"/>
-            <w:b w:val="0"/>
-            <w:bCs w:val="0"/>
-            <w:noProof/>
-            <w:sz w:val="24"/>
-          </w:rPr>
-          <w:tab/>
-        </w:r>
-        <w:r>
-          <w:rPr>
-            <w:rStyle w:val="Hipervnculo"/>
-            <w:noProof/>
-          </w:rPr>
-          <w:t>Referencias</w:t>
-        </w:r>
-        <w:r>
-          <w:rPr>
-            <w:noProof/>
-            <w:webHidden/>
-          </w:rPr>
-          <w:tab/>
-        </w:r>
-        <w:r>
-          <w:rPr>
-            <w:noProof/>
-            <w:webHidden/>
-          </w:rPr>
-          <w:fldChar w:fldCharType="begin"/>
-        </w:r>
-        <w:r>
-          <w:rPr>
-            <w:noProof/>
-            <w:webHidden/>
-          </w:rPr>
-          <w:instrText xml:space="preserve"> PAGEREF _Toc33411064 \h </w:instrText>
-        </w:r>
-        <w:r>
-          <w:rPr>
-            <w:noProof/>
-            <w:webHidden/>
-          </w:rPr>
-        </w:r>
-        <w:r>
-          <w:rPr>
-            <w:noProof/>
-            <w:webHidden/>
-          </w:rPr>
-          <w:fldChar w:fldCharType="separate"/>
-        </w:r>
-        <w:r>
-          <w:rPr>
-            <w:noProof/>
-            <w:webHidden/>
-          </w:rPr>
-          <w:t>6</w:t>
-        </w:r>
-        <w:r>
-          <w:rPr>
-            <w:noProof/>
-            <w:webHidden/>
-          </w:rPr>
-          <w:fldChar w:fldCharType="end"/>
-        </w:r>
-      </w:hyperlink>
-    </w:p>
-    <w:p>
-      <w:pPr>
-        <w:pStyle w:val="TDC2"/>
-        <w:tabs>
-          <w:tab w:val="left" w:pos="720"/>
-          <w:tab w:val="right" w:pos="8494"/>
-        </w:tabs>
-        <w:rPr>
-          <w:rFonts w:ascii="Times New Roman" w:hAnsi="Times New Roman"/>
-          <w:b w:val="0"/>
-          <w:bCs w:val="0"/>
-          <w:noProof/>
-          <w:sz w:val="24"/>
-        </w:rPr>
-      </w:pPr>
-      <w:hyperlink r:id="rId27" w:history="1">
-        <w:r>
-          <w:rPr>
-            <w:rStyle w:val="Hipervnculo"/>
-            <w:noProof/>
-          </w:rPr>
-          <w:t>1.6</w:t>
-        </w:r>
-        <w:r>
-          <w:rPr>
-            <w:rFonts w:ascii="Times New Roman" w:hAnsi="Times New Roman"/>
-            <w:b w:val="0"/>
-            <w:bCs w:val="0"/>
-            <w:noProof/>
-            <w:sz w:val="24"/>
-          </w:rPr>
-          <w:tab/>
-        </w:r>
-        <w:r>
-          <w:rPr>
-            <w:rStyle w:val="Hipervnculo"/>
-            <w:noProof/>
-          </w:rPr>
-          <w:t>Resumen</w:t>
-        </w:r>
-        <w:r>
-          <w:rPr>
-            <w:noProof/>
-            <w:webHidden/>
-          </w:rPr>
-          <w:tab/>
-        </w:r>
-        <w:r>
-          <w:rPr>
-            <w:noProof/>
-            <w:webHidden/>
-          </w:rPr>
-          <w:fldChar w:fldCharType="begin"/>
-        </w:r>
-        <w:r>
-          <w:rPr>
-            <w:noProof/>
-            <w:webHidden/>
-          </w:rPr>
-          <w:instrText xml:space="preserve"> PAGEREF _Toc33411065 \h </w:instrText>
-        </w:r>
-        <w:r>
-          <w:rPr>
-            <w:noProof/>
-            <w:webHidden/>
-          </w:rPr>
-        </w:r>
-        <w:r>
-          <w:rPr>
-            <w:noProof/>
-            <w:webHidden/>
-          </w:rPr>
-          <w:fldChar w:fldCharType="separate"/>
-        </w:r>
-        <w:r>
-          <w:rPr>
-            <w:noProof/>
-            <w:webHidden/>
-          </w:rPr>
-          <w:t>6</w:t>
-        </w:r>
-        <w:r>
-          <w:rPr>
-            <w:noProof/>
-            <w:webHidden/>
-          </w:rPr>
-          <w:fldChar w:fldCharType="end"/>
-        </w:r>
-      </w:hyperlink>
-    </w:p>
-    <w:p>
-      <w:pPr>
-        <w:pStyle w:val="TDC1"/>
-        <w:tabs>
-          <w:tab w:val="left" w:pos="480"/>
-          <w:tab w:val="right" w:pos="8494"/>
-        </w:tabs>
-        <w:rPr>
-          <w:rFonts w:ascii="Times New Roman" w:hAnsi="Times New Roman"/>
-          <w:b w:val="0"/>
-          <w:bCs w:val="0"/>
-          <w:caps w:val="0"/>
-          <w:noProof/>
-          <w:sz w:val="24"/>
-          <w:szCs w:val="24"/>
-        </w:rPr>
-      </w:pPr>
-      <w:hyperlink r:id="rId28" w:history="1">
-        <w:r>
-          <w:rPr>
-            <w:rStyle w:val="Hipervnculo"/>
-            <w:noProof/>
-          </w:rPr>
-          <w:t>2</w:t>
-        </w:r>
-        <w:r>
-          <w:rPr>
-            <w:rFonts w:ascii="Times New Roman" w:hAnsi="Times New Roman"/>
-            <w:b w:val="0"/>
-            <w:bCs w:val="0"/>
-            <w:caps w:val="0"/>
-            <w:noProof/>
-            <w:sz w:val="24"/>
-            <w:szCs w:val="24"/>
-          </w:rPr>
-          <w:tab/>
-        </w:r>
-        <w:r>
-          <w:rPr>
-            <w:rStyle w:val="Hipervnculo"/>
-            <w:noProof/>
-          </w:rPr>
-          <w:t>Descripción general</w:t>
-        </w:r>
-        <w:r>
-          <w:rPr>
-            <w:noProof/>
-            <w:webHidden/>
-          </w:rPr>
-          <w:tab/>
-        </w:r>
-        <w:r>
-          <w:rPr>
-            <w:noProof/>
-            <w:webHidden/>
-          </w:rPr>
-          <w:fldChar w:fldCharType="begin"/>
-        </w:r>
-        <w:r>
-          <w:rPr>
-            <w:noProof/>
-            <w:webHidden/>
-          </w:rPr>
-          <w:instrText xml:space="preserve"> PAGEREF _Toc33411066 \h </w:instrText>
-        </w:r>
-        <w:r>
-          <w:rPr>
-            <w:noProof/>
-            <w:webHidden/>
-          </w:rPr>
-        </w:r>
-        <w:r>
-          <w:rPr>
-            <w:noProof/>
-            <w:webHidden/>
-          </w:rPr>
-          <w:fldChar w:fldCharType="separate"/>
-        </w:r>
-        <w:r>
-          <w:rPr>
-            <w:noProof/>
-            <w:webHidden/>
-          </w:rPr>
-          <w:t>7</w:t>
-        </w:r>
-        <w:r>
-          <w:rPr>
-            <w:noProof/>
-            <w:webHidden/>
-          </w:rPr>
-          <w:fldChar w:fldCharType="end"/>
-        </w:r>
-      </w:hyperlink>
-    </w:p>
-    <w:p>
-      <w:pPr>
-        <w:pStyle w:val="TDC2"/>
-        <w:tabs>
-          <w:tab w:val="left" w:pos="720"/>
-          <w:tab w:val="right" w:pos="8494"/>
-        </w:tabs>
-        <w:rPr>
-          <w:rFonts w:ascii="Times New Roman" w:hAnsi="Times New Roman"/>
-          <w:b w:val="0"/>
-          <w:bCs w:val="0"/>
-          <w:noProof/>
-          <w:sz w:val="24"/>
-        </w:rPr>
-      </w:pPr>
-      <w:hyperlink r:id="rId29" w:history="1">
-        <w:r>
-          <w:rPr>
-            <w:rStyle w:val="Hipervnculo"/>
-            <w:noProof/>
-          </w:rPr>
-          <w:t>2.1</w:t>
-        </w:r>
-        <w:r>
-          <w:rPr>
-            <w:rFonts w:ascii="Times New Roman" w:hAnsi="Times New Roman"/>
-            <w:b w:val="0"/>
-            <w:bCs w:val="0"/>
-            <w:noProof/>
-            <w:sz w:val="24"/>
-          </w:rPr>
-          <w:tab/>
-        </w:r>
-        <w:r>
-          <w:rPr>
-            <w:rStyle w:val="Hipervnculo"/>
-            <w:noProof/>
-          </w:rPr>
-          <w:t>Perspectiva del producto</w:t>
-        </w:r>
-        <w:r>
-          <w:rPr>
-            <w:noProof/>
-            <w:webHidden/>
-          </w:rPr>
-          <w:tab/>
-        </w:r>
-        <w:r>
-          <w:rPr>
-            <w:noProof/>
-            <w:webHidden/>
-          </w:rPr>
-          <w:fldChar w:fldCharType="begin"/>
-        </w:r>
-        <w:r>
-          <w:rPr>
-            <w:noProof/>
-            <w:webHidden/>
-          </w:rPr>
-          <w:instrText xml:space="preserve"> PAGEREF _Toc33411067 \h </w:instrText>
-        </w:r>
-        <w:r>
-          <w:rPr>
-            <w:noProof/>
-            <w:webHidden/>
-          </w:rPr>
-        </w:r>
-        <w:r>
-          <w:rPr>
-            <w:noProof/>
-            <w:webHidden/>
-          </w:rPr>
-          <w:fldChar w:fldCharType="separate"/>
-        </w:r>
-        <w:r>
-          <w:rPr>
-            <w:noProof/>
-            <w:webHidden/>
-          </w:rPr>
-          <w:t>7</w:t>
-        </w:r>
-        <w:r>
-          <w:rPr>
-            <w:noProof/>
-            <w:webHidden/>
-          </w:rPr>
-          <w:fldChar w:fldCharType="end"/>
-        </w:r>
-      </w:hyperlink>
-    </w:p>
-    <w:p>
-      <w:pPr>
-        <w:pStyle w:val="TDC2"/>
-        <w:tabs>
-          <w:tab w:val="left" w:pos="720"/>
-          <w:tab w:val="right" w:pos="8494"/>
-        </w:tabs>
-        <w:rPr>
-          <w:rFonts w:ascii="Times New Roman" w:hAnsi="Times New Roman"/>
-          <w:b w:val="0"/>
-          <w:bCs w:val="0"/>
-          <w:noProof/>
-          <w:sz w:val="24"/>
-        </w:rPr>
-      </w:pPr>
-      <w:hyperlink r:id="rId30" w:history="1">
-        <w:r>
-          <w:rPr>
-            <w:rStyle w:val="Hipervnculo"/>
-            <w:noProof/>
-          </w:rPr>
-          <w:t>2.2</w:t>
-        </w:r>
-        <w:r>
-          <w:rPr>
-            <w:rFonts w:ascii="Times New Roman" w:hAnsi="Times New Roman"/>
-            <w:b w:val="0"/>
-            <w:bCs w:val="0"/>
-            <w:noProof/>
-            <w:sz w:val="24"/>
-          </w:rPr>
-          <w:tab/>
-        </w:r>
-        <w:r>
-          <w:rPr>
-            <w:rStyle w:val="Hipervnculo"/>
-            <w:noProof/>
-          </w:rPr>
-          <w:t>Funcionalidad del producto</w:t>
-        </w:r>
-        <w:r>
-          <w:rPr>
-            <w:noProof/>
-            <w:webHidden/>
-          </w:rPr>
-          <w:tab/>
-        </w:r>
-        <w:r>
-          <w:rPr>
-            <w:noProof/>
-            <w:webHidden/>
-          </w:rPr>
-          <w:fldChar w:fldCharType="begin"/>
-        </w:r>
-        <w:r>
-          <w:rPr>
-            <w:noProof/>
-            <w:webHidden/>
-          </w:rPr>
-          <w:instrText xml:space="preserve"> PAGEREF _Toc33411068 \h </w:instrText>
-        </w:r>
-        <w:r>
-          <w:rPr>
-            <w:noProof/>
-            <w:webHidden/>
-          </w:rPr>
-        </w:r>
-        <w:r>
-          <w:rPr>
-            <w:noProof/>
-            <w:webHidden/>
-          </w:rPr>
-          <w:fldChar w:fldCharType="separate"/>
-        </w:r>
-        <w:r>
-          <w:rPr>
-            <w:noProof/>
-            <w:webHidden/>
-          </w:rPr>
-          <w:t>7</w:t>
-        </w:r>
-        <w:r>
-          <w:rPr>
-            <w:noProof/>
-            <w:webHidden/>
-          </w:rPr>
-          <w:fldChar w:fldCharType="end"/>
-        </w:r>
-      </w:hyperlink>
-    </w:p>
-    <w:p>
-      <w:pPr>
-        <w:pStyle w:val="TDC2"/>
-        <w:tabs>
-          <w:tab w:val="left" w:pos="720"/>
-          <w:tab w:val="right" w:pos="8494"/>
-        </w:tabs>
-        <w:rPr>
-          <w:rFonts w:ascii="Times New Roman" w:hAnsi="Times New Roman"/>
-          <w:b w:val="0"/>
-          <w:bCs w:val="0"/>
-          <w:noProof/>
-          <w:sz w:val="24"/>
-        </w:rPr>
-      </w:pPr>
-      <w:hyperlink r:id="rId31" w:history="1">
-        <w:r>
-          <w:rPr>
-            <w:rStyle w:val="Hipervnculo"/>
-            <w:noProof/>
-          </w:rPr>
-          <w:t>2.3</w:t>
-        </w:r>
-        <w:r>
-          <w:rPr>
-            <w:rFonts w:ascii="Times New Roman" w:hAnsi="Times New Roman"/>
-            <w:b w:val="0"/>
-            <w:bCs w:val="0"/>
-            <w:noProof/>
-            <w:sz w:val="24"/>
-          </w:rPr>
-          <w:tab/>
-        </w:r>
-        <w:r>
-          <w:rPr>
-            <w:rStyle w:val="Hipervnculo"/>
-            <w:noProof/>
-          </w:rPr>
-          <w:t>Características de los usuarios</w:t>
-        </w:r>
-        <w:r>
-          <w:rPr>
-            <w:noProof/>
-            <w:webHidden/>
-          </w:rPr>
-          <w:tab/>
-        </w:r>
-        <w:r>
-          <w:rPr>
-            <w:noProof/>
-            <w:webHidden/>
-          </w:rPr>
-          <w:fldChar w:fldCharType="begin"/>
-        </w:r>
-        <w:r>
-          <w:rPr>
-            <w:noProof/>
-            <w:webHidden/>
-          </w:rPr>
-          <w:instrText xml:space="preserve"> PAGEREF _Toc33411069 \h </w:instrText>
-        </w:r>
-        <w:r>
-          <w:rPr>
-            <w:noProof/>
-            <w:webHidden/>
-          </w:rPr>
-        </w:r>
-        <w:r>
-          <w:rPr>
-            <w:noProof/>
-            <w:webHidden/>
-          </w:rPr>
-          <w:fldChar w:fldCharType="separate"/>
-        </w:r>
-        <w:r>
-          <w:rPr>
-            <w:noProof/>
-            <w:webHidden/>
-          </w:rPr>
-          <w:t>7</w:t>
-        </w:r>
-        <w:r>
-          <w:rPr>
-            <w:noProof/>
-            <w:webHidden/>
-          </w:rPr>
-          <w:fldChar w:fldCharType="end"/>
-        </w:r>
-      </w:hyperlink>
-    </w:p>
-    <w:p>
-      <w:pPr>
-        <w:pStyle w:val="TDC2"/>
-        <w:tabs>
-          <w:tab w:val="left" w:pos="720"/>
-          <w:tab w:val="right" w:pos="8494"/>
-        </w:tabs>
-        <w:rPr>
-          <w:rFonts w:ascii="Times New Roman" w:hAnsi="Times New Roman"/>
-          <w:b w:val="0"/>
-          <w:bCs w:val="0"/>
-          <w:noProof/>
-          <w:sz w:val="24"/>
-        </w:rPr>
-      </w:pPr>
-      <w:hyperlink r:id="rId32" w:history="1">
-        <w:r>
-          <w:rPr>
-            <w:rStyle w:val="Hipervnculo"/>
-            <w:noProof/>
-          </w:rPr>
-          <w:t>2.4</w:t>
-        </w:r>
-        <w:r>
-          <w:rPr>
-            <w:rFonts w:ascii="Times New Roman" w:hAnsi="Times New Roman"/>
-            <w:b w:val="0"/>
-            <w:bCs w:val="0"/>
-            <w:noProof/>
-            <w:sz w:val="24"/>
-          </w:rPr>
-          <w:tab/>
-        </w:r>
-        <w:r>
-          <w:rPr>
-            <w:rStyle w:val="Hipervnculo"/>
-            <w:noProof/>
-          </w:rPr>
-          <w:t>Restricciones</w:t>
-        </w:r>
-        <w:r>
-          <w:rPr>
-            <w:noProof/>
-            <w:webHidden/>
-          </w:rPr>
-          <w:tab/>
-        </w:r>
-        <w:r>
-          <w:rPr>
-            <w:noProof/>
-            <w:webHidden/>
-          </w:rPr>
-          <w:fldChar w:fldCharType="begin"/>
-        </w:r>
-        <w:r>
-          <w:rPr>
-            <w:noProof/>
-            <w:webHidden/>
-          </w:rPr>
-          <w:instrText xml:space="preserve"> PAGEREF _Toc33411070 \h </w:instrText>
-        </w:r>
-        <w:r>
-          <w:rPr>
-            <w:noProof/>
-            <w:webHidden/>
-          </w:rPr>
-        </w:r>
-        <w:r>
-          <w:rPr>
-            <w:noProof/>
-            <w:webHidden/>
-          </w:rPr>
-          <w:fldChar w:fldCharType="separate"/>
-        </w:r>
-        <w:r>
-          <w:rPr>
-            <w:noProof/>
-            <w:webHidden/>
-          </w:rPr>
-          <w:t>7</w:t>
-        </w:r>
-        <w:r>
-          <w:rPr>
-            <w:noProof/>
-            <w:webHidden/>
-          </w:rPr>
-          <w:fldChar w:fldCharType="end"/>
-        </w:r>
-      </w:hyperlink>
-    </w:p>
-    <w:p>
-      <w:pPr>
-        <w:pStyle w:val="TDC2"/>
-        <w:tabs>
-          <w:tab w:val="left" w:pos="720"/>
-          <w:tab w:val="right" w:pos="8494"/>
-        </w:tabs>
-        <w:rPr>
-          <w:rFonts w:ascii="Times New Roman" w:hAnsi="Times New Roman"/>
-          <w:b w:val="0"/>
-          <w:bCs w:val="0"/>
-          <w:noProof/>
-          <w:sz w:val="24"/>
-        </w:rPr>
-      </w:pPr>
-      <w:hyperlink r:id="rId33" w:history="1">
-        <w:r>
-          <w:rPr>
-            <w:rStyle w:val="Hipervnculo"/>
-            <w:noProof/>
-          </w:rPr>
-          <w:t>2.5</w:t>
-        </w:r>
-        <w:r>
-          <w:rPr>
-            <w:rFonts w:ascii="Times New Roman" w:hAnsi="Times New Roman"/>
-            <w:b w:val="0"/>
-            <w:bCs w:val="0"/>
-            <w:noProof/>
-            <w:sz w:val="24"/>
-          </w:rPr>
-          <w:tab/>
-        </w:r>
-        <w:r>
-          <w:rPr>
-            <w:rStyle w:val="Hipervnculo"/>
-            <w:noProof/>
-          </w:rPr>
-          <w:t>Suposiciones y dependencias</w:t>
-        </w:r>
-        <w:r>
-          <w:rPr>
-            <w:noProof/>
-            <w:webHidden/>
-          </w:rPr>
-          <w:tab/>
-        </w:r>
-        <w:r>
-          <w:rPr>
-            <w:noProof/>
-            <w:webHidden/>
-          </w:rPr>
-          <w:fldChar w:fldCharType="begin"/>
-        </w:r>
-        <w:r>
-          <w:rPr>
-            <w:noProof/>
-            <w:webHidden/>
-          </w:rPr>
-          <w:instrText xml:space="preserve"> PAGEREF _Toc33411071 \h </w:instrText>
-        </w:r>
-        <w:r>
-          <w:rPr>
-            <w:noProof/>
-            <w:webHidden/>
-          </w:rPr>
-        </w:r>
-        <w:r>
-          <w:rPr>
-            <w:noProof/>
-            <w:webHidden/>
-          </w:rPr>
-          <w:fldChar w:fldCharType="separate"/>
-        </w:r>
-        <w:r>
-          <w:rPr>
-            <w:noProof/>
-            <w:webHidden/>
-          </w:rPr>
-          <w:t>7</w:t>
-        </w:r>
-        <w:r>
-          <w:rPr>
-            <w:noProof/>
-            <w:webHidden/>
-          </w:rPr>
-          <w:fldChar w:fldCharType="end"/>
-        </w:r>
-      </w:hyperlink>
-    </w:p>
-    <w:p>
-      <w:pPr>
-        <w:pStyle w:val="TDC2"/>
-        <w:tabs>
-          <w:tab w:val="left" w:pos="720"/>
-          <w:tab w:val="right" w:pos="8494"/>
-        </w:tabs>
-        <w:rPr>
-          <w:rFonts w:ascii="Times New Roman" w:hAnsi="Times New Roman"/>
-          <w:b w:val="0"/>
-          <w:bCs w:val="0"/>
-          <w:noProof/>
-          <w:sz w:val="24"/>
-        </w:rPr>
-      </w:pPr>
-      <w:hyperlink r:id="rId34" w:history="1">
-        <w:r>
-          <w:rPr>
-            <w:rStyle w:val="Hipervnculo"/>
-            <w:noProof/>
-          </w:rPr>
-          <w:t>2.6</w:t>
-        </w:r>
-        <w:r>
-          <w:rPr>
-            <w:rFonts w:ascii="Times New Roman" w:hAnsi="Times New Roman"/>
-            <w:b w:val="0"/>
-            <w:bCs w:val="0"/>
-            <w:noProof/>
-            <w:sz w:val="24"/>
-          </w:rPr>
-          <w:tab/>
-        </w:r>
-        <w:r>
-          <w:rPr>
-            <w:rStyle w:val="Hipervnculo"/>
-            <w:noProof/>
-          </w:rPr>
-          <w:t>Evolución previsible del sistema</w:t>
-        </w:r>
-        <w:r>
-          <w:rPr>
-            <w:noProof/>
-            <w:webHidden/>
-          </w:rPr>
-          <w:tab/>
-        </w:r>
-        <w:r>
-          <w:rPr>
-            <w:noProof/>
-            <w:webHidden/>
-          </w:rPr>
-          <w:fldChar w:fldCharType="begin"/>
-        </w:r>
-        <w:r>
-          <w:rPr>
-            <w:noProof/>
-            <w:webHidden/>
-          </w:rPr>
-          <w:instrText xml:space="preserve"> PAGEREF _Toc33411072 \h </w:instrText>
-        </w:r>
-        <w:r>
-          <w:rPr>
-            <w:noProof/>
-            <w:webHidden/>
-          </w:rPr>
-        </w:r>
-        <w:r>
-          <w:rPr>
-            <w:noProof/>
-            <w:webHidden/>
-          </w:rPr>
-          <w:fldChar w:fldCharType="separate"/>
-        </w:r>
-        <w:r>
-          <w:rPr>
-            <w:noProof/>
-            <w:webHidden/>
-          </w:rPr>
-          <w:t>7</w:t>
-        </w:r>
-        <w:r>
-          <w:rPr>
-            <w:noProof/>
-            <w:webHidden/>
-          </w:rPr>
-          <w:fldChar w:fldCharType="end"/>
-        </w:r>
-      </w:hyperlink>
-    </w:p>
-    <w:p>
-      <w:pPr>
-        <w:pStyle w:val="TDC1"/>
-        <w:tabs>
-          <w:tab w:val="left" w:pos="480"/>
-          <w:tab w:val="right" w:pos="8494"/>
-        </w:tabs>
-        <w:rPr>
-          <w:rFonts w:ascii="Times New Roman" w:hAnsi="Times New Roman"/>
-          <w:b w:val="0"/>
-          <w:bCs w:val="0"/>
-          <w:caps w:val="0"/>
-          <w:noProof/>
-          <w:sz w:val="24"/>
-          <w:szCs w:val="24"/>
-        </w:rPr>
-      </w:pPr>
-      <w:hyperlink r:id="rId35" w:history="1">
-        <w:r>
-          <w:rPr>
-            <w:rStyle w:val="Hipervnculo"/>
-            <w:noProof/>
-          </w:rPr>
-          <w:t>3</w:t>
-        </w:r>
-        <w:r>
-          <w:rPr>
-            <w:rFonts w:ascii="Times New Roman" w:hAnsi="Times New Roman"/>
-            <w:b w:val="0"/>
-            <w:bCs w:val="0"/>
-            <w:caps w:val="0"/>
-            <w:noProof/>
-            <w:sz w:val="24"/>
-            <w:szCs w:val="24"/>
-          </w:rPr>
-          <w:tab/>
-        </w:r>
-        <w:r>
-          <w:rPr>
-            <w:rStyle w:val="Hipervnculo"/>
-            <w:noProof/>
-          </w:rPr>
-          <w:t>Requisitos específicos</w:t>
-        </w:r>
-        <w:r>
-          <w:rPr>
-            <w:noProof/>
-            <w:webHidden/>
-          </w:rPr>
-          <w:tab/>
-        </w:r>
-        <w:r>
-          <w:rPr>
-            <w:noProof/>
-            <w:webHidden/>
-          </w:rPr>
-          <w:fldChar w:fldCharType="begin"/>
-        </w:r>
-        <w:r>
-          <w:rPr>
-            <w:noProof/>
-            <w:webHidden/>
-          </w:rPr>
-          <w:instrText xml:space="preserve"> PAGEREF _Toc33411073 \h </w:instrText>
-        </w:r>
-        <w:r>
-          <w:rPr>
-            <w:noProof/>
-            <w:webHidden/>
-          </w:rPr>
-        </w:r>
-        <w:r>
-          <w:rPr>
-            <w:noProof/>
-            <w:webHidden/>
-          </w:rPr>
-          <w:fldChar w:fldCharType="separate"/>
-        </w:r>
-        <w:r>
-          <w:rPr>
-            <w:noProof/>
-            <w:webHidden/>
-          </w:rPr>
-          <w:t>7</w:t>
-        </w:r>
-        <w:r>
-          <w:rPr>
-            <w:noProof/>
-            <w:webHidden/>
-          </w:rPr>
-          <w:fldChar w:fldCharType="end"/>
-        </w:r>
-      </w:hyperlink>
-    </w:p>
-    <w:p>
-      <w:pPr>
-        <w:pStyle w:val="TDC2"/>
-        <w:tabs>
-          <w:tab w:val="left" w:pos="720"/>
-          <w:tab w:val="right" w:pos="8494"/>
-        </w:tabs>
-        <w:rPr>
-          <w:rFonts w:ascii="Times New Roman" w:hAnsi="Times New Roman"/>
-          <w:b w:val="0"/>
-          <w:bCs w:val="0"/>
-          <w:noProof/>
-          <w:sz w:val="24"/>
-        </w:rPr>
-      </w:pPr>
-      <w:hyperlink r:id="rId36" w:history="1">
-        <w:r>
-          <w:rPr>
-            <w:rStyle w:val="Hipervnculo"/>
-            <w:noProof/>
-          </w:rPr>
-          <w:t>3.1</w:t>
-        </w:r>
-        <w:r>
-          <w:rPr>
-            <w:rFonts w:ascii="Times New Roman" w:hAnsi="Times New Roman"/>
-            <w:b w:val="0"/>
-            <w:bCs w:val="0"/>
-            <w:noProof/>
-            <w:sz w:val="24"/>
-          </w:rPr>
-          <w:tab/>
-        </w:r>
-        <w:r>
-          <w:rPr>
-            <w:rStyle w:val="Hipervnculo"/>
-            <w:noProof/>
-          </w:rPr>
-          <w:t>Requisitos comunes de los interfaces</w:t>
-        </w:r>
-        <w:r>
-          <w:rPr>
-            <w:noProof/>
-            <w:webHidden/>
-          </w:rPr>
-          <w:tab/>
-        </w:r>
-        <w:r>
-          <w:rPr>
-            <w:noProof/>
-            <w:webHidden/>
-          </w:rPr>
-          <w:fldChar w:fldCharType="begin"/>
-        </w:r>
-        <w:r>
-          <w:rPr>
-            <w:noProof/>
-            <w:webHidden/>
-          </w:rPr>
-          <w:instrText xml:space="preserve"> PAGEREF _Toc33411074 \h </w:instrText>
-        </w:r>
-        <w:r>
-          <w:rPr>
-            <w:noProof/>
-            <w:webHidden/>
-          </w:rPr>
-        </w:r>
-        <w:r>
-          <w:rPr>
-            <w:noProof/>
-            <w:webHidden/>
-          </w:rPr>
-          <w:fldChar w:fldCharType="separate"/>
-        </w:r>
-        <w:r>
-          <w:rPr>
-            <w:noProof/>
-            <w:webHidden/>
-          </w:rPr>
-          <w:t>8</w:t>
-        </w:r>
-        <w:r>
-          <w:rPr>
-            <w:noProof/>
-            <w:webHidden/>
-          </w:rPr>
-          <w:fldChar w:fldCharType="end"/>
-        </w:r>
-      </w:hyperlink>
-    </w:p>
-    <w:p>
-      <w:pPr>
-        <w:pStyle w:val="TDC3"/>
-        <w:tabs>
-          <w:tab w:val="left" w:pos="960"/>
-          <w:tab w:val="right" w:pos="8494"/>
-        </w:tabs>
-        <w:rPr>
-          <w:rFonts w:ascii="Times New Roman" w:hAnsi="Times New Roman"/>
-          <w:noProof/>
-          <w:sz w:val="24"/>
-        </w:rPr>
-      </w:pPr>
-      <w:hyperlink r:id="rId37" w:history="1">
-        <w:r>
-          <w:rPr>
-            <w:rStyle w:val="Hipervnculo"/>
-            <w:noProof/>
-          </w:rPr>
-          <w:t>3.1.1</w:t>
-        </w:r>
-        <w:r>
-          <w:rPr>
-            <w:rFonts w:ascii="Times New Roman" w:hAnsi="Times New Roman"/>
-            <w:noProof/>
-            <w:sz w:val="24"/>
-          </w:rPr>
-          <w:tab/>
-        </w:r>
-        <w:r>
-          <w:rPr>
-            <w:rStyle w:val="Hipervnculo"/>
-            <w:noProof/>
-          </w:rPr>
-          <w:t>Interfaces de usuario</w:t>
-        </w:r>
-        <w:r>
-          <w:rPr>
-            <w:noProof/>
-            <w:webHidden/>
-          </w:rPr>
-          <w:tab/>
-        </w:r>
-        <w:r>
-          <w:rPr>
-            <w:noProof/>
-            <w:webHidden/>
-          </w:rPr>
-          <w:fldChar w:fldCharType="begin"/>
-        </w:r>
-        <w:r>
-          <w:rPr>
-            <w:noProof/>
-            <w:webHidden/>
-          </w:rPr>
-          <w:instrText xml:space="preserve"> PAGEREF _Toc33411075 \h </w:instrText>
-        </w:r>
-        <w:r>
-          <w:rPr>
-            <w:noProof/>
-            <w:webHidden/>
-          </w:rPr>
-        </w:r>
-        <w:r>
-          <w:rPr>
-            <w:noProof/>
-            <w:webHidden/>
-          </w:rPr>
-          <w:fldChar w:fldCharType="separate"/>
-        </w:r>
-        <w:r>
-          <w:rPr>
-            <w:noProof/>
-            <w:webHidden/>
-          </w:rPr>
-          <w:t>8</w:t>
-        </w:r>
-        <w:r>
-          <w:rPr>
-            <w:noProof/>
-            <w:webHidden/>
-          </w:rPr>
-          <w:fldChar w:fldCharType="end"/>
-        </w:r>
-      </w:hyperlink>
-    </w:p>
-    <w:p>
-      <w:pPr>
-        <w:pStyle w:val="TDC3"/>
-        <w:tabs>
-          <w:tab w:val="left" w:pos="960"/>
-          <w:tab w:val="right" w:pos="8494"/>
-        </w:tabs>
-        <w:rPr>
-          <w:rFonts w:ascii="Times New Roman" w:hAnsi="Times New Roman"/>
-          <w:noProof/>
-          <w:sz w:val="24"/>
-        </w:rPr>
-      </w:pPr>
-      <w:hyperlink r:id="rId38" w:history="1">
-        <w:r>
-          <w:rPr>
-            <w:rStyle w:val="Hipervnculo"/>
-            <w:noProof/>
-          </w:rPr>
-          <w:t>3.1.2</w:t>
-        </w:r>
-        <w:r>
-          <w:rPr>
-            <w:rFonts w:ascii="Times New Roman" w:hAnsi="Times New Roman"/>
-            <w:noProof/>
-            <w:sz w:val="24"/>
-          </w:rPr>
-          <w:tab/>
-        </w:r>
-        <w:r>
-          <w:rPr>
-            <w:rStyle w:val="Hipervnculo"/>
-            <w:noProof/>
-          </w:rPr>
-          <w:t>Interfaces de hardware</w:t>
-        </w:r>
-        <w:r>
-          <w:rPr>
-            <w:noProof/>
-            <w:webHidden/>
-          </w:rPr>
-          <w:tab/>
-        </w:r>
-        <w:r>
-          <w:rPr>
-            <w:noProof/>
-            <w:webHidden/>
-          </w:rPr>
-          <w:fldChar w:fldCharType="begin"/>
-        </w:r>
-        <w:r>
-          <w:rPr>
-            <w:noProof/>
-            <w:webHidden/>
-          </w:rPr>
-          <w:instrText xml:space="preserve"> PAGEREF _Toc33411076 \h </w:instrText>
-        </w:r>
-        <w:r>
-          <w:rPr>
-            <w:noProof/>
-            <w:webHidden/>
-          </w:rPr>
-        </w:r>
-        <w:r>
-          <w:rPr>
-            <w:noProof/>
-            <w:webHidden/>
-          </w:rPr>
-          <w:fldChar w:fldCharType="separate"/>
-        </w:r>
-        <w:r>
-          <w:rPr>
-            <w:noProof/>
-            <w:webHidden/>
-          </w:rPr>
-          <w:t>8</w:t>
-        </w:r>
-        <w:r>
-          <w:rPr>
-            <w:noProof/>
-            <w:webHidden/>
-          </w:rPr>
-          <w:fldChar w:fldCharType="end"/>
-        </w:r>
-      </w:hyperlink>
-    </w:p>
-    <w:p>
-      <w:pPr>
-        <w:pStyle w:val="TDC3"/>
-        <w:tabs>
-          <w:tab w:val="left" w:pos="960"/>
-          <w:tab w:val="right" w:pos="8494"/>
-        </w:tabs>
-        <w:rPr>
-          <w:rFonts w:ascii="Times New Roman" w:hAnsi="Times New Roman"/>
-          <w:noProof/>
-          <w:sz w:val="24"/>
-        </w:rPr>
-      </w:pPr>
-      <w:hyperlink r:id="rId39" w:history="1">
-        <w:r>
-          <w:rPr>
-            <w:rStyle w:val="Hipervnculo"/>
-            <w:noProof/>
-            <w:lang w:val="fr-FR"/>
-          </w:rPr>
-          <w:t>3.1.3</w:t>
-        </w:r>
-        <w:r>
-          <w:rPr>
-            <w:rFonts w:ascii="Times New Roman" w:hAnsi="Times New Roman"/>
-            <w:noProof/>
-            <w:sz w:val="24"/>
-          </w:rPr>
-          <w:tab/>
-        </w:r>
-        <w:r>
-          <w:rPr>
-            <w:rStyle w:val="Hipervnculo"/>
-            <w:noProof/>
-            <w:lang w:val="fr-FR"/>
-          </w:rPr>
-          <w:t>Interfaces de software</w:t>
-        </w:r>
-        <w:r>
-          <w:rPr>
-            <w:noProof/>
-            <w:webHidden/>
-          </w:rPr>
-          <w:tab/>
-        </w:r>
-        <w:r>
-          <w:rPr>
-            <w:noProof/>
-            <w:webHidden/>
-          </w:rPr>
-          <w:fldChar w:fldCharType="begin"/>
-        </w:r>
-        <w:r>
-          <w:rPr>
-            <w:noProof/>
-            <w:webHidden/>
-          </w:rPr>
-          <w:instrText xml:space="preserve"> PAGEREF _Toc33411077 \h </w:instrText>
-        </w:r>
-        <w:r>
-          <w:rPr>
-            <w:noProof/>
-            <w:webHidden/>
-          </w:rPr>
-        </w:r>
-        <w:r>
-          <w:rPr>
-            <w:noProof/>
-            <w:webHidden/>
-          </w:rPr>
-          <w:fldChar w:fldCharType="separate"/>
-        </w:r>
-        <w:r>
-          <w:rPr>
-            <w:noProof/>
-            <w:webHidden/>
-          </w:rPr>
-          <w:t>8</w:t>
-        </w:r>
-        <w:r>
-          <w:rPr>
-            <w:noProof/>
-            <w:webHidden/>
-          </w:rPr>
-          <w:fldChar w:fldCharType="end"/>
-        </w:r>
-      </w:hyperlink>
-    </w:p>
-    <w:p>
-      <w:pPr>
-        <w:pStyle w:val="TDC3"/>
-        <w:tabs>
-          <w:tab w:val="left" w:pos="960"/>
-          <w:tab w:val="right" w:pos="8494"/>
-        </w:tabs>
-        <w:rPr>
-          <w:rFonts w:ascii="Times New Roman" w:hAnsi="Times New Roman"/>
-          <w:noProof/>
-          <w:sz w:val="24"/>
-        </w:rPr>
-      </w:pPr>
-      <w:hyperlink r:id="rId40" w:history="1">
-        <w:r>
-          <w:rPr>
-            <w:rStyle w:val="Hipervnculo"/>
-            <w:noProof/>
-          </w:rPr>
-          <w:t>3.1.4</w:t>
-        </w:r>
-        <w:r>
-          <w:rPr>
-            <w:rFonts w:ascii="Times New Roman" w:hAnsi="Times New Roman"/>
-            <w:noProof/>
-            <w:sz w:val="24"/>
-          </w:rPr>
-          <w:tab/>
-        </w:r>
-        <w:r>
-          <w:rPr>
-            <w:rStyle w:val="Hipervnculo"/>
-            <w:noProof/>
-          </w:rPr>
-          <w:t>Interfaces de comunicación</w:t>
-        </w:r>
-        <w:r>
-          <w:rPr>
-            <w:noProof/>
-            <w:webHidden/>
-          </w:rPr>
-          <w:tab/>
-        </w:r>
-        <w:r>
-          <w:rPr>
-            <w:noProof/>
-            <w:webHidden/>
-          </w:rPr>
-          <w:fldChar w:fldCharType="begin"/>
-        </w:r>
-        <w:r>
-          <w:rPr>
-            <w:noProof/>
-            <w:webHidden/>
-          </w:rPr>
-          <w:instrText xml:space="preserve"> PAGEREF _Toc33411078 \h </w:instrText>
-        </w:r>
-        <w:r>
-          <w:rPr>
-            <w:noProof/>
-            <w:webHidden/>
-          </w:rPr>
-        </w:r>
-        <w:r>
-          <w:rPr>
-            <w:noProof/>
-            <w:webHidden/>
-          </w:rPr>
-          <w:fldChar w:fldCharType="separate"/>
-        </w:r>
-        <w:r>
-          <w:rPr>
-            <w:noProof/>
-            <w:webHidden/>
-          </w:rPr>
-          <w:t>8</w:t>
-        </w:r>
-        <w:r>
-          <w:rPr>
-            <w:noProof/>
-            <w:webHidden/>
-          </w:rPr>
-          <w:fldChar w:fldCharType="end"/>
-        </w:r>
-      </w:hyperlink>
-    </w:p>
-    <w:p>
-      <w:pPr>
-        <w:pStyle w:val="TDC2"/>
-        <w:tabs>
-          <w:tab w:val="left" w:pos="720"/>
-          <w:tab w:val="right" w:pos="8494"/>
-        </w:tabs>
-        <w:rPr>
-          <w:rFonts w:ascii="Times New Roman" w:hAnsi="Times New Roman"/>
-          <w:b w:val="0"/>
-          <w:bCs w:val="0"/>
-          <w:noProof/>
-          <w:sz w:val="24"/>
-        </w:rPr>
-      </w:pPr>
-      <w:hyperlink r:id="rId41" w:history="1">
-        <w:r>
-          <w:rPr>
-            <w:rStyle w:val="Hipervnculo"/>
-            <w:noProof/>
-          </w:rPr>
-          <w:t>3.2</w:t>
-        </w:r>
-        <w:r>
-          <w:rPr>
-            <w:rFonts w:ascii="Times New Roman" w:hAnsi="Times New Roman"/>
-            <w:b w:val="0"/>
-            <w:bCs w:val="0"/>
-            <w:noProof/>
-            <w:sz w:val="24"/>
-          </w:rPr>
-          <w:tab/>
-        </w:r>
-        <w:r>
-          <w:rPr>
-            <w:rStyle w:val="Hipervnculo"/>
-            <w:noProof/>
-          </w:rPr>
-          <w:t>Requisitos funcionales</w:t>
-        </w:r>
-        <w:r>
-          <w:rPr>
-            <w:noProof/>
-            <w:webHidden/>
-          </w:rPr>
-          <w:tab/>
-        </w:r>
-        <w:r>
-          <w:rPr>
-            <w:noProof/>
-            <w:webHidden/>
-          </w:rPr>
-          <w:fldChar w:fldCharType="begin"/>
-        </w:r>
-        <w:r>
-          <w:rPr>
-            <w:noProof/>
-            <w:webHidden/>
-          </w:rPr>
-          <w:instrText xml:space="preserve"> PAGEREF _Toc33411079 \h </w:instrText>
-        </w:r>
-        <w:r>
-          <w:rPr>
-            <w:noProof/>
-            <w:webHidden/>
-          </w:rPr>
-        </w:r>
-        <w:r>
-          <w:rPr>
-            <w:noProof/>
-            <w:webHidden/>
-          </w:rPr>
-          <w:fldChar w:fldCharType="separate"/>
-        </w:r>
-        <w:r>
-          <w:rPr>
-            <w:noProof/>
-            <w:webHidden/>
-          </w:rPr>
-          <w:t>8</w:t>
-        </w:r>
-        <w:r>
-          <w:rPr>
-            <w:noProof/>
-            <w:webHidden/>
-          </w:rPr>
-          <w:fldChar w:fldCharType="end"/>
-        </w:r>
-      </w:hyperlink>
-    </w:p>
-    <w:p>
-      <w:pPr>
-        <w:pStyle w:val="TDC3"/>
-        <w:tabs>
-          <w:tab w:val="left" w:pos="960"/>
-          <w:tab w:val="right" w:pos="8494"/>
-        </w:tabs>
-        <w:rPr>
-          <w:rFonts w:ascii="Times New Roman" w:hAnsi="Times New Roman"/>
-          <w:noProof/>
-          <w:sz w:val="24"/>
-        </w:rPr>
-      </w:pPr>
-      <w:hyperlink r:id="rId42" w:history="1">
-        <w:r>
-          <w:rPr>
-            <w:rStyle w:val="Hipervnculo"/>
-            <w:noProof/>
-          </w:rPr>
-          <w:t>3.2.1</w:t>
-        </w:r>
-        <w:r>
-          <w:rPr>
-            <w:rFonts w:ascii="Times New Roman" w:hAnsi="Times New Roman"/>
-            <w:noProof/>
-            <w:sz w:val="24"/>
-          </w:rPr>
-          <w:tab/>
-        </w:r>
-        <w:r>
-          <w:rPr>
-            <w:rStyle w:val="Hipervnculo"/>
-            <w:noProof/>
-          </w:rPr>
-          <w:t>Requisito funcional 1</w:t>
-        </w:r>
-        <w:r>
-          <w:rPr>
-            <w:noProof/>
-            <w:webHidden/>
-          </w:rPr>
-          <w:tab/>
-        </w:r>
-        <w:r>
-          <w:rPr>
-            <w:noProof/>
-            <w:webHidden/>
-          </w:rPr>
-          <w:fldChar w:fldCharType="begin"/>
-        </w:r>
-        <w:r>
-          <w:rPr>
-            <w:noProof/>
-            <w:webHidden/>
-          </w:rPr>
-          <w:instrText xml:space="preserve"> PAGEREF _Toc33411080 \h </w:instrText>
-        </w:r>
-        <w:r>
-          <w:rPr>
-            <w:noProof/>
-            <w:webHidden/>
-          </w:rPr>
-        </w:r>
-        <w:r>
-          <w:rPr>
-            <w:noProof/>
-            <w:webHidden/>
-          </w:rPr>
-          <w:fldChar w:fldCharType="separate"/>
-        </w:r>
-        <w:r>
-          <w:rPr>
-            <w:noProof/>
-            <w:webHidden/>
-          </w:rPr>
-          <w:t>9</w:t>
-        </w:r>
-        <w:r>
-          <w:rPr>
-            <w:noProof/>
-            <w:webHidden/>
-          </w:rPr>
-          <w:fldChar w:fldCharType="end"/>
-        </w:r>
-      </w:hyperlink>
-    </w:p>
-    <w:p>
-      <w:pPr>
-        <w:pStyle w:val="TDC3"/>
-        <w:tabs>
-          <w:tab w:val="left" w:pos="960"/>
-          <w:tab w:val="right" w:pos="8494"/>
-        </w:tabs>
-        <w:rPr>
-          <w:rFonts w:ascii="Times New Roman" w:hAnsi="Times New Roman"/>
-          <w:noProof/>
-          <w:sz w:val="24"/>
-        </w:rPr>
-      </w:pPr>
-      <w:hyperlink r:id="rId43" w:history="1">
-        <w:r>
-          <w:rPr>
-            <w:rStyle w:val="Hipervnculo"/>
-            <w:noProof/>
-          </w:rPr>
-          <w:t>3.2.2</w:t>
-        </w:r>
-        <w:r>
-          <w:rPr>
-            <w:rFonts w:ascii="Times New Roman" w:hAnsi="Times New Roman"/>
-            <w:noProof/>
-            <w:sz w:val="24"/>
-          </w:rPr>
-          <w:tab/>
-        </w:r>
-        <w:r>
-          <w:rPr>
-            <w:rStyle w:val="Hipervnculo"/>
-            <w:noProof/>
-          </w:rPr>
-          <w:t>Requisito funcional 2</w:t>
-        </w:r>
-        <w:r>
-          <w:rPr>
-            <w:noProof/>
-            <w:webHidden/>
-          </w:rPr>
-          <w:tab/>
-        </w:r>
-        <w:r>
-          <w:rPr>
-            <w:noProof/>
-            <w:webHidden/>
-          </w:rPr>
-          <w:fldChar w:fldCharType="begin"/>
-        </w:r>
-        <w:r>
-          <w:rPr>
-            <w:noProof/>
-            <w:webHidden/>
-          </w:rPr>
-          <w:instrText xml:space="preserve"> PAGEREF _Toc33411081 \h </w:instrText>
-        </w:r>
-        <w:r>
-          <w:rPr>
-            <w:noProof/>
-            <w:webHidden/>
-          </w:rPr>
-        </w:r>
-        <w:r>
-          <w:rPr>
-            <w:noProof/>
-            <w:webHidden/>
-          </w:rPr>
-          <w:fldChar w:fldCharType="separate"/>
-        </w:r>
-        <w:r>
-          <w:rPr>
-            <w:noProof/>
-            <w:webHidden/>
-          </w:rPr>
-          <w:t>9</w:t>
-        </w:r>
-        <w:r>
-          <w:rPr>
-            <w:noProof/>
-            <w:webHidden/>
-          </w:rPr>
-          <w:fldChar w:fldCharType="end"/>
-        </w:r>
-      </w:hyperlink>
-    </w:p>
-    <w:p>
-      <w:pPr>
-        <w:pStyle w:val="TDC3"/>
-        <w:tabs>
-          <w:tab w:val="left" w:pos="960"/>
-          <w:tab w:val="right" w:pos="8494"/>
-        </w:tabs>
-        <w:rPr>
-          <w:rFonts w:ascii="Times New Roman" w:hAnsi="Times New Roman"/>
-          <w:noProof/>
-          <w:sz w:val="24"/>
-        </w:rPr>
-      </w:pPr>
-      <w:hyperlink r:id="rId44" w:history="1">
-        <w:r>
-          <w:rPr>
-            <w:rStyle w:val="Hipervnculo"/>
-            <w:noProof/>
-          </w:rPr>
-          <w:t>3.2.3</w:t>
-        </w:r>
-        <w:r>
-          <w:rPr>
-            <w:rFonts w:ascii="Times New Roman" w:hAnsi="Times New Roman"/>
-            <w:noProof/>
-            <w:sz w:val="24"/>
-          </w:rPr>
-          <w:tab/>
-        </w:r>
-        <w:r>
-          <w:rPr>
-            <w:rStyle w:val="Hipervnculo"/>
-            <w:noProof/>
-          </w:rPr>
-          <w:t>Requisito funcional 3</w:t>
-        </w:r>
-        <w:r>
-          <w:rPr>
-            <w:noProof/>
-            <w:webHidden/>
-          </w:rPr>
-          <w:tab/>
-        </w:r>
-        <w:r>
-          <w:rPr>
-            <w:noProof/>
-            <w:webHidden/>
-          </w:rPr>
-          <w:fldChar w:fldCharType="begin"/>
-        </w:r>
-        <w:r>
-          <w:rPr>
-            <w:noProof/>
-            <w:webHidden/>
-          </w:rPr>
-          <w:instrText xml:space="preserve"> PAGEREF _Toc33411082 \h </w:instrText>
-        </w:r>
-        <w:r>
-          <w:rPr>
-            <w:noProof/>
-            <w:webHidden/>
-          </w:rPr>
-        </w:r>
-        <w:r>
-          <w:rPr>
-            <w:noProof/>
-            <w:webHidden/>
-          </w:rPr>
-          <w:fldChar w:fldCharType="separate"/>
-        </w:r>
-        <w:r>
-          <w:rPr>
-            <w:noProof/>
-            <w:webHidden/>
-          </w:rPr>
-          <w:t>9</w:t>
-        </w:r>
-        <w:r>
-          <w:rPr>
-            <w:noProof/>
-            <w:webHidden/>
-          </w:rPr>
-          <w:fldChar w:fldCharType="end"/>
-        </w:r>
-      </w:hyperlink>
-    </w:p>
-    <w:p>
-      <w:pPr>
-        <w:pStyle w:val="TDC3"/>
-        <w:tabs>
-          <w:tab w:val="left" w:pos="960"/>
-          <w:tab w:val="right" w:pos="8494"/>
-        </w:tabs>
-        <w:rPr>
-          <w:rFonts w:ascii="Times New Roman" w:hAnsi="Times New Roman"/>
-          <w:noProof/>
-          <w:sz w:val="24"/>
-        </w:rPr>
-      </w:pPr>
-      <w:hyperlink r:id="rId45" w:history="1">
-        <w:r>
-          <w:rPr>
-            <w:rStyle w:val="Hipervnculo"/>
-            <w:noProof/>
-          </w:rPr>
-          <w:t>3.2.4</w:t>
-        </w:r>
-        <w:r>
-          <w:rPr>
-            <w:rFonts w:ascii="Times New Roman" w:hAnsi="Times New Roman"/>
-            <w:noProof/>
-            <w:sz w:val="24"/>
-          </w:rPr>
-          <w:tab/>
-        </w:r>
-        <w:r>
-          <w:rPr>
-            <w:rStyle w:val="Hipervnculo"/>
-            <w:noProof/>
-          </w:rPr>
-          <w:t>Requisito funcional n</w:t>
-        </w:r>
-        <w:r>
-          <w:rPr>
-            <w:noProof/>
-            <w:webHidden/>
-          </w:rPr>
-          <w:tab/>
-        </w:r>
-        <w:r>
-          <w:rPr>
-            <w:noProof/>
-            <w:webHidden/>
-          </w:rPr>
-          <w:fldChar w:fldCharType="begin"/>
-        </w:r>
-        <w:r>
-          <w:rPr>
-            <w:noProof/>
-            <w:webHidden/>
-          </w:rPr>
-          <w:instrText xml:space="preserve"> PAGEREF _Toc33411083 \h </w:instrText>
-        </w:r>
-        <w:r>
-          <w:rPr>
-            <w:noProof/>
-            <w:webHidden/>
-          </w:rPr>
-        </w:r>
-        <w:r>
-          <w:rPr>
-            <w:noProof/>
-            <w:webHidden/>
-          </w:rPr>
-          <w:fldChar w:fldCharType="separate"/>
-        </w:r>
-        <w:r>
-          <w:rPr>
-            <w:noProof/>
-            <w:webHidden/>
-          </w:rPr>
-          <w:t>9</w:t>
-        </w:r>
-        <w:r>
-          <w:rPr>
-            <w:noProof/>
-            <w:webHidden/>
-          </w:rPr>
-          <w:fldChar w:fldCharType="end"/>
-        </w:r>
-      </w:hyperlink>
-    </w:p>
-    <w:p>
-      <w:pPr>
-        <w:pStyle w:val="TDC2"/>
-        <w:tabs>
-          <w:tab w:val="left" w:pos="720"/>
-          <w:tab w:val="right" w:pos="8494"/>
-        </w:tabs>
-        <w:rPr>
-          <w:rFonts w:ascii="Times New Roman" w:hAnsi="Times New Roman"/>
-          <w:b w:val="0"/>
-          <w:bCs w:val="0"/>
-          <w:noProof/>
-          <w:sz w:val="24"/>
-        </w:rPr>
-      </w:pPr>
-      <w:hyperlink r:id="rId46" w:history="1">
-        <w:r>
-          <w:rPr>
-            <w:rStyle w:val="Hipervnculo"/>
-            <w:noProof/>
-          </w:rPr>
-          <w:t>3.3</w:t>
-        </w:r>
-        <w:r>
-          <w:rPr>
-            <w:rFonts w:ascii="Times New Roman" w:hAnsi="Times New Roman"/>
-            <w:b w:val="0"/>
-            <w:bCs w:val="0"/>
-            <w:noProof/>
-            <w:sz w:val="24"/>
-          </w:rPr>
-          <w:tab/>
-        </w:r>
-        <w:r>
-          <w:rPr>
-            <w:rStyle w:val="Hipervnculo"/>
-            <w:noProof/>
-          </w:rPr>
-          <w:t>Requisitos no funcionales</w:t>
-        </w:r>
-        <w:r>
-          <w:rPr>
-            <w:noProof/>
-            <w:webHidden/>
-          </w:rPr>
-          <w:tab/>
-        </w:r>
-        <w:r>
-          <w:rPr>
-            <w:noProof/>
-            <w:webHidden/>
-          </w:rPr>
-          <w:fldChar w:fldCharType="begin"/>
-        </w:r>
-        <w:r>
-          <w:rPr>
-            <w:noProof/>
-            <w:webHidden/>
-          </w:rPr>
-          <w:instrText xml:space="preserve"> PAGEREF _Toc33411084 \h </w:instrText>
-        </w:r>
-        <w:r>
-          <w:rPr>
-            <w:noProof/>
-            <w:webHidden/>
-          </w:rPr>
-        </w:r>
-        <w:r>
-          <w:rPr>
-            <w:noProof/>
-            <w:webHidden/>
-          </w:rPr>
-          <w:fldChar w:fldCharType="separate"/>
-        </w:r>
-        <w:r>
-          <w:rPr>
-            <w:noProof/>
-            <w:webHidden/>
-          </w:rPr>
-          <w:t>9</w:t>
-        </w:r>
-        <w:r>
-          <w:rPr>
-            <w:noProof/>
-            <w:webHidden/>
-          </w:rPr>
-          <w:fldChar w:fldCharType="end"/>
-        </w:r>
-      </w:hyperlink>
-    </w:p>
-    <w:p>
-      <w:pPr>
-        <w:pStyle w:val="TDC3"/>
-        <w:tabs>
-          <w:tab w:val="left" w:pos="960"/>
-          <w:tab w:val="right" w:pos="8494"/>
-        </w:tabs>
-        <w:rPr>
-          <w:rFonts w:ascii="Times New Roman" w:hAnsi="Times New Roman"/>
-          <w:noProof/>
-          <w:sz w:val="24"/>
-        </w:rPr>
-      </w:pPr>
-      <w:hyperlink r:id="rId47" w:history="1">
-        <w:r>
-          <w:rPr>
-            <w:rStyle w:val="Hipervnculo"/>
-            <w:noProof/>
-          </w:rPr>
-          <w:t>3.3.1</w:t>
-        </w:r>
-        <w:r>
-          <w:rPr>
-            <w:rFonts w:ascii="Times New Roman" w:hAnsi="Times New Roman"/>
-            <w:noProof/>
-            <w:sz w:val="24"/>
-          </w:rPr>
-          <w:tab/>
-        </w:r>
-        <w:r>
-          <w:rPr>
-            <w:rStyle w:val="Hipervnculo"/>
-            <w:noProof/>
-          </w:rPr>
-          <w:t>Requisitos de rendimiento</w:t>
-        </w:r>
-        <w:r>
-          <w:rPr>
-            <w:noProof/>
-            <w:webHidden/>
-          </w:rPr>
-          <w:tab/>
-        </w:r>
-        <w:r>
-          <w:rPr>
-            <w:noProof/>
-            <w:webHidden/>
-          </w:rPr>
-          <w:fldChar w:fldCharType="begin"/>
-        </w:r>
-        <w:r>
-          <w:rPr>
-            <w:noProof/>
-            <w:webHidden/>
-          </w:rPr>
-          <w:instrText xml:space="preserve"> PAGEREF _Toc33411085 \h </w:instrText>
-        </w:r>
-        <w:r>
-          <w:rPr>
-            <w:noProof/>
-            <w:webHidden/>
-          </w:rPr>
-        </w:r>
-        <w:r>
-          <w:rPr>
-            <w:noProof/>
-            <w:webHidden/>
-          </w:rPr>
-          <w:fldChar w:fldCharType="separate"/>
-        </w:r>
-        <w:r>
-          <w:rPr>
-            <w:noProof/>
-            <w:webHidden/>
-          </w:rPr>
-          <w:t>9</w:t>
-        </w:r>
-        <w:r>
-          <w:rPr>
-            <w:noProof/>
-            <w:webHidden/>
-          </w:rPr>
-          <w:fldChar w:fldCharType="end"/>
-        </w:r>
-      </w:hyperlink>
-    </w:p>
-    <w:p>
-      <w:pPr>
-        <w:pStyle w:val="TDC3"/>
-        <w:tabs>
-          <w:tab w:val="left" w:pos="960"/>
-          <w:tab w:val="right" w:pos="8494"/>
-        </w:tabs>
-        <w:rPr>
-          <w:rFonts w:ascii="Times New Roman" w:hAnsi="Times New Roman"/>
-          <w:noProof/>
-          <w:sz w:val="24"/>
-        </w:rPr>
-      </w:pPr>
-      <w:hyperlink r:id="rId48" w:history="1">
-        <w:r>
-          <w:rPr>
-            <w:rStyle w:val="Hipervnculo"/>
-            <w:noProof/>
-          </w:rPr>
-          <w:t>3.3.2</w:t>
-        </w:r>
-        <w:r>
-          <w:rPr>
-            <w:rFonts w:ascii="Times New Roman" w:hAnsi="Times New Roman"/>
-            <w:noProof/>
-            <w:sz w:val="24"/>
-          </w:rPr>
-          <w:tab/>
-        </w:r>
-        <w:r>
-          <w:rPr>
-            <w:rStyle w:val="Hipervnculo"/>
-            <w:noProof/>
-          </w:rPr>
-          <w:t>Seguridad</w:t>
-        </w:r>
-        <w:r>
-          <w:rPr>
-            <w:noProof/>
-            <w:webHidden/>
-          </w:rPr>
-          <w:tab/>
-        </w:r>
-        <w:r>
-          <w:rPr>
-            <w:noProof/>
-            <w:webHidden/>
-          </w:rPr>
-          <w:fldChar w:fldCharType="begin"/>
-        </w:r>
-        <w:r>
-          <w:rPr>
-            <w:noProof/>
-            <w:webHidden/>
-          </w:rPr>
-          <w:instrText xml:space="preserve"> PAGEREF _Toc33411086 \h </w:instrText>
-        </w:r>
-        <w:r>
-          <w:rPr>
-            <w:noProof/>
-            <w:webHidden/>
-          </w:rPr>
-        </w:r>
-        <w:r>
-          <w:rPr>
-            <w:noProof/>
-            <w:webHidden/>
-          </w:rPr>
-          <w:fldChar w:fldCharType="separate"/>
-        </w:r>
-        <w:r>
-          <w:rPr>
-            <w:noProof/>
-            <w:webHidden/>
-          </w:rPr>
-          <w:t>9</w:t>
-        </w:r>
-        <w:r>
-          <w:rPr>
-            <w:noProof/>
-            <w:webHidden/>
-          </w:rPr>
-          <w:fldChar w:fldCharType="end"/>
-        </w:r>
-      </w:hyperlink>
-    </w:p>
-    <w:p>
-      <w:pPr>
-        <w:pStyle w:val="TDC3"/>
-        <w:tabs>
-          <w:tab w:val="left" w:pos="960"/>
-          <w:tab w:val="right" w:pos="8494"/>
-        </w:tabs>
-        <w:rPr>
-          <w:rFonts w:ascii="Times New Roman" w:hAnsi="Times New Roman"/>
-          <w:noProof/>
-          <w:sz w:val="24"/>
-        </w:rPr>
-      </w:pPr>
-      <w:hyperlink r:id="rId49" w:history="1">
-        <w:r>
-          <w:rPr>
-            <w:rStyle w:val="Hipervnculo"/>
-            <w:noProof/>
-          </w:rPr>
-          <w:t>3.3.3</w:t>
-        </w:r>
-        <w:r>
-          <w:rPr>
-            <w:rFonts w:ascii="Times New Roman" w:hAnsi="Times New Roman"/>
-            <w:noProof/>
-            <w:sz w:val="24"/>
-          </w:rPr>
-          <w:tab/>
-        </w:r>
-        <w:r>
-          <w:rPr>
-            <w:rStyle w:val="Hipervnculo"/>
-            <w:noProof/>
-          </w:rPr>
-          <w:t>Fiabilidad</w:t>
-        </w:r>
-        <w:r>
-          <w:rPr>
-            <w:noProof/>
-            <w:webHidden/>
-          </w:rPr>
-          <w:tab/>
-        </w:r>
-        <w:r>
-          <w:rPr>
-            <w:noProof/>
-            <w:webHidden/>
-          </w:rPr>
-          <w:fldChar w:fldCharType="begin"/>
-        </w:r>
-        <w:r>
-          <w:rPr>
-            <w:noProof/>
-            <w:webHidden/>
-          </w:rPr>
-          <w:instrText xml:space="preserve"> PAGEREF _Toc33411087 \h </w:instrText>
-        </w:r>
-        <w:r>
-          <w:rPr>
-            <w:noProof/>
-            <w:webHidden/>
-          </w:rPr>
-        </w:r>
-        <w:r>
-          <w:rPr>
-            <w:noProof/>
-            <w:webHidden/>
-          </w:rPr>
-          <w:fldChar w:fldCharType="separate"/>
-        </w:r>
-        <w:r>
-          <w:rPr>
-            <w:noProof/>
-            <w:webHidden/>
-          </w:rPr>
-          <w:t>9</w:t>
-        </w:r>
-        <w:r>
-          <w:rPr>
-            <w:noProof/>
-            <w:webHidden/>
-          </w:rPr>
-          <w:fldChar w:fldCharType="end"/>
-        </w:r>
-      </w:hyperlink>
-    </w:p>
-    <w:p>
-      <w:pPr>
-        <w:pStyle w:val="TDC3"/>
-        <w:tabs>
-          <w:tab w:val="left" w:pos="960"/>
-          <w:tab w:val="right" w:pos="8494"/>
-        </w:tabs>
-        <w:rPr>
-          <w:rFonts w:ascii="Times New Roman" w:hAnsi="Times New Roman"/>
-          <w:noProof/>
-          <w:sz w:val="24"/>
-        </w:rPr>
-      </w:pPr>
-      <w:hyperlink r:id="rId50" w:history="1">
-        <w:r>
-          <w:rPr>
-            <w:rStyle w:val="Hipervnculo"/>
-            <w:noProof/>
-          </w:rPr>
-          <w:t>3.3.4</w:t>
-        </w:r>
-        <w:r>
-          <w:rPr>
-            <w:rFonts w:ascii="Times New Roman" w:hAnsi="Times New Roman"/>
-            <w:noProof/>
-            <w:sz w:val="24"/>
-          </w:rPr>
-          <w:tab/>
-        </w:r>
-        <w:r>
-          <w:rPr>
-            <w:rStyle w:val="Hipervnculo"/>
-            <w:noProof/>
-          </w:rPr>
-          <w:t>Disponibilidad</w:t>
-        </w:r>
-        <w:r>
-          <w:rPr>
-            <w:noProof/>
-            <w:webHidden/>
-          </w:rPr>
-          <w:tab/>
-        </w:r>
-        <w:r>
-          <w:rPr>
-            <w:noProof/>
-            <w:webHidden/>
-          </w:rPr>
-          <w:fldChar w:fldCharType="begin"/>
-        </w:r>
-        <w:r>
-          <w:rPr>
-            <w:noProof/>
-            <w:webHidden/>
-          </w:rPr>
-          <w:instrText xml:space="preserve"> PAGEREF _Toc33411088 \h </w:instrText>
-        </w:r>
-        <w:r>
-          <w:rPr>
-            <w:noProof/>
-            <w:webHidden/>
-          </w:rPr>
-        </w:r>
-        <w:r>
-          <w:rPr>
-            <w:noProof/>
-            <w:webHidden/>
-          </w:rPr>
-          <w:fldChar w:fldCharType="separate"/>
-        </w:r>
-        <w:r>
-          <w:rPr>
-            <w:noProof/>
-            <w:webHidden/>
-          </w:rPr>
-          <w:t>9</w:t>
-        </w:r>
-        <w:r>
-          <w:rPr>
-            <w:noProof/>
-            <w:webHidden/>
-          </w:rPr>
-          <w:fldChar w:fldCharType="end"/>
-        </w:r>
-      </w:hyperlink>
-    </w:p>
-    <w:p>
-      <w:pPr>
-        <w:pStyle w:val="TDC3"/>
-        <w:tabs>
-          <w:tab w:val="left" w:pos="960"/>
-          <w:tab w:val="right" w:pos="8494"/>
-        </w:tabs>
-        <w:rPr>
-          <w:rFonts w:ascii="Times New Roman" w:hAnsi="Times New Roman"/>
-          <w:noProof/>
-          <w:sz w:val="24"/>
-        </w:rPr>
-      </w:pPr>
-      <w:hyperlink r:id="rId51" w:history="1">
-        <w:r>
-          <w:rPr>
-            <w:rStyle w:val="Hipervnculo"/>
-            <w:noProof/>
-          </w:rPr>
-          <w:t>3.3.5</w:t>
-        </w:r>
-        <w:r>
-          <w:rPr>
-            <w:rFonts w:ascii="Times New Roman" w:hAnsi="Times New Roman"/>
-            <w:noProof/>
-            <w:sz w:val="24"/>
-          </w:rPr>
-          <w:tab/>
-        </w:r>
-        <w:r>
-          <w:rPr>
-            <w:rStyle w:val="Hipervnculo"/>
-            <w:noProof/>
-          </w:rPr>
-          <w:t>Mantenibilidad</w:t>
-        </w:r>
-        <w:r>
-          <w:rPr>
-            <w:noProof/>
-            <w:webHidden/>
-          </w:rPr>
-          <w:tab/>
-        </w:r>
-        <w:r>
-          <w:rPr>
-            <w:noProof/>
-            <w:webHidden/>
-          </w:rPr>
-          <w:fldChar w:fldCharType="begin"/>
-        </w:r>
-        <w:r>
-          <w:rPr>
-            <w:noProof/>
-            <w:webHidden/>
-          </w:rPr>
-          <w:instrText xml:space="preserve"> PAGEREF _Toc33411089 \h </w:instrText>
-        </w:r>
-        <w:r>
-          <w:rPr>
-            <w:noProof/>
-            <w:webHidden/>
-          </w:rPr>
-        </w:r>
-        <w:r>
-          <w:rPr>
-            <w:noProof/>
-            <w:webHidden/>
-          </w:rPr>
-          <w:fldChar w:fldCharType="separate"/>
-        </w:r>
-        <w:r>
-          <w:rPr>
-            <w:noProof/>
-            <w:webHidden/>
-          </w:rPr>
-          <w:t>10</w:t>
-        </w:r>
-        <w:r>
-          <w:rPr>
-            <w:noProof/>
-            <w:webHidden/>
-          </w:rPr>
-          <w:fldChar w:fldCharType="end"/>
-        </w:r>
-      </w:hyperlink>
-    </w:p>
-    <w:p>
-      <w:pPr>
-        <w:pStyle w:val="TDC3"/>
-        <w:tabs>
-          <w:tab w:val="left" w:pos="960"/>
-          <w:tab w:val="right" w:pos="8494"/>
-        </w:tabs>
-        <w:rPr>
-          <w:rFonts w:ascii="Times New Roman" w:hAnsi="Times New Roman"/>
-          <w:noProof/>
-          <w:sz w:val="24"/>
-        </w:rPr>
-      </w:pPr>
-      <w:hyperlink r:id="rId52" w:history="1">
-        <w:r>
-          <w:rPr>
-            <w:rStyle w:val="Hipervnculo"/>
-            <w:noProof/>
-          </w:rPr>
-          <w:t>3.3.6</w:t>
-        </w:r>
-        <w:r>
-          <w:rPr>
-            <w:rFonts w:ascii="Times New Roman" w:hAnsi="Times New Roman"/>
-            <w:noProof/>
-            <w:sz w:val="24"/>
-          </w:rPr>
-          <w:tab/>
-        </w:r>
-        <w:r>
-          <w:rPr>
-            <w:rStyle w:val="Hipervnculo"/>
-            <w:noProof/>
-          </w:rPr>
-          <w:t>Portabilidad</w:t>
-        </w:r>
-        <w:r>
-          <w:rPr>
-            <w:noProof/>
-            <w:webHidden/>
-          </w:rPr>
-          <w:tab/>
-        </w:r>
-        <w:r>
-          <w:rPr>
-            <w:noProof/>
-            <w:webHidden/>
-          </w:rPr>
-          <w:fldChar w:fldCharType="begin"/>
-        </w:r>
-        <w:r>
-          <w:rPr>
-            <w:noProof/>
-            <w:webHidden/>
-          </w:rPr>
-          <w:instrText xml:space="preserve"> PAGEREF _Toc33411090 \h </w:instrText>
-        </w:r>
-        <w:r>
-          <w:rPr>
-            <w:noProof/>
-            <w:webHidden/>
-          </w:rPr>
-        </w:r>
-        <w:r>
-          <w:rPr>
-            <w:noProof/>
-            <w:webHidden/>
-          </w:rPr>
-          <w:fldChar w:fldCharType="separate"/>
-        </w:r>
-        <w:r>
-          <w:rPr>
-            <w:noProof/>
-            <w:webHidden/>
-          </w:rPr>
-          <w:t>10</w:t>
-        </w:r>
-        <w:r>
-          <w:rPr>
-            <w:noProof/>
-            <w:webHidden/>
-          </w:rPr>
-          <w:fldChar w:fldCharType="end"/>
-        </w:r>
-      </w:hyperlink>
-    </w:p>
-    <w:p>
-      <w:pPr>
-        <w:pStyle w:val="TDC2"/>
-        <w:tabs>
-          <w:tab w:val="left" w:pos="720"/>
-          <w:tab w:val="right" w:pos="8494"/>
-        </w:tabs>
-        <w:rPr>
-          <w:rFonts w:ascii="Times New Roman" w:hAnsi="Times New Roman"/>
-          <w:b w:val="0"/>
-          <w:bCs w:val="0"/>
-          <w:noProof/>
-          <w:sz w:val="24"/>
-        </w:rPr>
-      </w:pPr>
-      <w:hyperlink r:id="rId53" w:history="1">
-        <w:r>
-          <w:rPr>
-            <w:rStyle w:val="Hipervnculo"/>
-            <w:noProof/>
-          </w:rPr>
-          <w:t>3.4</w:t>
-        </w:r>
-        <w:r>
-          <w:rPr>
-            <w:rFonts w:ascii="Times New Roman" w:hAnsi="Times New Roman"/>
-            <w:b w:val="0"/>
-            <w:bCs w:val="0"/>
-            <w:noProof/>
-            <w:sz w:val="24"/>
-          </w:rPr>
-          <w:tab/>
-        </w:r>
-        <w:r>
-          <w:rPr>
-            <w:rStyle w:val="Hipervnculo"/>
-            <w:noProof/>
-          </w:rPr>
-          <w:t>Otros requisitos</w:t>
-        </w:r>
-        <w:r>
-          <w:rPr>
-            <w:noProof/>
-            <w:webHidden/>
-          </w:rPr>
-          <w:tab/>
-        </w:r>
-        <w:r>
-          <w:rPr>
-            <w:noProof/>
-            <w:webHidden/>
-          </w:rPr>
-          <w:fldChar w:fldCharType="begin"/>
-        </w:r>
-        <w:r>
-          <w:rPr>
-            <w:noProof/>
-            <w:webHidden/>
-          </w:rPr>
-          <w:instrText xml:space="preserve"> PAGEREF _Toc33411091 \h </w:instrText>
-        </w:r>
-        <w:r>
-          <w:rPr>
-            <w:noProof/>
-            <w:webHidden/>
-          </w:rPr>
-        </w:r>
-        <w:r>
-          <w:rPr>
-            <w:noProof/>
-            <w:webHidden/>
-          </w:rPr>
-          <w:fldChar w:fldCharType="separate"/>
-        </w:r>
-        <w:r>
-          <w:rPr>
-            <w:noProof/>
-            <w:webHidden/>
-          </w:rPr>
-          <w:t>10</w:t>
-        </w:r>
-        <w:r>
-          <w:rPr>
-            <w:noProof/>
-            <w:webHidden/>
-          </w:rPr>
-          <w:fldChar w:fldCharType="end"/>
-        </w:r>
-      </w:hyperlink>
-    </w:p>
-    <w:p>
-      <w:pPr>
-        <w:pStyle w:val="TDC1"/>
-        <w:tabs>
-          <w:tab w:val="left" w:pos="480"/>
-          <w:tab w:val="right" w:pos="8494"/>
-        </w:tabs>
-        <w:rPr>
-          <w:rFonts w:ascii="Times New Roman" w:hAnsi="Times New Roman"/>
-          <w:b w:val="0"/>
-          <w:bCs w:val="0"/>
-          <w:caps w:val="0"/>
-          <w:noProof/>
-          <w:sz w:val="24"/>
-          <w:szCs w:val="24"/>
-        </w:rPr>
-      </w:pPr>
-      <w:hyperlink r:id="rId54" w:history="1">
-        <w:r>
-          <w:rPr>
-            <w:rStyle w:val="Hipervnculo"/>
-            <w:noProof/>
-          </w:rPr>
-          <w:t>4</w:t>
-        </w:r>
-        <w:r>
-          <w:rPr>
-            <w:rFonts w:ascii="Times New Roman" w:hAnsi="Times New Roman"/>
-            <w:b w:val="0"/>
-            <w:bCs w:val="0"/>
-            <w:caps w:val="0"/>
-            <w:noProof/>
-            <w:sz w:val="24"/>
-            <w:szCs w:val="24"/>
-          </w:rPr>
-          <w:tab/>
-        </w:r>
-        <w:r>
-          <w:rPr>
-            <w:rStyle w:val="Hipervnculo"/>
-            <w:noProof/>
-          </w:rPr>
-          <w:t>Apéndices</w:t>
-        </w:r>
-        <w:r>
-          <w:rPr>
-            <w:noProof/>
-            <w:webHidden/>
-          </w:rPr>
-          <w:tab/>
-        </w:r>
-        <w:r>
-          <w:rPr>
-            <w:noProof/>
-            <w:webHidden/>
-          </w:rPr>
-          <w:fldChar w:fldCharType="begin"/>
-        </w:r>
-        <w:r>
-          <w:rPr>
-            <w:noProof/>
-            <w:webHidden/>
-          </w:rPr>
-          <w:instrText xml:space="preserve"> PAGEREF _Toc33411092 \h </w:instrText>
-        </w:r>
-        <w:r>
-          <w:rPr>
-            <w:noProof/>
-            <w:webHidden/>
-          </w:rPr>
-        </w:r>
-        <w:r>
-          <w:rPr>
-            <w:noProof/>
-            <w:webHidden/>
-          </w:rPr>
-          <w:fldChar w:fldCharType="separate"/>
-        </w:r>
-        <w:r>
-          <w:rPr>
-            <w:noProof/>
-            <w:webHidden/>
-          </w:rPr>
-          <w:t>10</w:t>
-        </w:r>
-        <w:r>
-          <w:rPr>
-            <w:noProof/>
-            <w:webHidden/>
-          </w:rPr>
-          <w:fldChar w:fldCharType="end"/>
-        </w:r>
-      </w:hyperlink>
-    </w:p>
-    <w:p>
-      <w:r>
-        <w:fldChar w:fldCharType="end"/>
-      </w:r>
-    </w:p>
+      </w:sdtEndPr>
+      <w:sdtContent>
+        <w:p>
+          <w:pPr>
+            <w:pStyle w:val="TtuloTDC"/>
+          </w:pPr>
+          <w:r>
+            <w:rPr>
+              <w:lang w:val="es-ES"/>
+            </w:rPr>
+            <w:t>Contenido</w:t>
+          </w:r>
+        </w:p>
+        <w:p>
+          <w:pPr>
+            <w:pStyle w:val="TDC1"/>
+            <w:tabs>
+              <w:tab w:val="right" w:leader="dot" w:pos="8494"/>
+            </w:tabs>
+            <w:rPr>
+              <w:rFonts w:asciiTheme="minorHAnsi" w:eastAsiaTheme="minorEastAsia" w:hAnsiTheme="minorHAnsi" w:cstheme="minorBidi"/>
+              <w:b w:val="0"/>
+              <w:bCs w:val="0"/>
+              <w:caps w:val="0"/>
+              <w:noProof/>
+              <w:kern w:val="2"/>
+              <w:sz w:val="24"/>
+              <w:szCs w:val="24"/>
+              <w:lang w:val="es-MX" w:eastAsia="es-MX"/>
+              <w14:ligatures w14:val="standardContextual"/>
+            </w:rPr>
+          </w:pPr>
+          <w:r>
+            <w:fldChar w:fldCharType="begin"/>
+          </w:r>
+          <w:r>
+            <w:instrText xml:space="preserve"> TOC \o "1-3" \h \z \u </w:instrText>
+          </w:r>
+          <w:r>
+            <w:fldChar w:fldCharType="separate"/>
+          </w:r>
+          <w:hyperlink w:anchor="_Toc236169053" w:history="1">
+            <w:r>
+              <w:rPr>
+                <w:rStyle w:val="Hipervnculo"/>
+                <w:noProof/>
+              </w:rPr>
+              <w:t>Ficha del documento</w:t>
+            </w:r>
+            <w:r>
+              <w:rPr>
+                <w:noProof/>
+                <w:webHidden/>
+              </w:rPr>
+              <w:tab/>
+            </w:r>
+            <w:r>
+              <w:rPr>
+                <w:noProof/>
+                <w:webHidden/>
+              </w:rPr>
+              <w:fldChar w:fldCharType="begin"/>
+            </w:r>
+            <w:r>
+              <w:rPr>
+                <w:noProof/>
+                <w:webHidden/>
+              </w:rPr>
+              <w:instrText xml:space="preserve"> PAGEREF _Toc236169053 \h </w:instrText>
+            </w:r>
+            <w:r>
+              <w:rPr>
+                <w:noProof/>
+                <w:webHidden/>
+              </w:rPr>
+            </w:r>
+            <w:r>
+              <w:rPr>
+                <w:noProof/>
+                <w:webHidden/>
+              </w:rPr>
+              <w:fldChar w:fldCharType="separate"/>
+            </w:r>
+            <w:r>
+              <w:rPr>
+                <w:noProof/>
+                <w:webHidden/>
+              </w:rPr>
+              <w:t>3</w:t>
+            </w:r>
+            <w:r>
+              <w:rPr>
+                <w:noProof/>
+                <w:webHidden/>
+              </w:rPr>
+              <w:fldChar w:fldCharType="end"/>
+            </w:r>
+          </w:hyperlink>
+        </w:p>
+        <w:p>
+          <w:pPr>
+            <w:pStyle w:val="TDC1"/>
+            <w:tabs>
+              <w:tab w:val="left" w:pos="480"/>
+              <w:tab w:val="right" w:leader="dot" w:pos="8494"/>
+            </w:tabs>
+            <w:rPr>
+              <w:rFonts w:asciiTheme="minorHAnsi" w:eastAsiaTheme="minorEastAsia" w:hAnsiTheme="minorHAnsi" w:cstheme="minorBidi"/>
+              <w:b w:val="0"/>
+              <w:bCs w:val="0"/>
+              <w:caps w:val="0"/>
+              <w:noProof/>
+              <w:kern w:val="2"/>
+              <w:sz w:val="24"/>
+              <w:szCs w:val="24"/>
+              <w:lang w:val="es-MX" w:eastAsia="es-MX"/>
+              <w14:ligatures w14:val="standardContextual"/>
+            </w:rPr>
+          </w:pPr>
+          <w:hyperlink w:anchor="_Toc236169054" w:history="1">
+            <w:r>
+              <w:rPr>
+                <w:rStyle w:val="Hipervnculo"/>
+                <w:noProof/>
+              </w:rPr>
+              <w:t>1</w:t>
+            </w:r>
+            <w:r>
+              <w:rPr>
+                <w:rFonts w:asciiTheme="minorHAnsi" w:eastAsiaTheme="minorEastAsia" w:hAnsiTheme="minorHAnsi" w:cstheme="minorBidi"/>
+                <w:b w:val="0"/>
+                <w:bCs w:val="0"/>
+                <w:caps w:val="0"/>
+                <w:noProof/>
+                <w:kern w:val="2"/>
+                <w:sz w:val="24"/>
+                <w:szCs w:val="24"/>
+                <w:lang w:val="es-MX" w:eastAsia="es-MX"/>
+                <w14:ligatures w14:val="standardContextual"/>
+              </w:rPr>
+              <w:tab/>
+            </w:r>
+            <w:r>
+              <w:rPr>
+                <w:rStyle w:val="Hipervnculo"/>
+                <w:noProof/>
+              </w:rPr>
+              <w:t>Introducción</w:t>
+            </w:r>
+            <w:r>
+              <w:rPr>
+                <w:noProof/>
+                <w:webHidden/>
+              </w:rPr>
+              <w:tab/>
+            </w:r>
+            <w:r>
+              <w:rPr>
+                <w:noProof/>
+                <w:webHidden/>
+              </w:rPr>
+              <w:fldChar w:fldCharType="begin"/>
+            </w:r>
+            <w:r>
+              <w:rPr>
+                <w:noProof/>
+                <w:webHidden/>
+              </w:rPr>
+              <w:instrText xml:space="preserve"> PAGEREF _Toc236169054 \h </w:instrText>
+            </w:r>
+            <w:r>
+              <w:rPr>
+                <w:noProof/>
+                <w:webHidden/>
+              </w:rPr>
+            </w:r>
+            <w:r>
+              <w:rPr>
+                <w:noProof/>
+                <w:webHidden/>
+              </w:rPr>
+              <w:fldChar w:fldCharType="separate"/>
+            </w:r>
+            <w:r>
+              <w:rPr>
+                <w:noProof/>
+                <w:webHidden/>
+              </w:rPr>
+              <w:t>5</w:t>
+            </w:r>
+            <w:r>
+              <w:rPr>
+                <w:noProof/>
+                <w:webHidden/>
+              </w:rPr>
+              <w:fldChar w:fldCharType="end"/>
+            </w:r>
+          </w:hyperlink>
+        </w:p>
+        <w:p>
+          <w:pPr>
+            <w:pStyle w:val="TDC2"/>
+            <w:tabs>
+              <w:tab w:val="left" w:pos="720"/>
+              <w:tab w:val="right" w:leader="dot" w:pos="8494"/>
+            </w:tabs>
+            <w:rPr>
+              <w:rFonts w:asciiTheme="minorHAnsi" w:eastAsiaTheme="minorEastAsia" w:hAnsiTheme="minorHAnsi" w:cstheme="minorBidi"/>
+              <w:b w:val="0"/>
+              <w:bCs w:val="0"/>
+              <w:noProof/>
+              <w:kern w:val="2"/>
+              <w:sz w:val="24"/>
+              <w:lang w:val="es-MX" w:eastAsia="es-MX"/>
+              <w14:ligatures w14:val="standardContextual"/>
+            </w:rPr>
+          </w:pPr>
+          <w:hyperlink w:anchor="_Toc236169055" w:history="1">
+            <w:r>
+              <w:rPr>
+                <w:rStyle w:val="Hipervnculo"/>
+                <w:noProof/>
+              </w:rPr>
+              <w:t>1.1</w:t>
+            </w:r>
+            <w:r>
+              <w:rPr>
+                <w:rFonts w:asciiTheme="minorHAnsi" w:eastAsiaTheme="minorEastAsia" w:hAnsiTheme="minorHAnsi" w:cstheme="minorBidi"/>
+                <w:b w:val="0"/>
+                <w:bCs w:val="0"/>
+                <w:noProof/>
+                <w:kern w:val="2"/>
+                <w:sz w:val="24"/>
+                <w:lang w:val="es-MX" w:eastAsia="es-MX"/>
+                <w14:ligatures w14:val="standardContextual"/>
+              </w:rPr>
+              <w:tab/>
+            </w:r>
+            <w:r>
+              <w:rPr>
+                <w:rStyle w:val="Hipervnculo"/>
+                <w:noProof/>
+              </w:rPr>
+              <w:t>Propósito</w:t>
+            </w:r>
+            <w:r>
+              <w:rPr>
+                <w:noProof/>
+                <w:webHidden/>
+              </w:rPr>
+              <w:tab/>
+            </w:r>
+            <w:r>
+              <w:rPr>
+                <w:noProof/>
+                <w:webHidden/>
+              </w:rPr>
+              <w:fldChar w:fldCharType="begin"/>
+            </w:r>
+            <w:r>
+              <w:rPr>
+                <w:noProof/>
+                <w:webHidden/>
+              </w:rPr>
+              <w:instrText xml:space="preserve"> PAGEREF _Toc236169055 \h </w:instrText>
+            </w:r>
+            <w:r>
+              <w:rPr>
+                <w:noProof/>
+                <w:webHidden/>
+              </w:rPr>
+            </w:r>
+            <w:r>
+              <w:rPr>
+                <w:noProof/>
+                <w:webHidden/>
+              </w:rPr>
+              <w:fldChar w:fldCharType="separate"/>
+            </w:r>
+            <w:r>
+              <w:rPr>
+                <w:noProof/>
+                <w:webHidden/>
+              </w:rPr>
+              <w:t>5</w:t>
+            </w:r>
+            <w:r>
+              <w:rPr>
+                <w:noProof/>
+                <w:webHidden/>
+              </w:rPr>
+              <w:fldChar w:fldCharType="end"/>
+            </w:r>
+          </w:hyperlink>
+        </w:p>
+        <w:p>
+          <w:pPr>
+            <w:pStyle w:val="TDC2"/>
+            <w:tabs>
+              <w:tab w:val="left" w:pos="720"/>
+              <w:tab w:val="right" w:leader="dot" w:pos="8494"/>
+            </w:tabs>
+            <w:rPr>
+              <w:rFonts w:asciiTheme="minorHAnsi" w:eastAsiaTheme="minorEastAsia" w:hAnsiTheme="minorHAnsi" w:cstheme="minorBidi"/>
+              <w:b w:val="0"/>
+              <w:bCs w:val="0"/>
+              <w:noProof/>
+              <w:kern w:val="2"/>
+              <w:sz w:val="24"/>
+              <w:lang w:val="es-MX" w:eastAsia="es-MX"/>
+              <w14:ligatures w14:val="standardContextual"/>
+            </w:rPr>
+          </w:pPr>
+          <w:hyperlink w:anchor="_Toc236169056" w:history="1">
+            <w:r>
+              <w:rPr>
+                <w:rStyle w:val="Hipervnculo"/>
+                <w:noProof/>
+              </w:rPr>
+              <w:t>1.2</w:t>
+            </w:r>
+            <w:r>
+              <w:rPr>
+                <w:rFonts w:asciiTheme="minorHAnsi" w:eastAsiaTheme="minorEastAsia" w:hAnsiTheme="minorHAnsi" w:cstheme="minorBidi"/>
+                <w:b w:val="0"/>
+                <w:bCs w:val="0"/>
+                <w:noProof/>
+                <w:kern w:val="2"/>
+                <w:sz w:val="24"/>
+                <w:lang w:val="es-MX" w:eastAsia="es-MX"/>
+                <w14:ligatures w14:val="standardContextual"/>
+              </w:rPr>
+              <w:tab/>
+            </w:r>
+            <w:r>
+              <w:rPr>
+                <w:rStyle w:val="Hipervnculo"/>
+                <w:noProof/>
+              </w:rPr>
+              <w:t>Alcance</w:t>
+            </w:r>
+            <w:r>
+              <w:rPr>
+                <w:noProof/>
+                <w:webHidden/>
+              </w:rPr>
+              <w:tab/>
+            </w:r>
+            <w:r>
+              <w:rPr>
+                <w:noProof/>
+                <w:webHidden/>
+              </w:rPr>
+              <w:fldChar w:fldCharType="begin"/>
+            </w:r>
+            <w:r>
+              <w:rPr>
+                <w:noProof/>
+                <w:webHidden/>
+              </w:rPr>
+              <w:instrText xml:space="preserve"> PAGEREF _Toc236169056 \h </w:instrText>
+            </w:r>
+            <w:r>
+              <w:rPr>
+                <w:noProof/>
+                <w:webHidden/>
+              </w:rPr>
+            </w:r>
+            <w:r>
+              <w:rPr>
+                <w:noProof/>
+                <w:webHidden/>
+              </w:rPr>
+              <w:fldChar w:fldCharType="separate"/>
+            </w:r>
+            <w:r>
+              <w:rPr>
+                <w:noProof/>
+                <w:webHidden/>
+              </w:rPr>
+              <w:t>5</w:t>
+            </w:r>
+            <w:r>
+              <w:rPr>
+                <w:noProof/>
+                <w:webHidden/>
+              </w:rPr>
+              <w:fldChar w:fldCharType="end"/>
+            </w:r>
+          </w:hyperlink>
+        </w:p>
+        <w:p>
+          <w:pPr>
+            <w:pStyle w:val="TDC2"/>
+            <w:tabs>
+              <w:tab w:val="left" w:pos="720"/>
+              <w:tab w:val="right" w:leader="dot" w:pos="8494"/>
+            </w:tabs>
+            <w:rPr>
+              <w:rFonts w:asciiTheme="minorHAnsi" w:eastAsiaTheme="minorEastAsia" w:hAnsiTheme="minorHAnsi" w:cstheme="minorBidi"/>
+              <w:b w:val="0"/>
+              <w:bCs w:val="0"/>
+              <w:noProof/>
+              <w:kern w:val="2"/>
+              <w:sz w:val="24"/>
+              <w:lang w:val="es-MX" w:eastAsia="es-MX"/>
+              <w14:ligatures w14:val="standardContextual"/>
+            </w:rPr>
+          </w:pPr>
+          <w:hyperlink w:anchor="_Toc236169057" w:history="1">
+            <w:r>
+              <w:rPr>
+                <w:rStyle w:val="Hipervnculo"/>
+                <w:noProof/>
+              </w:rPr>
+              <w:t>1.3</w:t>
+            </w:r>
+            <w:r>
+              <w:rPr>
+                <w:rFonts w:asciiTheme="minorHAnsi" w:eastAsiaTheme="minorEastAsia" w:hAnsiTheme="minorHAnsi" w:cstheme="minorBidi"/>
+                <w:b w:val="0"/>
+                <w:bCs w:val="0"/>
+                <w:noProof/>
+                <w:kern w:val="2"/>
+                <w:sz w:val="24"/>
+                <w:lang w:val="es-MX" w:eastAsia="es-MX"/>
+                <w14:ligatures w14:val="standardContextual"/>
+              </w:rPr>
+              <w:tab/>
+            </w:r>
+            <w:r>
+              <w:rPr>
+                <w:rStyle w:val="Hipervnculo"/>
+                <w:noProof/>
+              </w:rPr>
+              <w:t>Personal involucrado</w:t>
+            </w:r>
+            <w:r>
+              <w:rPr>
+                <w:noProof/>
+                <w:webHidden/>
+              </w:rPr>
+              <w:tab/>
+            </w:r>
+            <w:r>
+              <w:rPr>
+                <w:noProof/>
+                <w:webHidden/>
+              </w:rPr>
+              <w:fldChar w:fldCharType="begin"/>
+            </w:r>
+            <w:r>
+              <w:rPr>
+                <w:noProof/>
+                <w:webHidden/>
+              </w:rPr>
+              <w:instrText xml:space="preserve"> PAGEREF _Toc236169057 \h </w:instrText>
+            </w:r>
+            <w:r>
+              <w:rPr>
+                <w:noProof/>
+                <w:webHidden/>
+              </w:rPr>
+            </w:r>
+            <w:r>
+              <w:rPr>
+                <w:noProof/>
+                <w:webHidden/>
+              </w:rPr>
+              <w:fldChar w:fldCharType="separate"/>
+            </w:r>
+            <w:r>
+              <w:rPr>
+                <w:noProof/>
+                <w:webHidden/>
+              </w:rPr>
+              <w:t>5</w:t>
+            </w:r>
+            <w:r>
+              <w:rPr>
+                <w:noProof/>
+                <w:webHidden/>
+              </w:rPr>
+              <w:fldChar w:fldCharType="end"/>
+            </w:r>
+          </w:hyperlink>
+        </w:p>
+        <w:p>
+          <w:pPr>
+            <w:pStyle w:val="TDC2"/>
+            <w:tabs>
+              <w:tab w:val="left" w:pos="720"/>
+              <w:tab w:val="right" w:leader="dot" w:pos="8494"/>
+            </w:tabs>
+            <w:rPr>
+              <w:rFonts w:asciiTheme="minorHAnsi" w:eastAsiaTheme="minorEastAsia" w:hAnsiTheme="minorHAnsi" w:cstheme="minorBidi"/>
+              <w:b w:val="0"/>
+              <w:bCs w:val="0"/>
+              <w:noProof/>
+              <w:kern w:val="2"/>
+              <w:sz w:val="24"/>
+              <w:lang w:val="es-MX" w:eastAsia="es-MX"/>
+              <w14:ligatures w14:val="standardContextual"/>
+            </w:rPr>
+          </w:pPr>
+          <w:hyperlink w:anchor="_Toc236169058" w:history="1">
+            <w:r>
+              <w:rPr>
+                <w:rStyle w:val="Hipervnculo"/>
+                <w:noProof/>
+              </w:rPr>
+              <w:t>1.4</w:t>
+            </w:r>
+            <w:r>
+              <w:rPr>
+                <w:rFonts w:asciiTheme="minorHAnsi" w:eastAsiaTheme="minorEastAsia" w:hAnsiTheme="minorHAnsi" w:cstheme="minorBidi"/>
+                <w:b w:val="0"/>
+                <w:bCs w:val="0"/>
+                <w:noProof/>
+                <w:kern w:val="2"/>
+                <w:sz w:val="24"/>
+                <w:lang w:val="es-MX" w:eastAsia="es-MX"/>
+                <w14:ligatures w14:val="standardContextual"/>
+              </w:rPr>
+              <w:tab/>
+            </w:r>
+            <w:r>
+              <w:rPr>
+                <w:rStyle w:val="Hipervnculo"/>
+                <w:noProof/>
+              </w:rPr>
+              <w:t>Definiciones, acrónimos y abreviaturas</w:t>
+            </w:r>
+            <w:r>
+              <w:rPr>
+                <w:noProof/>
+                <w:webHidden/>
+              </w:rPr>
+              <w:tab/>
+            </w:r>
+            <w:r>
+              <w:rPr>
+                <w:noProof/>
+                <w:webHidden/>
+              </w:rPr>
+              <w:fldChar w:fldCharType="begin"/>
+            </w:r>
+            <w:r>
+              <w:rPr>
+                <w:noProof/>
+                <w:webHidden/>
+              </w:rPr>
+              <w:instrText xml:space="preserve"> PAGEREF _Toc236169058 \h </w:instrText>
+            </w:r>
+            <w:r>
+              <w:rPr>
+                <w:noProof/>
+                <w:webHidden/>
+              </w:rPr>
+            </w:r>
+            <w:r>
+              <w:rPr>
+                <w:noProof/>
+                <w:webHidden/>
+              </w:rPr>
+              <w:fldChar w:fldCharType="separate"/>
+            </w:r>
+            <w:r>
+              <w:rPr>
+                <w:noProof/>
+                <w:webHidden/>
+              </w:rPr>
+              <w:t>5</w:t>
+            </w:r>
+            <w:r>
+              <w:rPr>
+                <w:noProof/>
+                <w:webHidden/>
+              </w:rPr>
+              <w:fldChar w:fldCharType="end"/>
+            </w:r>
+          </w:hyperlink>
+        </w:p>
+        <w:p>
+          <w:pPr>
+            <w:pStyle w:val="TDC2"/>
+            <w:tabs>
+              <w:tab w:val="left" w:pos="720"/>
+              <w:tab w:val="right" w:leader="dot" w:pos="8494"/>
+            </w:tabs>
+            <w:rPr>
+              <w:rFonts w:asciiTheme="minorHAnsi" w:eastAsiaTheme="minorEastAsia" w:hAnsiTheme="minorHAnsi" w:cstheme="minorBidi"/>
+              <w:b w:val="0"/>
+              <w:bCs w:val="0"/>
+              <w:noProof/>
+              <w:kern w:val="2"/>
+              <w:sz w:val="24"/>
+              <w:lang w:val="es-MX" w:eastAsia="es-MX"/>
+              <w14:ligatures w14:val="standardContextual"/>
+            </w:rPr>
+          </w:pPr>
+          <w:hyperlink w:anchor="_Toc236169059" w:history="1">
+            <w:r>
+              <w:rPr>
+                <w:rStyle w:val="Hipervnculo"/>
+                <w:noProof/>
+              </w:rPr>
+              <w:t>1.5</w:t>
+            </w:r>
+            <w:r>
+              <w:rPr>
+                <w:rFonts w:asciiTheme="minorHAnsi" w:eastAsiaTheme="minorEastAsia" w:hAnsiTheme="minorHAnsi" w:cstheme="minorBidi"/>
+                <w:b w:val="0"/>
+                <w:bCs w:val="0"/>
+                <w:noProof/>
+                <w:kern w:val="2"/>
+                <w:sz w:val="24"/>
+                <w:lang w:val="es-MX" w:eastAsia="es-MX"/>
+                <w14:ligatures w14:val="standardContextual"/>
+              </w:rPr>
+              <w:tab/>
+            </w:r>
+            <w:r>
+              <w:rPr>
+                <w:rStyle w:val="Hipervnculo"/>
+                <w:noProof/>
+              </w:rPr>
+              <w:t>Referencias</w:t>
+            </w:r>
+            <w:r>
+              <w:rPr>
+                <w:noProof/>
+                <w:webHidden/>
+              </w:rPr>
+              <w:tab/>
+            </w:r>
+            <w:r>
+              <w:rPr>
+                <w:noProof/>
+                <w:webHidden/>
+              </w:rPr>
+              <w:fldChar w:fldCharType="begin"/>
+            </w:r>
+            <w:r>
+              <w:rPr>
+                <w:noProof/>
+                <w:webHidden/>
+              </w:rPr>
+              <w:instrText xml:space="preserve"> PAGEREF _Toc236169059 \h </w:instrText>
+            </w:r>
+            <w:r>
+              <w:rPr>
+                <w:noProof/>
+                <w:webHidden/>
+              </w:rPr>
+            </w:r>
+            <w:r>
+              <w:rPr>
+                <w:noProof/>
+                <w:webHidden/>
+              </w:rPr>
+              <w:fldChar w:fldCharType="separate"/>
+            </w:r>
+            <w:r>
+              <w:rPr>
+                <w:noProof/>
+                <w:webHidden/>
+              </w:rPr>
+              <w:t>5</w:t>
+            </w:r>
+            <w:r>
+              <w:rPr>
+                <w:noProof/>
+                <w:webHidden/>
+              </w:rPr>
+              <w:fldChar w:fldCharType="end"/>
+            </w:r>
+          </w:hyperlink>
+        </w:p>
+        <w:p>
+          <w:pPr>
+            <w:pStyle w:val="TDC2"/>
+            <w:tabs>
+              <w:tab w:val="left" w:pos="720"/>
+              <w:tab w:val="right" w:leader="dot" w:pos="8494"/>
+            </w:tabs>
+            <w:rPr>
+              <w:rFonts w:asciiTheme="minorHAnsi" w:eastAsiaTheme="minorEastAsia" w:hAnsiTheme="minorHAnsi" w:cstheme="minorBidi"/>
+              <w:b w:val="0"/>
+              <w:bCs w:val="0"/>
+              <w:noProof/>
+              <w:kern w:val="2"/>
+              <w:sz w:val="24"/>
+              <w:lang w:val="es-MX" w:eastAsia="es-MX"/>
+              <w14:ligatures w14:val="standardContextual"/>
+            </w:rPr>
+          </w:pPr>
+          <w:hyperlink w:anchor="_Toc236169060" w:history="1">
+            <w:r>
+              <w:rPr>
+                <w:rStyle w:val="Hipervnculo"/>
+                <w:noProof/>
+              </w:rPr>
+              <w:t>1.6</w:t>
+            </w:r>
+            <w:r>
+              <w:rPr>
+                <w:rFonts w:asciiTheme="minorHAnsi" w:eastAsiaTheme="minorEastAsia" w:hAnsiTheme="minorHAnsi" w:cstheme="minorBidi"/>
+                <w:b w:val="0"/>
+                <w:bCs w:val="0"/>
+                <w:noProof/>
+                <w:kern w:val="2"/>
+                <w:sz w:val="24"/>
+                <w:lang w:val="es-MX" w:eastAsia="es-MX"/>
+                <w14:ligatures w14:val="standardContextual"/>
+              </w:rPr>
+              <w:tab/>
+            </w:r>
+            <w:r>
+              <w:rPr>
+                <w:rStyle w:val="Hipervnculo"/>
+                <w:noProof/>
+              </w:rPr>
+              <w:t>Resumen</w:t>
+            </w:r>
+            <w:r>
+              <w:rPr>
+                <w:noProof/>
+                <w:webHidden/>
+              </w:rPr>
+              <w:tab/>
+            </w:r>
+            <w:r>
+              <w:rPr>
+                <w:noProof/>
+                <w:webHidden/>
+              </w:rPr>
+              <w:fldChar w:fldCharType="begin"/>
+            </w:r>
+            <w:r>
+              <w:rPr>
+                <w:noProof/>
+                <w:webHidden/>
+              </w:rPr>
+              <w:instrText xml:space="preserve"> PAGEREF _Toc236169060 \h </w:instrText>
+            </w:r>
+            <w:r>
+              <w:rPr>
+                <w:noProof/>
+                <w:webHidden/>
+              </w:rPr>
+            </w:r>
+            <w:r>
+              <w:rPr>
+                <w:noProof/>
+                <w:webHidden/>
+              </w:rPr>
+              <w:fldChar w:fldCharType="separate"/>
+            </w:r>
+            <w:r>
+              <w:rPr>
+                <w:noProof/>
+                <w:webHidden/>
+              </w:rPr>
+              <w:t>5</w:t>
+            </w:r>
+            <w:r>
+              <w:rPr>
+                <w:noProof/>
+                <w:webHidden/>
+              </w:rPr>
+              <w:fldChar w:fldCharType="end"/>
+            </w:r>
+          </w:hyperlink>
+        </w:p>
+        <w:p>
+          <w:pPr>
+            <w:pStyle w:val="TDC1"/>
+            <w:tabs>
+              <w:tab w:val="left" w:pos="480"/>
+              <w:tab w:val="right" w:leader="dot" w:pos="8494"/>
+            </w:tabs>
+            <w:rPr>
+              <w:rFonts w:asciiTheme="minorHAnsi" w:eastAsiaTheme="minorEastAsia" w:hAnsiTheme="minorHAnsi" w:cstheme="minorBidi"/>
+              <w:b w:val="0"/>
+              <w:bCs w:val="0"/>
+              <w:caps w:val="0"/>
+              <w:noProof/>
+              <w:kern w:val="2"/>
+              <w:sz w:val="24"/>
+              <w:szCs w:val="24"/>
+              <w:lang w:val="es-MX" w:eastAsia="es-MX"/>
+              <w14:ligatures w14:val="standardContextual"/>
+            </w:rPr>
+          </w:pPr>
+          <w:hyperlink w:anchor="_Toc236169061" w:history="1">
+            <w:r>
+              <w:rPr>
+                <w:rStyle w:val="Hipervnculo"/>
+                <w:noProof/>
+              </w:rPr>
+              <w:t>2</w:t>
+            </w:r>
+            <w:r>
+              <w:rPr>
+                <w:rFonts w:asciiTheme="minorHAnsi" w:eastAsiaTheme="minorEastAsia" w:hAnsiTheme="minorHAnsi" w:cstheme="minorBidi"/>
+                <w:b w:val="0"/>
+                <w:bCs w:val="0"/>
+                <w:caps w:val="0"/>
+                <w:noProof/>
+                <w:kern w:val="2"/>
+                <w:sz w:val="24"/>
+                <w:szCs w:val="24"/>
+                <w:lang w:val="es-MX" w:eastAsia="es-MX"/>
+                <w14:ligatures w14:val="standardContextual"/>
+              </w:rPr>
+              <w:tab/>
+            </w:r>
+            <w:r>
+              <w:rPr>
+                <w:rStyle w:val="Hipervnculo"/>
+                <w:noProof/>
+              </w:rPr>
+              <w:t>Descripción general</w:t>
+            </w:r>
+            <w:r>
+              <w:rPr>
+                <w:noProof/>
+                <w:webHidden/>
+              </w:rPr>
+              <w:tab/>
+            </w:r>
+            <w:r>
+              <w:rPr>
+                <w:noProof/>
+                <w:webHidden/>
+              </w:rPr>
+              <w:fldChar w:fldCharType="begin"/>
+            </w:r>
+            <w:r>
+              <w:rPr>
+                <w:noProof/>
+                <w:webHidden/>
+              </w:rPr>
+              <w:instrText xml:space="preserve"> PAGEREF _Toc236169061 \h </w:instrText>
+            </w:r>
+            <w:r>
+              <w:rPr>
+                <w:noProof/>
+                <w:webHidden/>
+              </w:rPr>
+            </w:r>
+            <w:r>
+              <w:rPr>
+                <w:noProof/>
+                <w:webHidden/>
+              </w:rPr>
+              <w:fldChar w:fldCharType="separate"/>
+            </w:r>
+            <w:r>
+              <w:rPr>
+                <w:noProof/>
+                <w:webHidden/>
+              </w:rPr>
+              <w:t>6</w:t>
+            </w:r>
+            <w:r>
+              <w:rPr>
+                <w:noProof/>
+                <w:webHidden/>
+              </w:rPr>
+              <w:fldChar w:fldCharType="end"/>
+            </w:r>
+          </w:hyperlink>
+        </w:p>
+        <w:p>
+          <w:pPr>
+            <w:pStyle w:val="TDC2"/>
+            <w:tabs>
+              <w:tab w:val="left" w:pos="720"/>
+              <w:tab w:val="right" w:leader="dot" w:pos="8494"/>
+            </w:tabs>
+            <w:rPr>
+              <w:rFonts w:asciiTheme="minorHAnsi" w:eastAsiaTheme="minorEastAsia" w:hAnsiTheme="minorHAnsi" w:cstheme="minorBidi"/>
+              <w:b w:val="0"/>
+              <w:bCs w:val="0"/>
+              <w:noProof/>
+              <w:kern w:val="2"/>
+              <w:sz w:val="24"/>
+              <w:lang w:val="es-MX" w:eastAsia="es-MX"/>
+              <w14:ligatures w14:val="standardContextual"/>
+            </w:rPr>
+          </w:pPr>
+          <w:hyperlink w:anchor="_Toc236169062" w:history="1">
+            <w:r>
+              <w:rPr>
+                <w:rStyle w:val="Hipervnculo"/>
+                <w:noProof/>
+              </w:rPr>
+              <w:t>2.1</w:t>
+            </w:r>
+            <w:r>
+              <w:rPr>
+                <w:rFonts w:asciiTheme="minorHAnsi" w:eastAsiaTheme="minorEastAsia" w:hAnsiTheme="minorHAnsi" w:cstheme="minorBidi"/>
+                <w:b w:val="0"/>
+                <w:bCs w:val="0"/>
+                <w:noProof/>
+                <w:kern w:val="2"/>
+                <w:sz w:val="24"/>
+                <w:lang w:val="es-MX" w:eastAsia="es-MX"/>
+                <w14:ligatures w14:val="standardContextual"/>
+              </w:rPr>
+              <w:tab/>
+            </w:r>
+            <w:r>
+              <w:rPr>
+                <w:rStyle w:val="Hipervnculo"/>
+                <w:noProof/>
+              </w:rPr>
+              <w:t>Perspectiva del producto</w:t>
+            </w:r>
+            <w:r>
+              <w:rPr>
+                <w:noProof/>
+                <w:webHidden/>
+              </w:rPr>
+              <w:tab/>
+            </w:r>
+            <w:r>
+              <w:rPr>
+                <w:noProof/>
+                <w:webHidden/>
+              </w:rPr>
+              <w:fldChar w:fldCharType="begin"/>
+            </w:r>
+            <w:r>
+              <w:rPr>
+                <w:noProof/>
+                <w:webHidden/>
+              </w:rPr>
+              <w:instrText xml:space="preserve"> PAGEREF _Toc236169062 \h </w:instrText>
+            </w:r>
+            <w:r>
+              <w:rPr>
+                <w:noProof/>
+                <w:webHidden/>
+              </w:rPr>
+            </w:r>
+            <w:r>
+              <w:rPr>
+                <w:noProof/>
+                <w:webHidden/>
+              </w:rPr>
+              <w:fldChar w:fldCharType="separate"/>
+            </w:r>
+            <w:r>
+              <w:rPr>
+                <w:noProof/>
+                <w:webHidden/>
+              </w:rPr>
+              <w:t>6</w:t>
+            </w:r>
+            <w:r>
+              <w:rPr>
+                <w:noProof/>
+                <w:webHidden/>
+              </w:rPr>
+              <w:fldChar w:fldCharType="end"/>
+            </w:r>
+          </w:hyperlink>
+        </w:p>
+        <w:p>
+          <w:pPr>
+            <w:pStyle w:val="TDC2"/>
+            <w:tabs>
+              <w:tab w:val="left" w:pos="720"/>
+              <w:tab w:val="right" w:leader="dot" w:pos="8494"/>
+            </w:tabs>
+            <w:rPr>
+              <w:rFonts w:asciiTheme="minorHAnsi" w:eastAsiaTheme="minorEastAsia" w:hAnsiTheme="minorHAnsi" w:cstheme="minorBidi"/>
+              <w:b w:val="0"/>
+              <w:bCs w:val="0"/>
+              <w:noProof/>
+              <w:kern w:val="2"/>
+              <w:sz w:val="24"/>
+              <w:lang w:val="es-MX" w:eastAsia="es-MX"/>
+              <w14:ligatures w14:val="standardContextual"/>
+            </w:rPr>
+          </w:pPr>
+          <w:hyperlink w:anchor="_Toc236169063" w:history="1">
+            <w:r>
+              <w:rPr>
+                <w:rStyle w:val="Hipervnculo"/>
+                <w:noProof/>
+              </w:rPr>
+              <w:t>2.2</w:t>
+            </w:r>
+            <w:r>
+              <w:rPr>
+                <w:rFonts w:asciiTheme="minorHAnsi" w:eastAsiaTheme="minorEastAsia" w:hAnsiTheme="minorHAnsi" w:cstheme="minorBidi"/>
+                <w:b w:val="0"/>
+                <w:bCs w:val="0"/>
+                <w:noProof/>
+                <w:kern w:val="2"/>
+                <w:sz w:val="24"/>
+                <w:lang w:val="es-MX" w:eastAsia="es-MX"/>
+                <w14:ligatures w14:val="standardContextual"/>
+              </w:rPr>
+              <w:tab/>
+            </w:r>
+            <w:r>
+              <w:rPr>
+                <w:rStyle w:val="Hipervnculo"/>
+                <w:noProof/>
+              </w:rPr>
+              <w:t>Funcionalidad del producto</w:t>
+            </w:r>
+            <w:r>
+              <w:rPr>
+                <w:noProof/>
+                <w:webHidden/>
+              </w:rPr>
+              <w:tab/>
+            </w:r>
+            <w:r>
+              <w:rPr>
+                <w:noProof/>
+                <w:webHidden/>
+              </w:rPr>
+              <w:fldChar w:fldCharType="begin"/>
+            </w:r>
+            <w:r>
+              <w:rPr>
+                <w:noProof/>
+                <w:webHidden/>
+              </w:rPr>
+              <w:instrText xml:space="preserve"> PAGEREF _Toc236169063 \h </w:instrText>
+            </w:r>
+            <w:r>
+              <w:rPr>
+                <w:noProof/>
+                <w:webHidden/>
+              </w:rPr>
+            </w:r>
+            <w:r>
+              <w:rPr>
+                <w:noProof/>
+                <w:webHidden/>
+              </w:rPr>
+              <w:fldChar w:fldCharType="separate"/>
+            </w:r>
+            <w:r>
+              <w:rPr>
+                <w:noProof/>
+                <w:webHidden/>
+              </w:rPr>
+              <w:t>6</w:t>
+            </w:r>
+            <w:r>
+              <w:rPr>
+                <w:noProof/>
+                <w:webHidden/>
+              </w:rPr>
+              <w:fldChar w:fldCharType="end"/>
+            </w:r>
+          </w:hyperlink>
+        </w:p>
+        <w:p>
+          <w:pPr>
+            <w:pStyle w:val="TDC2"/>
+            <w:tabs>
+              <w:tab w:val="left" w:pos="720"/>
+              <w:tab w:val="right" w:leader="dot" w:pos="8494"/>
+            </w:tabs>
+            <w:rPr>
+              <w:rFonts w:asciiTheme="minorHAnsi" w:eastAsiaTheme="minorEastAsia" w:hAnsiTheme="minorHAnsi" w:cstheme="minorBidi"/>
+              <w:b w:val="0"/>
+              <w:bCs w:val="0"/>
+              <w:noProof/>
+              <w:kern w:val="2"/>
+              <w:sz w:val="24"/>
+              <w:lang w:val="es-MX" w:eastAsia="es-MX"/>
+              <w14:ligatures w14:val="standardContextual"/>
+            </w:rPr>
+          </w:pPr>
+          <w:hyperlink w:anchor="_Toc236169064" w:history="1">
+            <w:r>
+              <w:rPr>
+                <w:rStyle w:val="Hipervnculo"/>
+                <w:noProof/>
+              </w:rPr>
+              <w:t>2.3</w:t>
+            </w:r>
+            <w:r>
+              <w:rPr>
+                <w:rFonts w:asciiTheme="minorHAnsi" w:eastAsiaTheme="minorEastAsia" w:hAnsiTheme="minorHAnsi" w:cstheme="minorBidi"/>
+                <w:b w:val="0"/>
+                <w:bCs w:val="0"/>
+                <w:noProof/>
+                <w:kern w:val="2"/>
+                <w:sz w:val="24"/>
+                <w:lang w:val="es-MX" w:eastAsia="es-MX"/>
+                <w14:ligatures w14:val="standardContextual"/>
+              </w:rPr>
+              <w:tab/>
+            </w:r>
+            <w:r>
+              <w:rPr>
+                <w:rStyle w:val="Hipervnculo"/>
+                <w:noProof/>
+              </w:rPr>
+              <w:t>Características de los usuarios</w:t>
+            </w:r>
+            <w:r>
+              <w:rPr>
+                <w:noProof/>
+                <w:webHidden/>
+              </w:rPr>
+              <w:tab/>
+            </w:r>
+            <w:r>
+              <w:rPr>
+                <w:noProof/>
+                <w:webHidden/>
+              </w:rPr>
+              <w:fldChar w:fldCharType="begin"/>
+            </w:r>
+            <w:r>
+              <w:rPr>
+                <w:noProof/>
+                <w:webHidden/>
+              </w:rPr>
+              <w:instrText xml:space="preserve"> PAGEREF _Toc236169064 \h </w:instrText>
+            </w:r>
+            <w:r>
+              <w:rPr>
+                <w:noProof/>
+                <w:webHidden/>
+              </w:rPr>
+            </w:r>
+            <w:r>
+              <w:rPr>
+                <w:noProof/>
+                <w:webHidden/>
+              </w:rPr>
+              <w:fldChar w:fldCharType="separate"/>
+            </w:r>
+            <w:r>
+              <w:rPr>
+                <w:noProof/>
+                <w:webHidden/>
+              </w:rPr>
+              <w:t>6</w:t>
+            </w:r>
+            <w:r>
+              <w:rPr>
+                <w:noProof/>
+                <w:webHidden/>
+              </w:rPr>
+              <w:fldChar w:fldCharType="end"/>
+            </w:r>
+          </w:hyperlink>
+        </w:p>
+        <w:p>
+          <w:pPr>
+            <w:pStyle w:val="TDC2"/>
+            <w:tabs>
+              <w:tab w:val="left" w:pos="720"/>
+              <w:tab w:val="right" w:leader="dot" w:pos="8494"/>
+            </w:tabs>
+            <w:rPr>
+              <w:rFonts w:asciiTheme="minorHAnsi" w:eastAsiaTheme="minorEastAsia" w:hAnsiTheme="minorHAnsi" w:cstheme="minorBidi"/>
+              <w:b w:val="0"/>
+              <w:bCs w:val="0"/>
+              <w:noProof/>
+              <w:kern w:val="2"/>
+              <w:sz w:val="24"/>
+              <w:lang w:val="es-MX" w:eastAsia="es-MX"/>
+              <w14:ligatures w14:val="standardContextual"/>
+            </w:rPr>
+          </w:pPr>
+          <w:hyperlink w:anchor="_Toc236169065" w:history="1">
+            <w:r>
+              <w:rPr>
+                <w:rStyle w:val="Hipervnculo"/>
+                <w:noProof/>
+              </w:rPr>
+              <w:t>2.4</w:t>
+            </w:r>
+            <w:r>
+              <w:rPr>
+                <w:rFonts w:asciiTheme="minorHAnsi" w:eastAsiaTheme="minorEastAsia" w:hAnsiTheme="minorHAnsi" w:cstheme="minorBidi"/>
+                <w:b w:val="0"/>
+                <w:bCs w:val="0"/>
+                <w:noProof/>
+                <w:kern w:val="2"/>
+                <w:sz w:val="24"/>
+                <w:lang w:val="es-MX" w:eastAsia="es-MX"/>
+                <w14:ligatures w14:val="standardContextual"/>
+              </w:rPr>
+              <w:tab/>
+            </w:r>
+            <w:r>
+              <w:rPr>
+                <w:rStyle w:val="Hipervnculo"/>
+                <w:noProof/>
+              </w:rPr>
+              <w:t>Restricciones</w:t>
+            </w:r>
+            <w:r>
+              <w:rPr>
+                <w:noProof/>
+                <w:webHidden/>
+              </w:rPr>
+              <w:tab/>
+            </w:r>
+            <w:r>
+              <w:rPr>
+                <w:noProof/>
+                <w:webHidden/>
+              </w:rPr>
+              <w:fldChar w:fldCharType="begin"/>
+            </w:r>
+            <w:r>
+              <w:rPr>
+                <w:noProof/>
+                <w:webHidden/>
+              </w:rPr>
+              <w:instrText xml:space="preserve"> PAGEREF _Toc236169065 \h </w:instrText>
+            </w:r>
+            <w:r>
+              <w:rPr>
+                <w:noProof/>
+                <w:webHidden/>
+              </w:rPr>
+            </w:r>
+            <w:r>
+              <w:rPr>
+                <w:noProof/>
+                <w:webHidden/>
+              </w:rPr>
+              <w:fldChar w:fldCharType="separate"/>
+            </w:r>
+            <w:r>
+              <w:rPr>
+                <w:noProof/>
+                <w:webHidden/>
+              </w:rPr>
+              <w:t>6</w:t>
+            </w:r>
+            <w:r>
+              <w:rPr>
+                <w:noProof/>
+                <w:webHidden/>
+              </w:rPr>
+              <w:fldChar w:fldCharType="end"/>
+            </w:r>
+          </w:hyperlink>
+        </w:p>
+        <w:p>
+          <w:pPr>
+            <w:pStyle w:val="TDC2"/>
+            <w:tabs>
+              <w:tab w:val="left" w:pos="720"/>
+              <w:tab w:val="right" w:leader="dot" w:pos="8494"/>
+            </w:tabs>
+            <w:rPr>
+              <w:rFonts w:asciiTheme="minorHAnsi" w:eastAsiaTheme="minorEastAsia" w:hAnsiTheme="minorHAnsi" w:cstheme="minorBidi"/>
+              <w:b w:val="0"/>
+              <w:bCs w:val="0"/>
+              <w:noProof/>
+              <w:kern w:val="2"/>
+              <w:sz w:val="24"/>
+              <w:lang w:val="es-MX" w:eastAsia="es-MX"/>
+              <w14:ligatures w14:val="standardContextual"/>
+            </w:rPr>
+          </w:pPr>
+          <w:hyperlink w:anchor="_Toc236169066" w:history="1">
+            <w:r>
+              <w:rPr>
+                <w:rStyle w:val="Hipervnculo"/>
+                <w:noProof/>
+              </w:rPr>
+              <w:t>2.5</w:t>
+            </w:r>
+            <w:r>
+              <w:rPr>
+                <w:rFonts w:asciiTheme="minorHAnsi" w:eastAsiaTheme="minorEastAsia" w:hAnsiTheme="minorHAnsi" w:cstheme="minorBidi"/>
+                <w:b w:val="0"/>
+                <w:bCs w:val="0"/>
+                <w:noProof/>
+                <w:kern w:val="2"/>
+                <w:sz w:val="24"/>
+                <w:lang w:val="es-MX" w:eastAsia="es-MX"/>
+                <w14:ligatures w14:val="standardContextual"/>
+              </w:rPr>
+              <w:tab/>
+            </w:r>
+            <w:r>
+              <w:rPr>
+                <w:rStyle w:val="Hipervnculo"/>
+                <w:noProof/>
+              </w:rPr>
+              <w:t>Suposiciones y dependencias</w:t>
+            </w:r>
+            <w:r>
+              <w:rPr>
+                <w:noProof/>
+                <w:webHidden/>
+              </w:rPr>
+              <w:tab/>
+            </w:r>
+            <w:r>
+              <w:rPr>
+                <w:noProof/>
+                <w:webHidden/>
+              </w:rPr>
+              <w:fldChar w:fldCharType="begin"/>
+            </w:r>
+            <w:r>
+              <w:rPr>
+                <w:noProof/>
+                <w:webHidden/>
+              </w:rPr>
+              <w:instrText xml:space="preserve"> PAGEREF _Toc236169066 \h </w:instrText>
+            </w:r>
+            <w:r>
+              <w:rPr>
+                <w:noProof/>
+                <w:webHidden/>
+              </w:rPr>
+            </w:r>
+            <w:r>
+              <w:rPr>
+                <w:noProof/>
+                <w:webHidden/>
+              </w:rPr>
+              <w:fldChar w:fldCharType="separate"/>
+            </w:r>
+            <w:r>
+              <w:rPr>
+                <w:noProof/>
+                <w:webHidden/>
+              </w:rPr>
+              <w:t>6</w:t>
+            </w:r>
+            <w:r>
+              <w:rPr>
+                <w:noProof/>
+                <w:webHidden/>
+              </w:rPr>
+              <w:fldChar w:fldCharType="end"/>
+            </w:r>
+          </w:hyperlink>
+        </w:p>
+        <w:p>
+          <w:pPr>
+            <w:pStyle w:val="TDC2"/>
+            <w:tabs>
+              <w:tab w:val="left" w:pos="720"/>
+              <w:tab w:val="right" w:leader="dot" w:pos="8494"/>
+            </w:tabs>
+            <w:rPr>
+              <w:rFonts w:asciiTheme="minorHAnsi" w:eastAsiaTheme="minorEastAsia" w:hAnsiTheme="minorHAnsi" w:cstheme="minorBidi"/>
+              <w:b w:val="0"/>
+              <w:bCs w:val="0"/>
+              <w:noProof/>
+              <w:kern w:val="2"/>
+              <w:sz w:val="24"/>
+              <w:lang w:val="es-MX" w:eastAsia="es-MX"/>
+              <w14:ligatures w14:val="standardContextual"/>
+            </w:rPr>
+          </w:pPr>
+          <w:hyperlink w:anchor="_Toc236169067" w:history="1">
+            <w:r>
+              <w:rPr>
+                <w:rStyle w:val="Hipervnculo"/>
+                <w:noProof/>
+              </w:rPr>
+              <w:t>2.6</w:t>
+            </w:r>
+            <w:r>
+              <w:rPr>
+                <w:rFonts w:asciiTheme="minorHAnsi" w:eastAsiaTheme="minorEastAsia" w:hAnsiTheme="minorHAnsi" w:cstheme="minorBidi"/>
+                <w:b w:val="0"/>
+                <w:bCs w:val="0"/>
+                <w:noProof/>
+                <w:kern w:val="2"/>
+                <w:sz w:val="24"/>
+                <w:lang w:val="es-MX" w:eastAsia="es-MX"/>
+                <w14:ligatures w14:val="standardContextual"/>
+              </w:rPr>
+              <w:tab/>
+            </w:r>
+            <w:r>
+              <w:rPr>
+                <w:rStyle w:val="Hipervnculo"/>
+                <w:noProof/>
+              </w:rPr>
+              <w:t>Evolución previsible del sistema</w:t>
+            </w:r>
+            <w:r>
+              <w:rPr>
+                <w:noProof/>
+                <w:webHidden/>
+              </w:rPr>
+              <w:tab/>
+            </w:r>
+            <w:r>
+              <w:rPr>
+                <w:noProof/>
+                <w:webHidden/>
+              </w:rPr>
+              <w:fldChar w:fldCharType="begin"/>
+            </w:r>
+            <w:r>
+              <w:rPr>
+                <w:noProof/>
+                <w:webHidden/>
+              </w:rPr>
+              <w:instrText xml:space="preserve"> PAGEREF _Toc236169067 \h </w:instrText>
+            </w:r>
+            <w:r>
+              <w:rPr>
+                <w:noProof/>
+                <w:webHidden/>
+              </w:rPr>
+            </w:r>
+            <w:r>
+              <w:rPr>
+                <w:noProof/>
+                <w:webHidden/>
+              </w:rPr>
+              <w:fldChar w:fldCharType="separate"/>
+            </w:r>
+            <w:r>
+              <w:rPr>
+                <w:noProof/>
+                <w:webHidden/>
+              </w:rPr>
+              <w:t>6</w:t>
+            </w:r>
+            <w:r>
+              <w:rPr>
+                <w:noProof/>
+                <w:webHidden/>
+              </w:rPr>
+              <w:fldChar w:fldCharType="end"/>
+            </w:r>
+          </w:hyperlink>
+        </w:p>
+        <w:p>
+          <w:pPr>
+            <w:pStyle w:val="TDC1"/>
+            <w:tabs>
+              <w:tab w:val="left" w:pos="480"/>
+              <w:tab w:val="right" w:leader="dot" w:pos="8494"/>
+            </w:tabs>
+            <w:rPr>
+              <w:rFonts w:asciiTheme="minorHAnsi" w:eastAsiaTheme="minorEastAsia" w:hAnsiTheme="minorHAnsi" w:cstheme="minorBidi"/>
+              <w:b w:val="0"/>
+              <w:bCs w:val="0"/>
+              <w:caps w:val="0"/>
+              <w:noProof/>
+              <w:kern w:val="2"/>
+              <w:sz w:val="24"/>
+              <w:szCs w:val="24"/>
+              <w:lang w:val="es-MX" w:eastAsia="es-MX"/>
+              <w14:ligatures w14:val="standardContextual"/>
+            </w:rPr>
+          </w:pPr>
+          <w:hyperlink w:anchor="_Toc236169068" w:history="1">
+            <w:r>
+              <w:rPr>
+                <w:rStyle w:val="Hipervnculo"/>
+                <w:noProof/>
+              </w:rPr>
+              <w:t>3</w:t>
+            </w:r>
+            <w:r>
+              <w:rPr>
+                <w:rFonts w:asciiTheme="minorHAnsi" w:eastAsiaTheme="minorEastAsia" w:hAnsiTheme="minorHAnsi" w:cstheme="minorBidi"/>
+                <w:b w:val="0"/>
+                <w:bCs w:val="0"/>
+                <w:caps w:val="0"/>
+                <w:noProof/>
+                <w:kern w:val="2"/>
+                <w:sz w:val="24"/>
+                <w:szCs w:val="24"/>
+                <w:lang w:val="es-MX" w:eastAsia="es-MX"/>
+                <w14:ligatures w14:val="standardContextual"/>
+              </w:rPr>
+              <w:tab/>
+            </w:r>
+            <w:r>
+              <w:rPr>
+                <w:rStyle w:val="Hipervnculo"/>
+                <w:noProof/>
+              </w:rPr>
+              <w:t>Requisitos específicos</w:t>
+            </w:r>
+            <w:r>
+              <w:rPr>
+                <w:noProof/>
+                <w:webHidden/>
+              </w:rPr>
+              <w:tab/>
+            </w:r>
+            <w:r>
+              <w:rPr>
+                <w:noProof/>
+                <w:webHidden/>
+              </w:rPr>
+              <w:fldChar w:fldCharType="begin"/>
+            </w:r>
+            <w:r>
+              <w:rPr>
+                <w:noProof/>
+                <w:webHidden/>
+              </w:rPr>
+              <w:instrText xml:space="preserve"> PAGEREF _Toc236169068 \h </w:instrText>
+            </w:r>
+            <w:r>
+              <w:rPr>
+                <w:noProof/>
+                <w:webHidden/>
+              </w:rPr>
+            </w:r>
+            <w:r>
+              <w:rPr>
+                <w:noProof/>
+                <w:webHidden/>
+              </w:rPr>
+              <w:fldChar w:fldCharType="separate"/>
+            </w:r>
+            <w:r>
+              <w:rPr>
+                <w:noProof/>
+                <w:webHidden/>
+              </w:rPr>
+              <w:t>6</w:t>
+            </w:r>
+            <w:r>
+              <w:rPr>
+                <w:noProof/>
+                <w:webHidden/>
+              </w:rPr>
+              <w:fldChar w:fldCharType="end"/>
+            </w:r>
+          </w:hyperlink>
+        </w:p>
+        <w:p>
+          <w:pPr>
+            <w:pStyle w:val="TDC2"/>
+            <w:tabs>
+              <w:tab w:val="left" w:pos="720"/>
+              <w:tab w:val="right" w:leader="dot" w:pos="8494"/>
+            </w:tabs>
+            <w:rPr>
+              <w:rFonts w:asciiTheme="minorHAnsi" w:eastAsiaTheme="minorEastAsia" w:hAnsiTheme="minorHAnsi" w:cstheme="minorBidi"/>
+              <w:b w:val="0"/>
+              <w:bCs w:val="0"/>
+              <w:noProof/>
+              <w:kern w:val="2"/>
+              <w:sz w:val="24"/>
+              <w:lang w:val="es-MX" w:eastAsia="es-MX"/>
+              <w14:ligatures w14:val="standardContextual"/>
+            </w:rPr>
+          </w:pPr>
+          <w:hyperlink w:anchor="_Toc236169069" w:history="1">
+            <w:r>
+              <w:rPr>
+                <w:rStyle w:val="Hipervnculo"/>
+                <w:noProof/>
+              </w:rPr>
+              <w:t>3.1</w:t>
+            </w:r>
+            <w:r>
+              <w:rPr>
+                <w:rFonts w:asciiTheme="minorHAnsi" w:eastAsiaTheme="minorEastAsia" w:hAnsiTheme="minorHAnsi" w:cstheme="minorBidi"/>
+                <w:b w:val="0"/>
+                <w:bCs w:val="0"/>
+                <w:noProof/>
+                <w:kern w:val="2"/>
+                <w:sz w:val="24"/>
+                <w:lang w:val="es-MX" w:eastAsia="es-MX"/>
+                <w14:ligatures w14:val="standardContextual"/>
+              </w:rPr>
+              <w:tab/>
+            </w:r>
+            <w:r>
+              <w:rPr>
+                <w:rStyle w:val="Hipervnculo"/>
+                <w:noProof/>
+              </w:rPr>
+              <w:t>Requisitos comunes de los interfaces</w:t>
+            </w:r>
+            <w:r>
+              <w:rPr>
+                <w:noProof/>
+                <w:webHidden/>
+              </w:rPr>
+              <w:tab/>
+            </w:r>
+            <w:r>
+              <w:rPr>
+                <w:noProof/>
+                <w:webHidden/>
+              </w:rPr>
+              <w:fldChar w:fldCharType="begin"/>
+            </w:r>
+            <w:r>
+              <w:rPr>
+                <w:noProof/>
+                <w:webHidden/>
+              </w:rPr>
+              <w:instrText xml:space="preserve"> PAGEREF _Toc236169069 \h </w:instrText>
+            </w:r>
+            <w:r>
+              <w:rPr>
+                <w:noProof/>
+                <w:webHidden/>
+              </w:rPr>
+            </w:r>
+            <w:r>
+              <w:rPr>
+                <w:noProof/>
+                <w:webHidden/>
+              </w:rPr>
+              <w:fldChar w:fldCharType="separate"/>
+            </w:r>
+            <w:r>
+              <w:rPr>
+                <w:noProof/>
+                <w:webHidden/>
+              </w:rPr>
+              <w:t>7</w:t>
+            </w:r>
+            <w:r>
+              <w:rPr>
+                <w:noProof/>
+                <w:webHidden/>
+              </w:rPr>
+              <w:fldChar w:fldCharType="end"/>
+            </w:r>
+          </w:hyperlink>
+        </w:p>
+        <w:p>
+          <w:pPr>
+            <w:pStyle w:val="TDC3"/>
+            <w:tabs>
+              <w:tab w:val="left" w:pos="960"/>
+              <w:tab w:val="right" w:leader="dot" w:pos="8494"/>
+            </w:tabs>
+            <w:rPr>
+              <w:rFonts w:asciiTheme="minorHAnsi" w:eastAsiaTheme="minorEastAsia" w:hAnsiTheme="minorHAnsi" w:cstheme="minorBidi"/>
+              <w:noProof/>
+              <w:kern w:val="2"/>
+              <w:sz w:val="24"/>
+              <w:lang w:val="es-MX" w:eastAsia="es-MX"/>
+              <w14:ligatures w14:val="standardContextual"/>
+            </w:rPr>
+          </w:pPr>
+          <w:hyperlink w:anchor="_Toc236169070" w:history="1">
+            <w:r>
+              <w:rPr>
+                <w:rStyle w:val="Hipervnculo"/>
+                <w:noProof/>
+              </w:rPr>
+              <w:t>3.1.1</w:t>
+            </w:r>
+            <w:r>
+              <w:rPr>
+                <w:rFonts w:asciiTheme="minorHAnsi" w:eastAsiaTheme="minorEastAsia" w:hAnsiTheme="minorHAnsi" w:cstheme="minorBidi"/>
+                <w:noProof/>
+                <w:kern w:val="2"/>
+                <w:sz w:val="24"/>
+                <w:lang w:val="es-MX" w:eastAsia="es-MX"/>
+                <w14:ligatures w14:val="standardContextual"/>
+              </w:rPr>
+              <w:tab/>
+            </w:r>
+            <w:r>
+              <w:rPr>
+                <w:rStyle w:val="Hipervnculo"/>
+                <w:noProof/>
+              </w:rPr>
+              <w:t>Interfaces de usuario</w:t>
+            </w:r>
+            <w:r>
+              <w:rPr>
+                <w:noProof/>
+                <w:webHidden/>
+              </w:rPr>
+              <w:tab/>
+            </w:r>
+            <w:r>
+              <w:rPr>
+                <w:noProof/>
+                <w:webHidden/>
+              </w:rPr>
+              <w:fldChar w:fldCharType="begin"/>
+            </w:r>
+            <w:r>
+              <w:rPr>
+                <w:noProof/>
+                <w:webHidden/>
+              </w:rPr>
+              <w:instrText xml:space="preserve"> PAGEREF _Toc236169070 \h </w:instrText>
+            </w:r>
+            <w:r>
+              <w:rPr>
+                <w:noProof/>
+                <w:webHidden/>
+              </w:rPr>
+            </w:r>
+            <w:r>
+              <w:rPr>
+                <w:noProof/>
+                <w:webHidden/>
+              </w:rPr>
+              <w:fldChar w:fldCharType="separate"/>
+            </w:r>
+            <w:r>
+              <w:rPr>
+                <w:noProof/>
+                <w:webHidden/>
+              </w:rPr>
+              <w:t>7</w:t>
+            </w:r>
+            <w:r>
+              <w:rPr>
+                <w:noProof/>
+                <w:webHidden/>
+              </w:rPr>
+              <w:fldChar w:fldCharType="end"/>
+            </w:r>
+          </w:hyperlink>
+        </w:p>
+        <w:p>
+          <w:pPr>
+            <w:pStyle w:val="TDC3"/>
+            <w:tabs>
+              <w:tab w:val="left" w:pos="960"/>
+              <w:tab w:val="right" w:leader="dot" w:pos="8494"/>
+            </w:tabs>
+            <w:rPr>
+              <w:rFonts w:asciiTheme="minorHAnsi" w:eastAsiaTheme="minorEastAsia" w:hAnsiTheme="minorHAnsi" w:cstheme="minorBidi"/>
+              <w:noProof/>
+              <w:kern w:val="2"/>
+              <w:sz w:val="24"/>
+              <w:lang w:val="es-MX" w:eastAsia="es-MX"/>
+              <w14:ligatures w14:val="standardContextual"/>
+            </w:rPr>
+          </w:pPr>
+          <w:hyperlink w:anchor="_Toc236169071" w:history="1">
+            <w:r>
+              <w:rPr>
+                <w:rStyle w:val="Hipervnculo"/>
+                <w:noProof/>
+              </w:rPr>
+              <w:t>3.1.2</w:t>
+            </w:r>
+            <w:r>
+              <w:rPr>
+                <w:rFonts w:asciiTheme="minorHAnsi" w:eastAsiaTheme="minorEastAsia" w:hAnsiTheme="minorHAnsi" w:cstheme="minorBidi"/>
+                <w:noProof/>
+                <w:kern w:val="2"/>
+                <w:sz w:val="24"/>
+                <w:lang w:val="es-MX" w:eastAsia="es-MX"/>
+                <w14:ligatures w14:val="standardContextual"/>
+              </w:rPr>
+              <w:tab/>
+            </w:r>
+            <w:r>
+              <w:rPr>
+                <w:rStyle w:val="Hipervnculo"/>
+                <w:noProof/>
+              </w:rPr>
+              <w:t>Interfaces de hardware</w:t>
+            </w:r>
+            <w:r>
+              <w:rPr>
+                <w:noProof/>
+                <w:webHidden/>
+              </w:rPr>
+              <w:tab/>
+            </w:r>
+            <w:r>
+              <w:rPr>
+                <w:noProof/>
+                <w:webHidden/>
+              </w:rPr>
+              <w:fldChar w:fldCharType="begin"/>
+            </w:r>
+            <w:r>
+              <w:rPr>
+                <w:noProof/>
+                <w:webHidden/>
+              </w:rPr>
+              <w:instrText xml:space="preserve"> PAGEREF _Toc236169071 \h </w:instrText>
+            </w:r>
+            <w:r>
+              <w:rPr>
+                <w:noProof/>
+                <w:webHidden/>
+              </w:rPr>
+            </w:r>
+            <w:r>
+              <w:rPr>
+                <w:noProof/>
+                <w:webHidden/>
+              </w:rPr>
+              <w:fldChar w:fldCharType="separate"/>
+            </w:r>
+            <w:r>
+              <w:rPr>
+                <w:noProof/>
+                <w:webHidden/>
+              </w:rPr>
+              <w:t>7</w:t>
+            </w:r>
+            <w:r>
+              <w:rPr>
+                <w:noProof/>
+                <w:webHidden/>
+              </w:rPr>
+              <w:fldChar w:fldCharType="end"/>
+            </w:r>
+          </w:hyperlink>
+        </w:p>
+        <w:p>
+          <w:pPr>
+            <w:pStyle w:val="TDC3"/>
+            <w:tabs>
+              <w:tab w:val="left" w:pos="960"/>
+              <w:tab w:val="right" w:leader="dot" w:pos="8494"/>
+            </w:tabs>
+            <w:rPr>
+              <w:rFonts w:asciiTheme="minorHAnsi" w:eastAsiaTheme="minorEastAsia" w:hAnsiTheme="minorHAnsi" w:cstheme="minorBidi"/>
+              <w:noProof/>
+              <w:kern w:val="2"/>
+              <w:sz w:val="24"/>
+              <w:lang w:val="es-MX" w:eastAsia="es-MX"/>
+              <w14:ligatures w14:val="standardContextual"/>
+            </w:rPr>
+          </w:pPr>
+          <w:hyperlink w:anchor="_Toc236169072" w:history="1">
+            <w:r>
+              <w:rPr>
+                <w:rStyle w:val="Hipervnculo"/>
+                <w:noProof/>
+                <w:lang w:val="fr-FR"/>
+              </w:rPr>
+              <w:t>3.1.3</w:t>
+            </w:r>
+            <w:r>
+              <w:rPr>
+                <w:rFonts w:asciiTheme="minorHAnsi" w:eastAsiaTheme="minorEastAsia" w:hAnsiTheme="minorHAnsi" w:cstheme="minorBidi"/>
+                <w:noProof/>
+                <w:kern w:val="2"/>
+                <w:sz w:val="24"/>
+                <w:lang w:val="es-MX" w:eastAsia="es-MX"/>
+                <w14:ligatures w14:val="standardContextual"/>
+              </w:rPr>
+              <w:tab/>
+            </w:r>
+            <w:r>
+              <w:rPr>
+                <w:rStyle w:val="Hipervnculo"/>
+                <w:noProof/>
+                <w:lang w:val="fr-FR"/>
+              </w:rPr>
+              <w:t>Interfaces de software</w:t>
+            </w:r>
+            <w:r>
+              <w:rPr>
+                <w:noProof/>
+                <w:webHidden/>
+              </w:rPr>
+              <w:tab/>
+            </w:r>
+            <w:r>
+              <w:rPr>
+                <w:noProof/>
+                <w:webHidden/>
+              </w:rPr>
+              <w:fldChar w:fldCharType="begin"/>
+            </w:r>
+            <w:r>
+              <w:rPr>
+                <w:noProof/>
+                <w:webHidden/>
+              </w:rPr>
+              <w:instrText xml:space="preserve"> PAGEREF _Toc236169072 \h </w:instrText>
+            </w:r>
+            <w:r>
+              <w:rPr>
+                <w:noProof/>
+                <w:webHidden/>
+              </w:rPr>
+            </w:r>
+            <w:r>
+              <w:rPr>
+                <w:noProof/>
+                <w:webHidden/>
+              </w:rPr>
+              <w:fldChar w:fldCharType="separate"/>
+            </w:r>
+            <w:r>
+              <w:rPr>
+                <w:noProof/>
+                <w:webHidden/>
+              </w:rPr>
+              <w:t>7</w:t>
+            </w:r>
+            <w:r>
+              <w:rPr>
+                <w:noProof/>
+                <w:webHidden/>
+              </w:rPr>
+              <w:fldChar w:fldCharType="end"/>
+            </w:r>
+          </w:hyperlink>
+        </w:p>
+        <w:p>
+          <w:pPr>
+            <w:pStyle w:val="TDC3"/>
+            <w:tabs>
+              <w:tab w:val="left" w:pos="960"/>
+              <w:tab w:val="right" w:leader="dot" w:pos="8494"/>
+            </w:tabs>
+            <w:rPr>
+              <w:rFonts w:asciiTheme="minorHAnsi" w:eastAsiaTheme="minorEastAsia" w:hAnsiTheme="minorHAnsi" w:cstheme="minorBidi"/>
+              <w:noProof/>
+              <w:kern w:val="2"/>
+              <w:sz w:val="24"/>
+              <w:lang w:val="es-MX" w:eastAsia="es-MX"/>
+              <w14:ligatures w14:val="standardContextual"/>
+            </w:rPr>
+          </w:pPr>
+          <w:hyperlink w:anchor="_Toc236169073" w:history="1">
+            <w:r>
+              <w:rPr>
+                <w:rStyle w:val="Hipervnculo"/>
+                <w:noProof/>
+              </w:rPr>
+              <w:t>3.1.4</w:t>
+            </w:r>
+            <w:r>
+              <w:rPr>
+                <w:rFonts w:asciiTheme="minorHAnsi" w:eastAsiaTheme="minorEastAsia" w:hAnsiTheme="minorHAnsi" w:cstheme="minorBidi"/>
+                <w:noProof/>
+                <w:kern w:val="2"/>
+                <w:sz w:val="24"/>
+                <w:lang w:val="es-MX" w:eastAsia="es-MX"/>
+                <w14:ligatures w14:val="standardContextual"/>
+              </w:rPr>
+              <w:tab/>
+            </w:r>
+            <w:r>
+              <w:rPr>
+                <w:rStyle w:val="Hipervnculo"/>
+                <w:noProof/>
+              </w:rPr>
+              <w:t>Interfaces de comunicación</w:t>
+            </w:r>
+            <w:r>
+              <w:rPr>
+                <w:noProof/>
+                <w:webHidden/>
+              </w:rPr>
+              <w:tab/>
+            </w:r>
+            <w:r>
+              <w:rPr>
+                <w:noProof/>
+                <w:webHidden/>
+              </w:rPr>
+              <w:fldChar w:fldCharType="begin"/>
+            </w:r>
+            <w:r>
+              <w:rPr>
+                <w:noProof/>
+                <w:webHidden/>
+              </w:rPr>
+              <w:instrText xml:space="preserve"> PAGEREF _Toc236169073 \h </w:instrText>
+            </w:r>
+            <w:r>
+              <w:rPr>
+                <w:noProof/>
+                <w:webHidden/>
+              </w:rPr>
+            </w:r>
+            <w:r>
+              <w:rPr>
+                <w:noProof/>
+                <w:webHidden/>
+              </w:rPr>
+              <w:fldChar w:fldCharType="separate"/>
+            </w:r>
+            <w:r>
+              <w:rPr>
+                <w:noProof/>
+                <w:webHidden/>
+              </w:rPr>
+              <w:t>7</w:t>
+            </w:r>
+            <w:r>
+              <w:rPr>
+                <w:noProof/>
+                <w:webHidden/>
+              </w:rPr>
+              <w:fldChar w:fldCharType="end"/>
+            </w:r>
+          </w:hyperlink>
+        </w:p>
+        <w:p>
+          <w:pPr>
+            <w:pStyle w:val="TDC2"/>
+            <w:tabs>
+              <w:tab w:val="left" w:pos="720"/>
+              <w:tab w:val="right" w:leader="dot" w:pos="8494"/>
+            </w:tabs>
+            <w:rPr>
+              <w:rFonts w:asciiTheme="minorHAnsi" w:eastAsiaTheme="minorEastAsia" w:hAnsiTheme="minorHAnsi" w:cstheme="minorBidi"/>
+              <w:b w:val="0"/>
+              <w:bCs w:val="0"/>
+              <w:noProof/>
+              <w:kern w:val="2"/>
+              <w:sz w:val="24"/>
+              <w:lang w:val="es-MX" w:eastAsia="es-MX"/>
+              <w14:ligatures w14:val="standardContextual"/>
+            </w:rPr>
+          </w:pPr>
+          <w:hyperlink w:anchor="_Toc236169074" w:history="1">
+            <w:r>
+              <w:rPr>
+                <w:rStyle w:val="Hipervnculo"/>
+                <w:noProof/>
+              </w:rPr>
+              <w:t>3.2</w:t>
+            </w:r>
+            <w:r>
+              <w:rPr>
+                <w:rFonts w:asciiTheme="minorHAnsi" w:eastAsiaTheme="minorEastAsia" w:hAnsiTheme="minorHAnsi" w:cstheme="minorBidi"/>
+                <w:b w:val="0"/>
+                <w:bCs w:val="0"/>
+                <w:noProof/>
+                <w:kern w:val="2"/>
+                <w:sz w:val="24"/>
+                <w:lang w:val="es-MX" w:eastAsia="es-MX"/>
+                <w14:ligatures w14:val="standardContextual"/>
+              </w:rPr>
+              <w:tab/>
+            </w:r>
+            <w:r>
+              <w:rPr>
+                <w:rStyle w:val="Hipervnculo"/>
+                <w:noProof/>
+              </w:rPr>
+              <w:t>Requisitos funcionales</w:t>
+            </w:r>
+            <w:r>
+              <w:rPr>
+                <w:noProof/>
+                <w:webHidden/>
+              </w:rPr>
+              <w:tab/>
+            </w:r>
+            <w:r>
+              <w:rPr>
+                <w:noProof/>
+                <w:webHidden/>
+              </w:rPr>
+              <w:fldChar w:fldCharType="begin"/>
+            </w:r>
+            <w:r>
+              <w:rPr>
+                <w:noProof/>
+                <w:webHidden/>
+              </w:rPr>
+              <w:instrText xml:space="preserve"> PAGEREF _Toc236169074 \h </w:instrText>
+            </w:r>
+            <w:r>
+              <w:rPr>
+                <w:noProof/>
+                <w:webHidden/>
+              </w:rPr>
+            </w:r>
+            <w:r>
+              <w:rPr>
+                <w:noProof/>
+                <w:webHidden/>
+              </w:rPr>
+              <w:fldChar w:fldCharType="separate"/>
+            </w:r>
+            <w:r>
+              <w:rPr>
+                <w:noProof/>
+                <w:webHidden/>
+              </w:rPr>
+              <w:t>7</w:t>
+            </w:r>
+            <w:r>
+              <w:rPr>
+                <w:noProof/>
+                <w:webHidden/>
+              </w:rPr>
+              <w:fldChar w:fldCharType="end"/>
+            </w:r>
+          </w:hyperlink>
+        </w:p>
+        <w:p>
+          <w:pPr>
+            <w:pStyle w:val="TDC3"/>
+            <w:tabs>
+              <w:tab w:val="left" w:pos="960"/>
+              <w:tab w:val="right" w:leader="dot" w:pos="8494"/>
+            </w:tabs>
+            <w:rPr>
+              <w:rFonts w:asciiTheme="minorHAnsi" w:eastAsiaTheme="minorEastAsia" w:hAnsiTheme="minorHAnsi" w:cstheme="minorBidi"/>
+              <w:noProof/>
+              <w:kern w:val="2"/>
+              <w:sz w:val="24"/>
+              <w:lang w:val="es-MX" w:eastAsia="es-MX"/>
+              <w14:ligatures w14:val="standardContextual"/>
+            </w:rPr>
+          </w:pPr>
+          <w:hyperlink w:anchor="_Toc236169075" w:history="1">
+            <w:r>
+              <w:rPr>
+                <w:rStyle w:val="Hipervnculo"/>
+                <w:noProof/>
+              </w:rPr>
+              <w:t>3.2.1</w:t>
+            </w:r>
+            <w:r>
+              <w:rPr>
+                <w:rFonts w:asciiTheme="minorHAnsi" w:eastAsiaTheme="minorEastAsia" w:hAnsiTheme="minorHAnsi" w:cstheme="minorBidi"/>
+                <w:noProof/>
+                <w:kern w:val="2"/>
+                <w:sz w:val="24"/>
+                <w:lang w:val="es-MX" w:eastAsia="es-MX"/>
+                <w14:ligatures w14:val="standardContextual"/>
+              </w:rPr>
+              <w:tab/>
+            </w:r>
+            <w:r>
+              <w:rPr>
+                <w:rStyle w:val="Hipervnculo"/>
+                <w:noProof/>
+              </w:rPr>
+              <w:t>Requisito funcional 1</w:t>
+            </w:r>
+            <w:r>
+              <w:rPr>
+                <w:noProof/>
+                <w:webHidden/>
+              </w:rPr>
+              <w:tab/>
+            </w:r>
+            <w:r>
+              <w:rPr>
+                <w:noProof/>
+                <w:webHidden/>
+              </w:rPr>
+              <w:fldChar w:fldCharType="begin"/>
+            </w:r>
+            <w:r>
+              <w:rPr>
+                <w:noProof/>
+                <w:webHidden/>
+              </w:rPr>
+              <w:instrText xml:space="preserve"> PAGEREF _Toc236169075 \h </w:instrText>
+            </w:r>
+            <w:r>
+              <w:rPr>
+                <w:noProof/>
+                <w:webHidden/>
+              </w:rPr>
+            </w:r>
+            <w:r>
+              <w:rPr>
+                <w:noProof/>
+                <w:webHidden/>
+              </w:rPr>
+              <w:fldChar w:fldCharType="separate"/>
+            </w:r>
+            <w:r>
+              <w:rPr>
+                <w:noProof/>
+                <w:webHidden/>
+              </w:rPr>
+              <w:t>8</w:t>
+            </w:r>
+            <w:r>
+              <w:rPr>
+                <w:noProof/>
+                <w:webHidden/>
+              </w:rPr>
+              <w:fldChar w:fldCharType="end"/>
+            </w:r>
+          </w:hyperlink>
+        </w:p>
+        <w:p>
+          <w:pPr>
+            <w:pStyle w:val="TDC3"/>
+            <w:tabs>
+              <w:tab w:val="left" w:pos="960"/>
+              <w:tab w:val="right" w:leader="dot" w:pos="8494"/>
+            </w:tabs>
+            <w:rPr>
+              <w:rFonts w:asciiTheme="minorHAnsi" w:eastAsiaTheme="minorEastAsia" w:hAnsiTheme="minorHAnsi" w:cstheme="minorBidi"/>
+              <w:noProof/>
+              <w:kern w:val="2"/>
+              <w:sz w:val="24"/>
+              <w:lang w:val="es-MX" w:eastAsia="es-MX"/>
+              <w14:ligatures w14:val="standardContextual"/>
+            </w:rPr>
+          </w:pPr>
+          <w:hyperlink w:anchor="_Toc236169076" w:history="1">
+            <w:r>
+              <w:rPr>
+                <w:rStyle w:val="Hipervnculo"/>
+                <w:noProof/>
+              </w:rPr>
+              <w:t>3.2.2</w:t>
+            </w:r>
+            <w:r>
+              <w:rPr>
+                <w:rFonts w:asciiTheme="minorHAnsi" w:eastAsiaTheme="minorEastAsia" w:hAnsiTheme="minorHAnsi" w:cstheme="minorBidi"/>
+                <w:noProof/>
+                <w:kern w:val="2"/>
+                <w:sz w:val="24"/>
+                <w:lang w:val="es-MX" w:eastAsia="es-MX"/>
+                <w14:ligatures w14:val="standardContextual"/>
+              </w:rPr>
+              <w:tab/>
+            </w:r>
+            <w:r>
+              <w:rPr>
+                <w:rStyle w:val="Hipervnculo"/>
+                <w:noProof/>
+              </w:rPr>
+              <w:t>Requisito funcional 2</w:t>
+            </w:r>
+            <w:r>
+              <w:rPr>
+                <w:noProof/>
+                <w:webHidden/>
+              </w:rPr>
+              <w:tab/>
+            </w:r>
+            <w:r>
+              <w:rPr>
+                <w:noProof/>
+                <w:webHidden/>
+              </w:rPr>
+              <w:fldChar w:fldCharType="begin"/>
+            </w:r>
+            <w:r>
+              <w:rPr>
+                <w:noProof/>
+                <w:webHidden/>
+              </w:rPr>
+              <w:instrText xml:space="preserve"> PAGEREF _Toc236169076 \h </w:instrText>
+            </w:r>
+            <w:r>
+              <w:rPr>
+                <w:noProof/>
+                <w:webHidden/>
+              </w:rPr>
+            </w:r>
+            <w:r>
+              <w:rPr>
+                <w:noProof/>
+                <w:webHidden/>
+              </w:rPr>
+              <w:fldChar w:fldCharType="separate"/>
+            </w:r>
+            <w:r>
+              <w:rPr>
+                <w:noProof/>
+                <w:webHidden/>
+              </w:rPr>
+              <w:t>8</w:t>
+            </w:r>
+            <w:r>
+              <w:rPr>
+                <w:noProof/>
+                <w:webHidden/>
+              </w:rPr>
+              <w:fldChar w:fldCharType="end"/>
+            </w:r>
+          </w:hyperlink>
+        </w:p>
+        <w:p>
+          <w:pPr>
+            <w:pStyle w:val="TDC3"/>
+            <w:tabs>
+              <w:tab w:val="left" w:pos="960"/>
+              <w:tab w:val="right" w:leader="dot" w:pos="8494"/>
+            </w:tabs>
+            <w:rPr>
+              <w:rFonts w:asciiTheme="minorHAnsi" w:eastAsiaTheme="minorEastAsia" w:hAnsiTheme="minorHAnsi" w:cstheme="minorBidi"/>
+              <w:noProof/>
+              <w:kern w:val="2"/>
+              <w:sz w:val="24"/>
+              <w:lang w:val="es-MX" w:eastAsia="es-MX"/>
+              <w14:ligatures w14:val="standardContextual"/>
+            </w:rPr>
+          </w:pPr>
+          <w:hyperlink w:anchor="_Toc236169077" w:history="1">
+            <w:r>
+              <w:rPr>
+                <w:rStyle w:val="Hipervnculo"/>
+                <w:noProof/>
+              </w:rPr>
+              <w:t>3.2.3</w:t>
+            </w:r>
+            <w:r>
+              <w:rPr>
+                <w:rFonts w:asciiTheme="minorHAnsi" w:eastAsiaTheme="minorEastAsia" w:hAnsiTheme="minorHAnsi" w:cstheme="minorBidi"/>
+                <w:noProof/>
+                <w:kern w:val="2"/>
+                <w:sz w:val="24"/>
+                <w:lang w:val="es-MX" w:eastAsia="es-MX"/>
+                <w14:ligatures w14:val="standardContextual"/>
+              </w:rPr>
+              <w:tab/>
+            </w:r>
+            <w:r>
+              <w:rPr>
+                <w:rStyle w:val="Hipervnculo"/>
+                <w:noProof/>
+              </w:rPr>
+              <w:t>Requisito funcional 3</w:t>
+            </w:r>
+            <w:r>
+              <w:rPr>
+                <w:noProof/>
+                <w:webHidden/>
+              </w:rPr>
+              <w:tab/>
+            </w:r>
+            <w:r>
+              <w:rPr>
+                <w:noProof/>
+                <w:webHidden/>
+              </w:rPr>
+              <w:fldChar w:fldCharType="begin"/>
+            </w:r>
+            <w:r>
+              <w:rPr>
+                <w:noProof/>
+                <w:webHidden/>
+              </w:rPr>
+              <w:instrText xml:space="preserve"> PAGEREF _Toc236169077 \h </w:instrText>
+            </w:r>
+            <w:r>
+              <w:rPr>
+                <w:noProof/>
+                <w:webHidden/>
+              </w:rPr>
+            </w:r>
+            <w:r>
+              <w:rPr>
+                <w:noProof/>
+                <w:webHidden/>
+              </w:rPr>
+              <w:fldChar w:fldCharType="separate"/>
+            </w:r>
+            <w:r>
+              <w:rPr>
+                <w:noProof/>
+                <w:webHidden/>
+              </w:rPr>
+              <w:t>8</w:t>
+            </w:r>
+            <w:r>
+              <w:rPr>
+                <w:noProof/>
+                <w:webHidden/>
+              </w:rPr>
+              <w:fldChar w:fldCharType="end"/>
+            </w:r>
+          </w:hyperlink>
+        </w:p>
+        <w:p>
+          <w:pPr>
+            <w:pStyle w:val="TDC3"/>
+            <w:tabs>
+              <w:tab w:val="left" w:pos="960"/>
+              <w:tab w:val="right" w:leader="dot" w:pos="8494"/>
+            </w:tabs>
+            <w:rPr>
+              <w:rFonts w:asciiTheme="minorHAnsi" w:eastAsiaTheme="minorEastAsia" w:hAnsiTheme="minorHAnsi" w:cstheme="minorBidi"/>
+              <w:noProof/>
+              <w:kern w:val="2"/>
+              <w:sz w:val="24"/>
+              <w:lang w:val="es-MX" w:eastAsia="es-MX"/>
+              <w14:ligatures w14:val="standardContextual"/>
+            </w:rPr>
+          </w:pPr>
+          <w:hyperlink w:anchor="_Toc236169078" w:history="1">
+            <w:r>
+              <w:rPr>
+                <w:rStyle w:val="Hipervnculo"/>
+                <w:noProof/>
+              </w:rPr>
+              <w:t>3.2.4</w:t>
+            </w:r>
+            <w:r>
+              <w:rPr>
+                <w:rFonts w:asciiTheme="minorHAnsi" w:eastAsiaTheme="minorEastAsia" w:hAnsiTheme="minorHAnsi" w:cstheme="minorBidi"/>
+                <w:noProof/>
+                <w:kern w:val="2"/>
+                <w:sz w:val="24"/>
+                <w:lang w:val="es-MX" w:eastAsia="es-MX"/>
+                <w14:ligatures w14:val="standardContextual"/>
+              </w:rPr>
+              <w:tab/>
+            </w:r>
+            <w:r>
+              <w:rPr>
+                <w:rStyle w:val="Hipervnculo"/>
+                <w:noProof/>
+              </w:rPr>
+              <w:t>Requisito funcional n</w:t>
+            </w:r>
+            <w:r>
+              <w:rPr>
+                <w:noProof/>
+                <w:webHidden/>
+              </w:rPr>
+              <w:tab/>
+            </w:r>
+            <w:r>
+              <w:rPr>
+                <w:noProof/>
+                <w:webHidden/>
+              </w:rPr>
+              <w:fldChar w:fldCharType="begin"/>
+            </w:r>
+            <w:r>
+              <w:rPr>
+                <w:noProof/>
+                <w:webHidden/>
+              </w:rPr>
+              <w:instrText xml:space="preserve"> PAGEREF _Toc236169078 \h </w:instrText>
+            </w:r>
+            <w:r>
+              <w:rPr>
+                <w:noProof/>
+                <w:webHidden/>
+              </w:rPr>
+            </w:r>
+            <w:r>
+              <w:rPr>
+                <w:noProof/>
+                <w:webHidden/>
+              </w:rPr>
+              <w:fldChar w:fldCharType="separate"/>
+            </w:r>
+            <w:r>
+              <w:rPr>
+                <w:noProof/>
+                <w:webHidden/>
+              </w:rPr>
+              <w:t>8</w:t>
+            </w:r>
+            <w:r>
+              <w:rPr>
+                <w:noProof/>
+                <w:webHidden/>
+              </w:rPr>
+              <w:fldChar w:fldCharType="end"/>
+            </w:r>
+          </w:hyperlink>
+        </w:p>
+        <w:p>
+          <w:pPr>
+            <w:pStyle w:val="TDC2"/>
+            <w:tabs>
+              <w:tab w:val="left" w:pos="720"/>
+              <w:tab w:val="right" w:leader="dot" w:pos="8494"/>
+            </w:tabs>
+            <w:rPr>
+              <w:rFonts w:asciiTheme="minorHAnsi" w:eastAsiaTheme="minorEastAsia" w:hAnsiTheme="minorHAnsi" w:cstheme="minorBidi"/>
+              <w:b w:val="0"/>
+              <w:bCs w:val="0"/>
+              <w:noProof/>
+              <w:kern w:val="2"/>
+              <w:sz w:val="24"/>
+              <w:lang w:val="es-MX" w:eastAsia="es-MX"/>
+              <w14:ligatures w14:val="standardContextual"/>
+            </w:rPr>
+          </w:pPr>
+          <w:hyperlink w:anchor="_Toc236169079" w:history="1">
+            <w:r>
+              <w:rPr>
+                <w:rStyle w:val="Hipervnculo"/>
+                <w:noProof/>
+              </w:rPr>
+              <w:t>3.3</w:t>
+            </w:r>
+            <w:r>
+              <w:rPr>
+                <w:rFonts w:asciiTheme="minorHAnsi" w:eastAsiaTheme="minorEastAsia" w:hAnsiTheme="minorHAnsi" w:cstheme="minorBidi"/>
+                <w:b w:val="0"/>
+                <w:bCs w:val="0"/>
+                <w:noProof/>
+                <w:kern w:val="2"/>
+                <w:sz w:val="24"/>
+                <w:lang w:val="es-MX" w:eastAsia="es-MX"/>
+                <w14:ligatures w14:val="standardContextual"/>
+              </w:rPr>
+              <w:tab/>
+            </w:r>
+            <w:r>
+              <w:rPr>
+                <w:rStyle w:val="Hipervnculo"/>
+                <w:noProof/>
+              </w:rPr>
+              <w:t>Requisitos no funcionales</w:t>
+            </w:r>
+            <w:r>
+              <w:rPr>
+                <w:noProof/>
+                <w:webHidden/>
+              </w:rPr>
+              <w:tab/>
+            </w:r>
+            <w:r>
+              <w:rPr>
+                <w:noProof/>
+                <w:webHidden/>
+              </w:rPr>
+              <w:fldChar w:fldCharType="begin"/>
+            </w:r>
+            <w:r>
+              <w:rPr>
+                <w:noProof/>
+                <w:webHidden/>
+              </w:rPr>
+              <w:instrText xml:space="preserve"> PAGEREF _Toc236169079 \h </w:instrText>
+            </w:r>
+            <w:r>
+              <w:rPr>
+                <w:noProof/>
+                <w:webHidden/>
+              </w:rPr>
+            </w:r>
+            <w:r>
+              <w:rPr>
+                <w:noProof/>
+                <w:webHidden/>
+              </w:rPr>
+              <w:fldChar w:fldCharType="separate"/>
+            </w:r>
+            <w:r>
+              <w:rPr>
+                <w:noProof/>
+                <w:webHidden/>
+              </w:rPr>
+              <w:t>8</w:t>
+            </w:r>
+            <w:r>
+              <w:rPr>
+                <w:noProof/>
+                <w:webHidden/>
+              </w:rPr>
+              <w:fldChar w:fldCharType="end"/>
+            </w:r>
+          </w:hyperlink>
+        </w:p>
+        <w:p>
+          <w:pPr>
+            <w:pStyle w:val="TDC3"/>
+            <w:tabs>
+              <w:tab w:val="left" w:pos="960"/>
+              <w:tab w:val="right" w:leader="dot" w:pos="8494"/>
+            </w:tabs>
+            <w:rPr>
+              <w:rFonts w:asciiTheme="minorHAnsi" w:eastAsiaTheme="minorEastAsia" w:hAnsiTheme="minorHAnsi" w:cstheme="minorBidi"/>
+              <w:noProof/>
+              <w:kern w:val="2"/>
+              <w:sz w:val="24"/>
+              <w:lang w:val="es-MX" w:eastAsia="es-MX"/>
+              <w14:ligatures w14:val="standardContextual"/>
+            </w:rPr>
+          </w:pPr>
+          <w:hyperlink w:anchor="_Toc236169080" w:history="1">
+            <w:r>
+              <w:rPr>
+                <w:rStyle w:val="Hipervnculo"/>
+                <w:noProof/>
+              </w:rPr>
+              <w:t>3.3.1</w:t>
+            </w:r>
+            <w:r>
+              <w:rPr>
+                <w:rFonts w:asciiTheme="minorHAnsi" w:eastAsiaTheme="minorEastAsia" w:hAnsiTheme="minorHAnsi" w:cstheme="minorBidi"/>
+                <w:noProof/>
+                <w:kern w:val="2"/>
+                <w:sz w:val="24"/>
+                <w:lang w:val="es-MX" w:eastAsia="es-MX"/>
+                <w14:ligatures w14:val="standardContextual"/>
+              </w:rPr>
+              <w:tab/>
+            </w:r>
+            <w:r>
+              <w:rPr>
+                <w:rStyle w:val="Hipervnculo"/>
+                <w:noProof/>
+              </w:rPr>
+              <w:t>Requisitos de rendimiento</w:t>
+            </w:r>
+            <w:r>
+              <w:rPr>
+                <w:noProof/>
+                <w:webHidden/>
+              </w:rPr>
+              <w:tab/>
+            </w:r>
+            <w:r>
+              <w:rPr>
+                <w:noProof/>
+                <w:webHidden/>
+              </w:rPr>
+              <w:fldChar w:fldCharType="begin"/>
+            </w:r>
+            <w:r>
+              <w:rPr>
+                <w:noProof/>
+                <w:webHidden/>
+              </w:rPr>
+              <w:instrText xml:space="preserve"> PAGEREF _Toc236169080 \h </w:instrText>
+            </w:r>
+            <w:r>
+              <w:rPr>
+                <w:noProof/>
+                <w:webHidden/>
+              </w:rPr>
+            </w:r>
+            <w:r>
+              <w:rPr>
+                <w:noProof/>
+                <w:webHidden/>
+              </w:rPr>
+              <w:fldChar w:fldCharType="separate"/>
+            </w:r>
+            <w:r>
+              <w:rPr>
+                <w:noProof/>
+                <w:webHidden/>
+              </w:rPr>
+              <w:t>8</w:t>
+            </w:r>
+            <w:r>
+              <w:rPr>
+                <w:noProof/>
+                <w:webHidden/>
+              </w:rPr>
+              <w:fldChar w:fldCharType="end"/>
+            </w:r>
+          </w:hyperlink>
+        </w:p>
+        <w:p>
+          <w:pPr>
+            <w:pStyle w:val="TDC3"/>
+            <w:tabs>
+              <w:tab w:val="left" w:pos="960"/>
+              <w:tab w:val="right" w:leader="dot" w:pos="8494"/>
+            </w:tabs>
+            <w:rPr>
+              <w:rFonts w:asciiTheme="minorHAnsi" w:eastAsiaTheme="minorEastAsia" w:hAnsiTheme="minorHAnsi" w:cstheme="minorBidi"/>
+              <w:noProof/>
+              <w:kern w:val="2"/>
+              <w:sz w:val="24"/>
+              <w:lang w:val="es-MX" w:eastAsia="es-MX"/>
+              <w14:ligatures w14:val="standardContextual"/>
+            </w:rPr>
+          </w:pPr>
+          <w:hyperlink w:anchor="_Toc236169081" w:history="1">
+            <w:r>
+              <w:rPr>
+                <w:rStyle w:val="Hipervnculo"/>
+                <w:noProof/>
+              </w:rPr>
+              <w:t>3.3.2</w:t>
+            </w:r>
+            <w:r>
+              <w:rPr>
+                <w:rFonts w:asciiTheme="minorHAnsi" w:eastAsiaTheme="minorEastAsia" w:hAnsiTheme="minorHAnsi" w:cstheme="minorBidi"/>
+                <w:noProof/>
+                <w:kern w:val="2"/>
+                <w:sz w:val="24"/>
+                <w:lang w:val="es-MX" w:eastAsia="es-MX"/>
+                <w14:ligatures w14:val="standardContextual"/>
+              </w:rPr>
+              <w:tab/>
+            </w:r>
+            <w:r>
+              <w:rPr>
+                <w:rStyle w:val="Hipervnculo"/>
+                <w:noProof/>
+              </w:rPr>
+              <w:t>Seguridad</w:t>
+            </w:r>
+            <w:r>
+              <w:rPr>
+                <w:noProof/>
+                <w:webHidden/>
+              </w:rPr>
+              <w:tab/>
+            </w:r>
+            <w:r>
+              <w:rPr>
+                <w:noProof/>
+                <w:webHidden/>
+              </w:rPr>
+              <w:fldChar w:fldCharType="begin"/>
+            </w:r>
+            <w:r>
+              <w:rPr>
+                <w:noProof/>
+                <w:webHidden/>
+              </w:rPr>
+              <w:instrText xml:space="preserve"> PAGEREF _Toc236169081 \h </w:instrText>
+            </w:r>
+            <w:r>
+              <w:rPr>
+                <w:noProof/>
+                <w:webHidden/>
+              </w:rPr>
+            </w:r>
+            <w:r>
+              <w:rPr>
+                <w:noProof/>
+                <w:webHidden/>
+              </w:rPr>
+              <w:fldChar w:fldCharType="separate"/>
+            </w:r>
+            <w:r>
+              <w:rPr>
+                <w:noProof/>
+                <w:webHidden/>
+              </w:rPr>
+              <w:t>8</w:t>
+            </w:r>
+            <w:r>
+              <w:rPr>
+                <w:noProof/>
+                <w:webHidden/>
+              </w:rPr>
+              <w:fldChar w:fldCharType="end"/>
+            </w:r>
+          </w:hyperlink>
+        </w:p>
+        <w:p>
+          <w:pPr>
+            <w:pStyle w:val="TDC3"/>
+            <w:tabs>
+              <w:tab w:val="left" w:pos="960"/>
+              <w:tab w:val="right" w:leader="dot" w:pos="8494"/>
+            </w:tabs>
+            <w:rPr>
+              <w:rFonts w:asciiTheme="minorHAnsi" w:eastAsiaTheme="minorEastAsia" w:hAnsiTheme="minorHAnsi" w:cstheme="minorBidi"/>
+              <w:noProof/>
+              <w:kern w:val="2"/>
+              <w:sz w:val="24"/>
+              <w:lang w:val="es-MX" w:eastAsia="es-MX"/>
+              <w14:ligatures w14:val="standardContextual"/>
+            </w:rPr>
+          </w:pPr>
+          <w:hyperlink w:anchor="_Toc236169082" w:history="1">
+            <w:r>
+              <w:rPr>
+                <w:rStyle w:val="Hipervnculo"/>
+                <w:noProof/>
+              </w:rPr>
+              <w:t>3.3.3</w:t>
+            </w:r>
+            <w:r>
+              <w:rPr>
+                <w:rFonts w:asciiTheme="minorHAnsi" w:eastAsiaTheme="minorEastAsia" w:hAnsiTheme="minorHAnsi" w:cstheme="minorBidi"/>
+                <w:noProof/>
+                <w:kern w:val="2"/>
+                <w:sz w:val="24"/>
+                <w:lang w:val="es-MX" w:eastAsia="es-MX"/>
+                <w14:ligatures w14:val="standardContextual"/>
+              </w:rPr>
+              <w:tab/>
+            </w:r>
+            <w:r>
+              <w:rPr>
+                <w:rStyle w:val="Hipervnculo"/>
+                <w:noProof/>
+              </w:rPr>
+              <w:t>Fiabilidad</w:t>
+            </w:r>
+            <w:r>
+              <w:rPr>
+                <w:noProof/>
+                <w:webHidden/>
+              </w:rPr>
+              <w:tab/>
+            </w:r>
+            <w:r>
+              <w:rPr>
+                <w:noProof/>
+                <w:webHidden/>
+              </w:rPr>
+              <w:fldChar w:fldCharType="begin"/>
+            </w:r>
+            <w:r>
+              <w:rPr>
+                <w:noProof/>
+                <w:webHidden/>
+              </w:rPr>
+              <w:instrText xml:space="preserve"> PAGEREF _Toc236169082 \h </w:instrText>
+            </w:r>
+            <w:r>
+              <w:rPr>
+                <w:noProof/>
+                <w:webHidden/>
+              </w:rPr>
+            </w:r>
+            <w:r>
+              <w:rPr>
+                <w:noProof/>
+                <w:webHidden/>
+              </w:rPr>
+              <w:fldChar w:fldCharType="separate"/>
+            </w:r>
+            <w:r>
+              <w:rPr>
+                <w:noProof/>
+                <w:webHidden/>
+              </w:rPr>
+              <w:t>8</w:t>
+            </w:r>
+            <w:r>
+              <w:rPr>
+                <w:noProof/>
+                <w:webHidden/>
+              </w:rPr>
+              <w:fldChar w:fldCharType="end"/>
+            </w:r>
+          </w:hyperlink>
+        </w:p>
+        <w:p>
+          <w:pPr>
+            <w:pStyle w:val="TDC3"/>
+            <w:tabs>
+              <w:tab w:val="left" w:pos="960"/>
+              <w:tab w:val="right" w:leader="dot" w:pos="8494"/>
+            </w:tabs>
+            <w:rPr>
+              <w:rFonts w:asciiTheme="minorHAnsi" w:eastAsiaTheme="minorEastAsia" w:hAnsiTheme="minorHAnsi" w:cstheme="minorBidi"/>
+              <w:noProof/>
+              <w:kern w:val="2"/>
+              <w:sz w:val="24"/>
+              <w:lang w:val="es-MX" w:eastAsia="es-MX"/>
+              <w14:ligatures w14:val="standardContextual"/>
+            </w:rPr>
+          </w:pPr>
+          <w:hyperlink w:anchor="_Toc236169083" w:history="1">
+            <w:r>
+              <w:rPr>
+                <w:rStyle w:val="Hipervnculo"/>
+                <w:noProof/>
+              </w:rPr>
+              <w:t>3.3.4</w:t>
+            </w:r>
+            <w:r>
+              <w:rPr>
+                <w:rFonts w:asciiTheme="minorHAnsi" w:eastAsiaTheme="minorEastAsia" w:hAnsiTheme="minorHAnsi" w:cstheme="minorBidi"/>
+                <w:noProof/>
+                <w:kern w:val="2"/>
+                <w:sz w:val="24"/>
+                <w:lang w:val="es-MX" w:eastAsia="es-MX"/>
+                <w14:ligatures w14:val="standardContextual"/>
+              </w:rPr>
+              <w:tab/>
+            </w:r>
+            <w:r>
+              <w:rPr>
+                <w:rStyle w:val="Hipervnculo"/>
+                <w:noProof/>
+              </w:rPr>
+              <w:t>Disponibilidad</w:t>
+            </w:r>
+            <w:r>
+              <w:rPr>
+                <w:noProof/>
+                <w:webHidden/>
+              </w:rPr>
+              <w:tab/>
+            </w:r>
+            <w:r>
+              <w:rPr>
+                <w:noProof/>
+                <w:webHidden/>
+              </w:rPr>
+              <w:fldChar w:fldCharType="begin"/>
+            </w:r>
+            <w:r>
+              <w:rPr>
+                <w:noProof/>
+                <w:webHidden/>
+              </w:rPr>
+              <w:instrText xml:space="preserve"> PAGEREF _Toc236169083 \h </w:instrText>
+            </w:r>
+            <w:r>
+              <w:rPr>
+                <w:noProof/>
+                <w:webHidden/>
+              </w:rPr>
+            </w:r>
+            <w:r>
+              <w:rPr>
+                <w:noProof/>
+                <w:webHidden/>
+              </w:rPr>
+              <w:fldChar w:fldCharType="separate"/>
+            </w:r>
+            <w:r>
+              <w:rPr>
+                <w:noProof/>
+                <w:webHidden/>
+              </w:rPr>
+              <w:t>8</w:t>
+            </w:r>
+            <w:r>
+              <w:rPr>
+                <w:noProof/>
+                <w:webHidden/>
+              </w:rPr>
+              <w:fldChar w:fldCharType="end"/>
+            </w:r>
+          </w:hyperlink>
+        </w:p>
+        <w:p>
+          <w:pPr>
+            <w:pStyle w:val="TDC3"/>
+            <w:tabs>
+              <w:tab w:val="left" w:pos="960"/>
+              <w:tab w:val="right" w:leader="dot" w:pos="8494"/>
+            </w:tabs>
+            <w:rPr>
+              <w:rFonts w:asciiTheme="minorHAnsi" w:eastAsiaTheme="minorEastAsia" w:hAnsiTheme="minorHAnsi" w:cstheme="minorBidi"/>
+              <w:noProof/>
+              <w:kern w:val="2"/>
+              <w:sz w:val="24"/>
+              <w:lang w:val="es-MX" w:eastAsia="es-MX"/>
+              <w14:ligatures w14:val="standardContextual"/>
+            </w:rPr>
+          </w:pPr>
+          <w:hyperlink w:anchor="_Toc236169084" w:history="1">
+            <w:r>
+              <w:rPr>
+                <w:rStyle w:val="Hipervnculo"/>
+                <w:noProof/>
+              </w:rPr>
+              <w:t>3.3.5</w:t>
+            </w:r>
+            <w:r>
+              <w:rPr>
+                <w:rFonts w:asciiTheme="minorHAnsi" w:eastAsiaTheme="minorEastAsia" w:hAnsiTheme="minorHAnsi" w:cstheme="minorBidi"/>
+                <w:noProof/>
+                <w:kern w:val="2"/>
+                <w:sz w:val="24"/>
+                <w:lang w:val="es-MX" w:eastAsia="es-MX"/>
+                <w14:ligatures w14:val="standardContextual"/>
+              </w:rPr>
+              <w:tab/>
+            </w:r>
+            <w:r>
+              <w:rPr>
+                <w:rStyle w:val="Hipervnculo"/>
+                <w:noProof/>
+              </w:rPr>
+              <w:t>Mantenibilidad</w:t>
+            </w:r>
+            <w:r>
+              <w:rPr>
+                <w:noProof/>
+                <w:webHidden/>
+              </w:rPr>
+              <w:tab/>
+            </w:r>
+            <w:r>
+              <w:rPr>
+                <w:noProof/>
+                <w:webHidden/>
+              </w:rPr>
+              <w:fldChar w:fldCharType="begin"/>
+            </w:r>
+            <w:r>
+              <w:rPr>
+                <w:noProof/>
+                <w:webHidden/>
+              </w:rPr>
+              <w:instrText xml:space="preserve"> PAGEREF _Toc236169084 \h </w:instrText>
+            </w:r>
+            <w:r>
+              <w:rPr>
+                <w:noProof/>
+                <w:webHidden/>
+              </w:rPr>
+            </w:r>
+            <w:r>
+              <w:rPr>
+                <w:noProof/>
+                <w:webHidden/>
+              </w:rPr>
+              <w:fldChar w:fldCharType="separate"/>
+            </w:r>
+            <w:r>
+              <w:rPr>
+                <w:noProof/>
+                <w:webHidden/>
+              </w:rPr>
+              <w:t>9</w:t>
+            </w:r>
+            <w:r>
+              <w:rPr>
+                <w:noProof/>
+                <w:webHidden/>
+              </w:rPr>
+              <w:fldChar w:fldCharType="end"/>
+            </w:r>
+          </w:hyperlink>
+        </w:p>
+        <w:p>
+          <w:pPr>
+            <w:pStyle w:val="TDC3"/>
+            <w:tabs>
+              <w:tab w:val="left" w:pos="960"/>
+              <w:tab w:val="right" w:leader="dot" w:pos="8494"/>
+            </w:tabs>
+            <w:rPr>
+              <w:rFonts w:asciiTheme="minorHAnsi" w:eastAsiaTheme="minorEastAsia" w:hAnsiTheme="minorHAnsi" w:cstheme="minorBidi"/>
+              <w:noProof/>
+              <w:kern w:val="2"/>
+              <w:sz w:val="24"/>
+              <w:lang w:val="es-MX" w:eastAsia="es-MX"/>
+              <w14:ligatures w14:val="standardContextual"/>
+            </w:rPr>
+          </w:pPr>
+          <w:hyperlink w:anchor="_Toc236169085" w:history="1">
+            <w:r>
+              <w:rPr>
+                <w:rStyle w:val="Hipervnculo"/>
+                <w:noProof/>
+              </w:rPr>
+              <w:t>3.3.6</w:t>
+            </w:r>
+            <w:r>
+              <w:rPr>
+                <w:rFonts w:asciiTheme="minorHAnsi" w:eastAsiaTheme="minorEastAsia" w:hAnsiTheme="minorHAnsi" w:cstheme="minorBidi"/>
+                <w:noProof/>
+                <w:kern w:val="2"/>
+                <w:sz w:val="24"/>
+                <w:lang w:val="es-MX" w:eastAsia="es-MX"/>
+                <w14:ligatures w14:val="standardContextual"/>
+              </w:rPr>
+              <w:tab/>
+            </w:r>
+            <w:r>
+              <w:rPr>
+                <w:rStyle w:val="Hipervnculo"/>
+                <w:noProof/>
+              </w:rPr>
+              <w:t>Portabilidad</w:t>
+            </w:r>
+            <w:r>
+              <w:rPr>
+                <w:noProof/>
+                <w:webHidden/>
+              </w:rPr>
+              <w:tab/>
+            </w:r>
+            <w:r>
+              <w:rPr>
+                <w:noProof/>
+                <w:webHidden/>
+              </w:rPr>
+              <w:fldChar w:fldCharType="begin"/>
+            </w:r>
+            <w:r>
+              <w:rPr>
+                <w:noProof/>
+                <w:webHidden/>
+              </w:rPr>
+              <w:instrText xml:space="preserve"> PAGEREF _Toc236169085 \h </w:instrText>
+            </w:r>
+            <w:r>
+              <w:rPr>
+                <w:noProof/>
+                <w:webHidden/>
+              </w:rPr>
+            </w:r>
+            <w:r>
+              <w:rPr>
+                <w:noProof/>
+                <w:webHidden/>
+              </w:rPr>
+              <w:fldChar w:fldCharType="separate"/>
+            </w:r>
+            <w:r>
+              <w:rPr>
+                <w:noProof/>
+                <w:webHidden/>
+              </w:rPr>
+              <w:t>9</w:t>
+            </w:r>
+            <w:r>
+              <w:rPr>
+                <w:noProof/>
+                <w:webHidden/>
+              </w:rPr>
+              <w:fldChar w:fldCharType="end"/>
+            </w:r>
+          </w:hyperlink>
+        </w:p>
+        <w:p>
+          <w:pPr>
+            <w:pStyle w:val="TDC2"/>
+            <w:tabs>
+              <w:tab w:val="left" w:pos="720"/>
+              <w:tab w:val="right" w:leader="dot" w:pos="8494"/>
+            </w:tabs>
+            <w:rPr>
+              <w:rFonts w:asciiTheme="minorHAnsi" w:eastAsiaTheme="minorEastAsia" w:hAnsiTheme="minorHAnsi" w:cstheme="minorBidi"/>
+              <w:b w:val="0"/>
+              <w:bCs w:val="0"/>
+              <w:noProof/>
+              <w:kern w:val="2"/>
+              <w:sz w:val="24"/>
+              <w:lang w:val="es-MX" w:eastAsia="es-MX"/>
+              <w14:ligatures w14:val="standardContextual"/>
+            </w:rPr>
+          </w:pPr>
+          <w:hyperlink w:anchor="_Toc236169086" w:history="1">
+            <w:r>
+              <w:rPr>
+                <w:rStyle w:val="Hipervnculo"/>
+                <w:noProof/>
+              </w:rPr>
+              <w:t>3.4</w:t>
+            </w:r>
+            <w:r>
+              <w:rPr>
+                <w:rFonts w:asciiTheme="minorHAnsi" w:eastAsiaTheme="minorEastAsia" w:hAnsiTheme="minorHAnsi" w:cstheme="minorBidi"/>
+                <w:b w:val="0"/>
+                <w:bCs w:val="0"/>
+                <w:noProof/>
+                <w:kern w:val="2"/>
+                <w:sz w:val="24"/>
+                <w:lang w:val="es-MX" w:eastAsia="es-MX"/>
+                <w14:ligatures w14:val="standardContextual"/>
+              </w:rPr>
+              <w:tab/>
+            </w:r>
+            <w:r>
+              <w:rPr>
+                <w:rStyle w:val="Hipervnculo"/>
+                <w:noProof/>
+              </w:rPr>
+              <w:t>Otros requisitos</w:t>
+            </w:r>
+            <w:r>
+              <w:rPr>
+                <w:noProof/>
+                <w:webHidden/>
+              </w:rPr>
+              <w:tab/>
+            </w:r>
+            <w:r>
+              <w:rPr>
+                <w:noProof/>
+                <w:webHidden/>
+              </w:rPr>
+              <w:fldChar w:fldCharType="begin"/>
+            </w:r>
+            <w:r>
+              <w:rPr>
+                <w:noProof/>
+                <w:webHidden/>
+              </w:rPr>
+              <w:instrText xml:space="preserve"> PAGEREF _Toc236169086 \h </w:instrText>
+            </w:r>
+            <w:r>
+              <w:rPr>
+                <w:noProof/>
+                <w:webHidden/>
+              </w:rPr>
+            </w:r>
+            <w:r>
+              <w:rPr>
+                <w:noProof/>
+                <w:webHidden/>
+              </w:rPr>
+              <w:fldChar w:fldCharType="separate"/>
+            </w:r>
+            <w:r>
+              <w:rPr>
+                <w:noProof/>
+                <w:webHidden/>
+              </w:rPr>
+              <w:t>9</w:t>
+            </w:r>
+            <w:r>
+              <w:rPr>
+                <w:noProof/>
+                <w:webHidden/>
+              </w:rPr>
+              <w:fldChar w:fldCharType="end"/>
+            </w:r>
+          </w:hyperlink>
+        </w:p>
+        <w:p>
+          <w:pPr>
+            <w:pStyle w:val="TDC1"/>
+            <w:tabs>
+              <w:tab w:val="left" w:pos="480"/>
+              <w:tab w:val="right" w:leader="dot" w:pos="8494"/>
+            </w:tabs>
+            <w:rPr>
+              <w:rFonts w:asciiTheme="minorHAnsi" w:eastAsiaTheme="minorEastAsia" w:hAnsiTheme="minorHAnsi" w:cstheme="minorBidi"/>
+              <w:b w:val="0"/>
+              <w:bCs w:val="0"/>
+              <w:caps w:val="0"/>
+              <w:noProof/>
+              <w:kern w:val="2"/>
+              <w:sz w:val="24"/>
+              <w:szCs w:val="24"/>
+              <w:lang w:val="es-MX" w:eastAsia="es-MX"/>
+              <w14:ligatures w14:val="standardContextual"/>
+            </w:rPr>
+          </w:pPr>
+          <w:hyperlink w:anchor="_Toc236169087" w:history="1">
+            <w:r>
+              <w:rPr>
+                <w:rStyle w:val="Hipervnculo"/>
+                <w:noProof/>
+              </w:rPr>
+              <w:t>4</w:t>
+            </w:r>
+            <w:r>
+              <w:rPr>
+                <w:rFonts w:asciiTheme="minorHAnsi" w:eastAsiaTheme="minorEastAsia" w:hAnsiTheme="minorHAnsi" w:cstheme="minorBidi"/>
+                <w:b w:val="0"/>
+                <w:bCs w:val="0"/>
+                <w:caps w:val="0"/>
+                <w:noProof/>
+                <w:kern w:val="2"/>
+                <w:sz w:val="24"/>
+                <w:szCs w:val="24"/>
+                <w:lang w:val="es-MX" w:eastAsia="es-MX"/>
+                <w14:ligatures w14:val="standardContextual"/>
+              </w:rPr>
+              <w:tab/>
+            </w:r>
+            <w:r>
+              <w:rPr>
+                <w:rStyle w:val="Hipervnculo"/>
+                <w:noProof/>
+              </w:rPr>
+              <w:t>Apéndices</w:t>
+            </w:r>
+            <w:r>
+              <w:rPr>
+                <w:noProof/>
+                <w:webHidden/>
+              </w:rPr>
+              <w:tab/>
+            </w:r>
+            <w:r>
+              <w:rPr>
+                <w:noProof/>
+                <w:webHidden/>
+              </w:rPr>
+              <w:fldChar w:fldCharType="begin"/>
+            </w:r>
+            <w:r>
+              <w:rPr>
+                <w:noProof/>
+                <w:webHidden/>
+              </w:rPr>
+              <w:instrText xml:space="preserve"> PAGEREF _Toc236169087 \h </w:instrText>
+            </w:r>
+            <w:r>
+              <w:rPr>
+                <w:noProof/>
+                <w:webHidden/>
+              </w:rPr>
+            </w:r>
+            <w:r>
+              <w:rPr>
+                <w:noProof/>
+                <w:webHidden/>
+              </w:rPr>
+              <w:fldChar w:fldCharType="separate"/>
+            </w:r>
+            <w:r>
+              <w:rPr>
+                <w:noProof/>
+                <w:webHidden/>
+              </w:rPr>
+              <w:t>9</w:t>
+            </w:r>
+            <w:r>
+              <w:rPr>
+                <w:noProof/>
+                <w:webHidden/>
+              </w:rPr>
+              <w:fldChar w:fldCharType="end"/>
+            </w:r>
+          </w:hyperlink>
+        </w:p>
+        <w:p>
+          <w:r>
+            <w:rPr>
+              <w:b/>
+              <w:bCs/>
+            </w:rPr>
+            <w:fldChar w:fldCharType="end"/>
+          </w:r>
+        </w:p>
+      </w:sdtContent>
+    </w:sdt>
+    <w:p/>
     <w:p>
       <w:pPr>
         <w:pStyle w:val="Ttulo1"/>
@@ -4789,10 +5059,15 @@
       <w:bookmarkStart w:id="5" w:name="_Toc33411059"/>
       <w:r>
         <w:br w:type="page"/>
+      </w:r>
+      <w:bookmarkStart w:id="6" w:name="_Toc236169054"/>
+      <w:r>
+        <w:lastRenderedPageBreak/>
         <w:t>Introducción</w:t>
       </w:r>
       <w:bookmarkEnd w:id="4"/>
       <w:bookmarkEnd w:id="5"/>
+      <w:bookmarkEnd w:id="6"/>
     </w:p>
     <w:p>
       <w:pPr>
@@ -4830,11 +5105,13 @@
       <w:pPr>
         <w:pStyle w:val="Ttulo2"/>
       </w:pPr>
-      <w:bookmarkStart w:id="6" w:name="_Toc33411060"/>
+      <w:bookmarkStart w:id="7" w:name="_Toc33411060"/>
+      <w:bookmarkStart w:id="8" w:name="_Toc236169055"/>
       <w:r>
         <w:t>Propósito</w:t>
       </w:r>
-      <w:bookmarkEnd w:id="6"/>
+      <w:bookmarkEnd w:id="7"/>
+      <w:bookmarkEnd w:id="8"/>
     </w:p>
     <w:p>
       <w:pPr>
@@ -4887,11 +5164,13 @@
       <w:pPr>
         <w:pStyle w:val="Ttulo2"/>
       </w:pPr>
-      <w:bookmarkStart w:id="7" w:name="_Toc33411061"/>
+      <w:bookmarkStart w:id="9" w:name="_Toc33411061"/>
+      <w:bookmarkStart w:id="10" w:name="_Toc236169056"/>
       <w:r>
         <w:t>Alcance</w:t>
       </w:r>
-      <w:bookmarkEnd w:id="7"/>
+      <w:bookmarkEnd w:id="9"/>
+      <w:bookmarkEnd w:id="10"/>
     </w:p>
     <w:p>
       <w:pPr>
@@ -4947,18 +5226,20 @@
           <w:iCs w:val="0"/>
         </w:rPr>
       </w:pPr>
-      <w:bookmarkStart w:id="8" w:name="_Toc30323665"/>
-      <w:bookmarkStart w:id="9" w:name="_Toc33238235"/>
-      <w:bookmarkStart w:id="10" w:name="_Toc33411062"/>
+      <w:bookmarkStart w:id="11" w:name="_Toc30323665"/>
+      <w:bookmarkStart w:id="12" w:name="_Toc33238235"/>
+      <w:bookmarkStart w:id="13" w:name="_Toc33411062"/>
+      <w:bookmarkStart w:id="14" w:name="_Toc236169057"/>
       <w:r>
         <w:rPr>
           <w:iCs w:val="0"/>
         </w:rPr>
         <w:t>Personal involucrado</w:t>
       </w:r>
-      <w:bookmarkEnd w:id="8"/>
-      <w:bookmarkEnd w:id="9"/>
-      <w:bookmarkEnd w:id="10"/>
+      <w:bookmarkEnd w:id="11"/>
+      <w:bookmarkEnd w:id="12"/>
+      <w:bookmarkEnd w:id="13"/>
+      <w:bookmarkEnd w:id="14"/>
     </w:p>
     <w:tbl>
       <w:tblPr>
@@ -5433,13 +5714,15 @@
       <w:pPr>
         <w:pStyle w:val="Ttulo2"/>
       </w:pPr>
-      <w:bookmarkStart w:id="11" w:name="_Toc33238236"/>
-      <w:bookmarkStart w:id="12" w:name="_Toc33411063"/>
+      <w:bookmarkStart w:id="15" w:name="_Toc33238236"/>
+      <w:bookmarkStart w:id="16" w:name="_Toc33411063"/>
+      <w:bookmarkStart w:id="17" w:name="_Toc236169058"/>
       <w:r>
         <w:t>Definiciones, acrónimos y abreviaturas</w:t>
       </w:r>
-      <w:bookmarkEnd w:id="11"/>
-      <w:bookmarkEnd w:id="12"/>
+      <w:bookmarkEnd w:id="15"/>
+      <w:bookmarkEnd w:id="16"/>
+      <w:bookmarkEnd w:id="17"/>
     </w:p>
     <w:p>
       <w:pPr>
@@ -5477,505 +5760,13 @@
       <w:pPr>
         <w:pStyle w:val="Ttulo2"/>
       </w:pPr>
-      <w:bookmarkStart w:id="13" w:name="_Toc33238237"/>
-      <w:bookmarkStart w:id="14" w:name="_Toc33411064"/>
-      <w:r>
-        <w:t>Referencias</w:t>
-      </w:r>
-      <w:bookmarkEnd w:id="13"/>
-      <w:bookmarkEnd w:id="14"/>
-    </w:p>
-    <w:tbl>
-      <w:tblPr>
-        <w:tblW w:w="0" w:type="auto"/>
-        <w:tblInd w:w="743" w:type="dxa"/>
-        <w:tblBorders>
-          <w:top w:val="single" w:sz="4" w:space="0" w:color="292929"/>
-          <w:left w:val="single" w:sz="4" w:space="0" w:color="292929"/>
-          <w:bottom w:val="single" w:sz="4" w:space="0" w:color="292929"/>
-          <w:right w:val="single" w:sz="4" w:space="0" w:color="292929"/>
-          <w:insideH w:val="single" w:sz="4" w:space="0" w:color="292929"/>
-          <w:insideV w:val="double" w:sz="6" w:space="0" w:color="292929"/>
-        </w:tblBorders>
-        <w:tblCellMar>
-          <w:left w:w="70" w:type="dxa"/>
-          <w:right w:w="70" w:type="dxa"/>
-        </w:tblCellMar>
-        <w:tblLook w:val="0000" w:firstRow="0" w:lastRow="0" w:firstColumn="0" w:lastColumn="0" w:noHBand="0" w:noVBand="0"/>
-      </w:tblPr>
-      <w:tblGrid>
-        <w:gridCol w:w="1252"/>
-        <w:gridCol w:w="1966"/>
-        <w:gridCol w:w="2142"/>
-        <w:gridCol w:w="862"/>
-        <w:gridCol w:w="1529"/>
-      </w:tblGrid>
-      <w:tr>
-        <w:trPr>
-          <w:cantSplit/>
-          <w:trHeight w:val="284"/>
-        </w:trPr>
-        <w:tc>
-          <w:tcPr>
-            <w:tcW w:w="1254" w:type="dxa"/>
-            <w:tcBorders>
-              <w:bottom w:val="double" w:sz="6" w:space="0" w:color="292929"/>
-            </w:tcBorders>
-            <w:shd w:val="clear" w:color="auto" w:fill="EAEAEA"/>
-            <w:tcMar>
-              <w:top w:w="17" w:type="dxa"/>
-              <w:left w:w="17" w:type="dxa"/>
-              <w:bottom w:w="17" w:type="dxa"/>
-              <w:right w:w="17" w:type="dxa"/>
-            </w:tcMar>
-            <w:vAlign w:val="bottom"/>
-          </w:tcPr>
-          <w:p>
-            <w:pPr>
-              <w:jc w:val="center"/>
-              <w:rPr>
-                <w:b/>
-                <w:bCs/>
-              </w:rPr>
-            </w:pPr>
-            <w:r>
-              <w:rPr>
-                <w:b/>
-                <w:bCs/>
-              </w:rPr>
-              <w:t>Referencia</w:t>
-            </w:r>
-          </w:p>
-        </w:tc>
-        <w:tc>
-          <w:tcPr>
-            <w:tcW w:w="1980" w:type="dxa"/>
-            <w:tcBorders>
-              <w:bottom w:val="double" w:sz="6" w:space="0" w:color="292929"/>
-              <w:right w:val="single" w:sz="4" w:space="0" w:color="292929"/>
-            </w:tcBorders>
-            <w:shd w:val="clear" w:color="auto" w:fill="EAEAEA"/>
-            <w:tcMar>
-              <w:top w:w="17" w:type="dxa"/>
-              <w:left w:w="17" w:type="dxa"/>
-              <w:bottom w:w="17" w:type="dxa"/>
-              <w:right w:w="17" w:type="dxa"/>
-            </w:tcMar>
-            <w:vAlign w:val="bottom"/>
-          </w:tcPr>
-          <w:p>
-            <w:pPr>
-              <w:jc w:val="center"/>
-              <w:rPr>
-                <w:b/>
-                <w:bCs/>
-              </w:rPr>
-            </w:pPr>
-            <w:r>
-              <w:rPr>
-                <w:b/>
-                <w:bCs/>
-              </w:rPr>
-              <w:t>Titulo</w:t>
-            </w:r>
-          </w:p>
-        </w:tc>
-        <w:tc>
-          <w:tcPr>
-            <w:tcW w:w="2160" w:type="dxa"/>
-            <w:tcBorders>
-              <w:left w:val="single" w:sz="4" w:space="0" w:color="292929"/>
-              <w:bottom w:val="double" w:sz="6" w:space="0" w:color="292929"/>
-              <w:right w:val="single" w:sz="4" w:space="0" w:color="292929"/>
-            </w:tcBorders>
-            <w:shd w:val="clear" w:color="auto" w:fill="EAEAEA"/>
-            <w:tcMar>
-              <w:top w:w="17" w:type="dxa"/>
-              <w:left w:w="17" w:type="dxa"/>
-              <w:bottom w:w="17" w:type="dxa"/>
-              <w:right w:w="17" w:type="dxa"/>
-            </w:tcMar>
-            <w:vAlign w:val="bottom"/>
-          </w:tcPr>
-          <w:p>
-            <w:pPr>
-              <w:jc w:val="center"/>
-              <w:rPr>
-                <w:b/>
-                <w:bCs/>
-              </w:rPr>
-            </w:pPr>
-            <w:r>
-              <w:rPr>
-                <w:b/>
-                <w:bCs/>
-              </w:rPr>
-              <w:t>Ruta</w:t>
-            </w:r>
-          </w:p>
-        </w:tc>
-        <w:tc>
-          <w:tcPr>
-            <w:tcW w:w="863" w:type="dxa"/>
-            <w:tcBorders>
-              <w:left w:val="single" w:sz="4" w:space="0" w:color="292929"/>
-              <w:bottom w:val="double" w:sz="6" w:space="0" w:color="292929"/>
-              <w:right w:val="single" w:sz="4" w:space="0" w:color="292929"/>
-            </w:tcBorders>
-            <w:shd w:val="clear" w:color="auto" w:fill="EAEAEA"/>
-            <w:tcMar>
-              <w:top w:w="17" w:type="dxa"/>
-              <w:left w:w="17" w:type="dxa"/>
-              <w:bottom w:w="17" w:type="dxa"/>
-              <w:right w:w="17" w:type="dxa"/>
-            </w:tcMar>
-            <w:vAlign w:val="bottom"/>
-          </w:tcPr>
-          <w:p>
-            <w:pPr>
-              <w:jc w:val="center"/>
-              <w:rPr>
-                <w:b/>
-                <w:bCs/>
-              </w:rPr>
-            </w:pPr>
-            <w:r>
-              <w:rPr>
-                <w:b/>
-                <w:bCs/>
-              </w:rPr>
-              <w:t>Fecha</w:t>
-            </w:r>
-          </w:p>
-        </w:tc>
-        <w:tc>
-          <w:tcPr>
-            <w:tcW w:w="1538" w:type="dxa"/>
-            <w:tcBorders>
-              <w:left w:val="single" w:sz="4" w:space="0" w:color="292929"/>
-              <w:bottom w:val="double" w:sz="6" w:space="0" w:color="292929"/>
-            </w:tcBorders>
-            <w:shd w:val="clear" w:color="auto" w:fill="EAEAEA"/>
-            <w:tcMar>
-              <w:top w:w="17" w:type="dxa"/>
-              <w:left w:w="17" w:type="dxa"/>
-              <w:bottom w:w="17" w:type="dxa"/>
-              <w:right w:w="17" w:type="dxa"/>
-            </w:tcMar>
-            <w:vAlign w:val="bottom"/>
-          </w:tcPr>
-          <w:p>
-            <w:pPr>
-              <w:jc w:val="center"/>
-              <w:rPr>
-                <w:b/>
-                <w:bCs/>
-              </w:rPr>
-            </w:pPr>
-            <w:r>
-              <w:rPr>
-                <w:b/>
-                <w:bCs/>
-              </w:rPr>
-              <w:t>Autor</w:t>
-            </w:r>
-          </w:p>
-        </w:tc>
-      </w:tr>
-      <w:tr>
-        <w:trPr>
-          <w:cantSplit/>
-        </w:trPr>
-        <w:tc>
-          <w:tcPr>
-            <w:tcW w:w="1254" w:type="dxa"/>
-            <w:tcBorders>
-              <w:top w:val="double" w:sz="6" w:space="0" w:color="292929"/>
-            </w:tcBorders>
-          </w:tcPr>
-          <w:p>
-            <w:pPr>
-              <w:pStyle w:val="Normalindentado2"/>
-              <w:ind w:left="0"/>
-            </w:pPr>
-            <w:r>
-              <w:fldChar w:fldCharType="begin"/>
-            </w:r>
-            <w:r>
-              <w:instrText>MACROBUTTON NoMacro [</w:instrText>
-            </w:r>
-            <w:r>
-              <w:rPr>
-                <w:color w:val="0000FF"/>
-              </w:rPr>
-              <w:instrText>Ref.</w:instrText>
-            </w:r>
-            <w:r>
-              <w:instrText>]</w:instrText>
-            </w:r>
-            <w:r>
-              <w:fldChar w:fldCharType="end"/>
-            </w:r>
-          </w:p>
-        </w:tc>
-        <w:tc>
-          <w:tcPr>
-            <w:tcW w:w="1980" w:type="dxa"/>
-            <w:tcBorders>
-              <w:top w:val="double" w:sz="6" w:space="0" w:color="292929"/>
-              <w:right w:val="single" w:sz="4" w:space="0" w:color="292929"/>
-            </w:tcBorders>
-          </w:tcPr>
-          <w:p>
-            <w:pPr>
-              <w:pStyle w:val="Normalindentado2"/>
-              <w:ind w:left="0"/>
-            </w:pPr>
-            <w:r>
-              <w:fldChar w:fldCharType="begin"/>
-            </w:r>
-            <w:r>
-              <w:instrText>MACROBUTTON NoMacro [</w:instrText>
-            </w:r>
-            <w:r>
-              <w:rPr>
-                <w:color w:val="0000FF"/>
-              </w:rPr>
-              <w:instrText>Título</w:instrText>
-            </w:r>
-            <w:r>
-              <w:instrText>]</w:instrText>
-            </w:r>
-            <w:r>
-              <w:fldChar w:fldCharType="end"/>
-            </w:r>
-          </w:p>
-        </w:tc>
-        <w:tc>
-          <w:tcPr>
-            <w:tcW w:w="2160" w:type="dxa"/>
-            <w:tcBorders>
-              <w:top w:val="double" w:sz="6" w:space="0" w:color="292929"/>
-              <w:left w:val="single" w:sz="4" w:space="0" w:color="292929"/>
-              <w:right w:val="single" w:sz="4" w:space="0" w:color="292929"/>
-            </w:tcBorders>
-            <w:tcMar>
-              <w:top w:w="17" w:type="dxa"/>
-              <w:left w:w="40" w:type="dxa"/>
-              <w:bottom w:w="0" w:type="dxa"/>
-              <w:right w:w="40" w:type="dxa"/>
-            </w:tcMar>
-          </w:tcPr>
-          <w:p>
-            <w:pPr>
-              <w:pStyle w:val="Normalindentado2"/>
-              <w:ind w:left="0"/>
-            </w:pPr>
-            <w:r>
-              <w:fldChar w:fldCharType="begin"/>
-            </w:r>
-            <w:r>
-              <w:instrText>MACROBUTTON NoMacro [</w:instrText>
-            </w:r>
-            <w:r>
-              <w:rPr>
-                <w:color w:val="0000FF"/>
-              </w:rPr>
-              <w:instrText>Ruta</w:instrText>
-            </w:r>
-            <w:r>
-              <w:instrText>]</w:instrText>
-            </w:r>
-            <w:r>
-              <w:fldChar w:fldCharType="end"/>
-            </w:r>
-          </w:p>
-        </w:tc>
-        <w:tc>
-          <w:tcPr>
-            <w:tcW w:w="863" w:type="dxa"/>
-            <w:tcBorders>
-              <w:top w:val="double" w:sz="6" w:space="0" w:color="292929"/>
-              <w:left w:val="single" w:sz="4" w:space="0" w:color="292929"/>
-              <w:right w:val="single" w:sz="4" w:space="0" w:color="292929"/>
-            </w:tcBorders>
-            <w:tcMar>
-              <w:bottom w:w="0" w:type="dxa"/>
-            </w:tcMar>
-          </w:tcPr>
-          <w:p>
-            <w:pPr>
-              <w:pStyle w:val="Normalindentado2"/>
-              <w:ind w:left="0"/>
-            </w:pPr>
-            <w:r>
-              <w:fldChar w:fldCharType="begin"/>
-            </w:r>
-            <w:r>
-              <w:instrText>MACROBUTTON NoMacro [</w:instrText>
-            </w:r>
-            <w:r>
-              <w:rPr>
-                <w:color w:val="0000FF"/>
-              </w:rPr>
-              <w:instrText>Fecha</w:instrText>
-            </w:r>
-            <w:r>
-              <w:instrText>]</w:instrText>
-            </w:r>
-            <w:r>
-              <w:fldChar w:fldCharType="end"/>
-            </w:r>
-          </w:p>
-        </w:tc>
-        <w:tc>
-          <w:tcPr>
-            <w:tcW w:w="1538" w:type="dxa"/>
-            <w:tcBorders>
-              <w:top w:val="double" w:sz="6" w:space="0" w:color="292929"/>
-              <w:left w:val="single" w:sz="4" w:space="0" w:color="292929"/>
-            </w:tcBorders>
-            <w:tcMar>
-              <w:bottom w:w="0" w:type="dxa"/>
-            </w:tcMar>
-          </w:tcPr>
-          <w:p>
-            <w:pPr>
-              <w:pStyle w:val="Normalindentado2"/>
-              <w:ind w:left="0"/>
-            </w:pPr>
-            <w:r>
-              <w:fldChar w:fldCharType="begin"/>
-            </w:r>
-            <w:r>
-              <w:instrText>MACROBUTTON NoMacro [</w:instrText>
-            </w:r>
-            <w:r>
-              <w:rPr>
-                <w:color w:val="0000FF"/>
-              </w:rPr>
-              <w:instrText>Autor</w:instrText>
-            </w:r>
-            <w:r>
-              <w:instrText>]</w:instrText>
-            </w:r>
-            <w:r>
-              <w:fldChar w:fldCharType="end"/>
-            </w:r>
-          </w:p>
-        </w:tc>
-      </w:tr>
-      <w:tr>
-        <w:trPr>
-          <w:cantSplit/>
-        </w:trPr>
-        <w:tc>
-          <w:tcPr>
-            <w:tcW w:w="1254" w:type="dxa"/>
-          </w:tcPr>
-          <w:p>
-            <w:pPr>
-              <w:pStyle w:val="Normalindentado2"/>
-              <w:ind w:left="0"/>
-            </w:pPr>
-          </w:p>
-        </w:tc>
-        <w:tc>
-          <w:tcPr>
-            <w:tcW w:w="1980" w:type="dxa"/>
-            <w:tcBorders>
-              <w:right w:val="single" w:sz="4" w:space="0" w:color="292929"/>
-            </w:tcBorders>
-          </w:tcPr>
-          <w:p>
-            <w:pPr>
-              <w:pStyle w:val="Normalindentado2"/>
-              <w:ind w:left="0"/>
-            </w:pPr>
-          </w:p>
-        </w:tc>
-        <w:tc>
-          <w:tcPr>
-            <w:tcW w:w="2160" w:type="dxa"/>
-            <w:tcBorders>
-              <w:left w:val="single" w:sz="4" w:space="0" w:color="292929"/>
-              <w:right w:val="single" w:sz="4" w:space="0" w:color="292929"/>
-            </w:tcBorders>
-            <w:tcMar>
-              <w:top w:w="17" w:type="dxa"/>
-              <w:left w:w="40" w:type="dxa"/>
-              <w:bottom w:w="0" w:type="dxa"/>
-              <w:right w:w="40" w:type="dxa"/>
-            </w:tcMar>
-          </w:tcPr>
-          <w:p>
-            <w:pPr>
-              <w:pStyle w:val="Normalindentado2"/>
-              <w:ind w:left="0"/>
-            </w:pPr>
-          </w:p>
-        </w:tc>
-        <w:tc>
-          <w:tcPr>
-            <w:tcW w:w="863" w:type="dxa"/>
-            <w:tcBorders>
-              <w:left w:val="single" w:sz="4" w:space="0" w:color="292929"/>
-              <w:right w:val="single" w:sz="4" w:space="0" w:color="292929"/>
-            </w:tcBorders>
-            <w:tcMar>
-              <w:bottom w:w="0" w:type="dxa"/>
-            </w:tcMar>
-          </w:tcPr>
-          <w:p>
-            <w:pPr>
-              <w:pStyle w:val="Normalindentado2"/>
-              <w:ind w:left="0"/>
-            </w:pPr>
-          </w:p>
-        </w:tc>
-        <w:tc>
-          <w:tcPr>
-            <w:tcW w:w="1538" w:type="dxa"/>
-            <w:tcBorders>
-              <w:left w:val="single" w:sz="4" w:space="0" w:color="292929"/>
-            </w:tcBorders>
-            <w:tcMar>
-              <w:bottom w:w="0" w:type="dxa"/>
-            </w:tcMar>
-          </w:tcPr>
-          <w:p>
-            <w:pPr>
-              <w:pStyle w:val="Normalindentado2"/>
-              <w:ind w:left="0"/>
-            </w:pPr>
-          </w:p>
-        </w:tc>
-      </w:tr>
-    </w:tbl>
-    <w:p>
-      <w:pPr>
-        <w:pStyle w:val="guiazul"/>
-        <w:ind w:left="708"/>
-      </w:pPr>
-    </w:p>
-    <w:p>
-      <w:pPr>
-        <w:pStyle w:val="guiazul"/>
-        <w:ind w:left="708"/>
-      </w:pPr>
-      <w:r>
-        <w:t>Relación completa de todos los documentos relacionados en la especificación de requisitos de software, identificando de cada documento el titulo, referencia (si procede), fecha y organización que lo proporciona.</w:t>
-      </w:r>
-    </w:p>
-    <w:p>
-      <w:pPr>
-        <w:pStyle w:val="Ttulo2"/>
-      </w:pPr>
-      <w:bookmarkStart w:id="15" w:name="_Toc33411065"/>
+      <w:bookmarkStart w:id="18" w:name="_Toc33411065"/>
+      <w:bookmarkStart w:id="19" w:name="_Toc236169060"/>
       <w:r>
         <w:t>Resumen</w:t>
       </w:r>
-      <w:bookmarkEnd w:id="15"/>
+      <w:bookmarkEnd w:id="18"/>
+      <w:bookmarkEnd w:id="19"/>
     </w:p>
     <w:p>
       <w:pPr>
@@ -6028,25 +5819,29 @@
       <w:pPr>
         <w:pStyle w:val="Ttulo1"/>
       </w:pPr>
-      <w:bookmarkStart w:id="16" w:name="_Toc33238239"/>
-      <w:bookmarkStart w:id="17" w:name="_Toc33411066"/>
+      <w:bookmarkStart w:id="20" w:name="_Toc33238239"/>
+      <w:bookmarkStart w:id="21" w:name="_Toc33411066"/>
+      <w:bookmarkStart w:id="22" w:name="_Toc236169061"/>
       <w:r>
         <w:t>Descripción general</w:t>
       </w:r>
-      <w:bookmarkEnd w:id="16"/>
-      <w:bookmarkEnd w:id="17"/>
+      <w:bookmarkEnd w:id="20"/>
+      <w:bookmarkEnd w:id="21"/>
+      <w:bookmarkEnd w:id="22"/>
     </w:p>
     <w:p>
       <w:pPr>
         <w:pStyle w:val="Ttulo2"/>
       </w:pPr>
-      <w:bookmarkStart w:id="18" w:name="_Toc33238240"/>
-      <w:bookmarkStart w:id="19" w:name="_Toc33411067"/>
+      <w:bookmarkStart w:id="23" w:name="_Toc33238240"/>
+      <w:bookmarkStart w:id="24" w:name="_Toc33411067"/>
+      <w:bookmarkStart w:id="25" w:name="_Toc236169062"/>
       <w:r>
         <w:t>Perspectiva del producto</w:t>
       </w:r>
-      <w:bookmarkEnd w:id="18"/>
-      <w:bookmarkEnd w:id="19"/>
+      <w:bookmarkEnd w:id="23"/>
+      <w:bookmarkEnd w:id="24"/>
+      <w:bookmarkEnd w:id="25"/>
     </w:p>
     <w:p>
       <w:pPr>
@@ -6077,22 +5872,33 @@
         <w:ind w:left="600"/>
       </w:pPr>
       <w:r>
-        <w:t>Indicar si es un producto independiente o parte de un sistema mayor. En el caso de tratarse de un producto que forma parte de un sistema mayor, un diagrama que sitúe el producto dentro del sistema e identifique sus conexiones  facilita la comprensión.</w:t>
+        <w:t xml:space="preserve">Indicar si es un producto independiente o parte de un sistema mayor. En el caso de tratarse de un producto que forma parte de un sistema mayor, un diagrama que sitúe el producto dentro del sistema e identifique sus </w:t>
+      </w:r>
+      <w:proofErr w:type="gramStart"/>
+      <w:r>
+        <w:t>conexiones  facilita</w:t>
+      </w:r>
+      <w:proofErr w:type="gramEnd"/>
+      <w:r>
+        <w:t xml:space="preserve"> la comprensión.</w:t>
       </w:r>
     </w:p>
     <w:p>
       <w:pPr>
         <w:pStyle w:val="Ttulo2"/>
       </w:pPr>
-      <w:bookmarkStart w:id="20" w:name="_Toc532878319"/>
-      <w:bookmarkStart w:id="21" w:name="_Toc33238241"/>
-      <w:bookmarkStart w:id="22" w:name="_Toc33411068"/>
-      <w:r>
+      <w:bookmarkStart w:id="26" w:name="_Toc532878319"/>
+      <w:bookmarkStart w:id="27" w:name="_Toc33238241"/>
+      <w:bookmarkStart w:id="28" w:name="_Toc33411068"/>
+      <w:bookmarkStart w:id="29" w:name="_Toc236169063"/>
+      <w:r>
+        <w:lastRenderedPageBreak/>
         <w:t>Funcionalidad del producto</w:t>
       </w:r>
-      <w:bookmarkEnd w:id="20"/>
-      <w:bookmarkEnd w:id="21"/>
-      <w:bookmarkEnd w:id="22"/>
+      <w:bookmarkEnd w:id="26"/>
+      <w:bookmarkEnd w:id="27"/>
+      <w:bookmarkEnd w:id="28"/>
+      <w:bookmarkEnd w:id="29"/>
     </w:p>
     <w:p>
       <w:pPr>
@@ -6160,15 +5966,17 @@
       <w:pPr>
         <w:pStyle w:val="Ttulo2"/>
       </w:pPr>
-      <w:bookmarkStart w:id="23" w:name="_Toc532878320"/>
-      <w:bookmarkStart w:id="24" w:name="_Toc33238242"/>
-      <w:bookmarkStart w:id="25" w:name="_Toc33411069"/>
+      <w:bookmarkStart w:id="30" w:name="_Toc532878320"/>
+      <w:bookmarkStart w:id="31" w:name="_Toc33238242"/>
+      <w:bookmarkStart w:id="32" w:name="_Toc33411069"/>
+      <w:bookmarkStart w:id="33" w:name="_Toc236169064"/>
       <w:r>
         <w:t>Características de los usuarios</w:t>
       </w:r>
-      <w:bookmarkEnd w:id="23"/>
-      <w:bookmarkEnd w:id="24"/>
-      <w:bookmarkEnd w:id="25"/>
+      <w:bookmarkEnd w:id="30"/>
+      <w:bookmarkEnd w:id="31"/>
+      <w:bookmarkEnd w:id="32"/>
+      <w:bookmarkEnd w:id="33"/>
     </w:p>
     <w:tbl>
       <w:tblPr>
@@ -6487,22 +6295,32 @@
         <w:ind w:left="708"/>
       </w:pPr>
       <w:r>
-        <w:t>Descripción de  los usuarios del producto, incluyendo nivel educacional, experiencia y experiencia técnica.</w:t>
+        <w:t xml:space="preserve">Descripción </w:t>
+      </w:r>
+      <w:proofErr w:type="gramStart"/>
+      <w:r>
+        <w:t>de  los</w:t>
+      </w:r>
+      <w:proofErr w:type="gramEnd"/>
+      <w:r>
+        <w:t xml:space="preserve"> usuarios del producto, incluyendo nivel educacional, experiencia y experiencia técnica.</w:t>
       </w:r>
     </w:p>
     <w:p>
       <w:pPr>
         <w:pStyle w:val="Ttulo2"/>
       </w:pPr>
-      <w:bookmarkStart w:id="26" w:name="_Toc532878321"/>
-      <w:bookmarkStart w:id="27" w:name="_Toc33238243"/>
-      <w:bookmarkStart w:id="28" w:name="_Toc33411070"/>
+      <w:bookmarkStart w:id="34" w:name="_Toc532878321"/>
+      <w:bookmarkStart w:id="35" w:name="_Toc33238243"/>
+      <w:bookmarkStart w:id="36" w:name="_Toc33411070"/>
+      <w:bookmarkStart w:id="37" w:name="_Toc236169065"/>
       <w:r>
         <w:t>Restricciones</w:t>
       </w:r>
-      <w:bookmarkEnd w:id="26"/>
-      <w:bookmarkEnd w:id="27"/>
-      <w:bookmarkEnd w:id="28"/>
+      <w:bookmarkEnd w:id="34"/>
+      <w:bookmarkEnd w:id="35"/>
+      <w:bookmarkEnd w:id="36"/>
+      <w:bookmarkEnd w:id="37"/>
     </w:p>
     <w:p>
       <w:pPr>
@@ -6540,15 +6358,17 @@
       <w:pPr>
         <w:pStyle w:val="Ttulo2"/>
       </w:pPr>
-      <w:bookmarkStart w:id="29" w:name="_Toc532878322"/>
-      <w:bookmarkStart w:id="30" w:name="_Toc33238244"/>
-      <w:bookmarkStart w:id="31" w:name="_Toc33411071"/>
+      <w:bookmarkStart w:id="38" w:name="_Toc532878322"/>
+      <w:bookmarkStart w:id="39" w:name="_Toc33238244"/>
+      <w:bookmarkStart w:id="40" w:name="_Toc33411071"/>
+      <w:bookmarkStart w:id="41" w:name="_Toc236169066"/>
       <w:r>
         <w:t>Suposiciones y dependencias</w:t>
       </w:r>
-      <w:bookmarkEnd w:id="29"/>
-      <w:bookmarkEnd w:id="30"/>
-      <w:bookmarkEnd w:id="31"/>
+      <w:bookmarkEnd w:id="38"/>
+      <w:bookmarkEnd w:id="39"/>
+      <w:bookmarkEnd w:id="40"/>
+      <w:bookmarkEnd w:id="41"/>
     </w:p>
     <w:p>
       <w:pPr>
@@ -6597,15 +6417,17 @@
       <w:pPr>
         <w:pStyle w:val="Ttulo2"/>
       </w:pPr>
-      <w:bookmarkStart w:id="32" w:name="_Toc532878323"/>
-      <w:bookmarkStart w:id="33" w:name="_Toc33238245"/>
-      <w:bookmarkStart w:id="34" w:name="_Toc33411072"/>
+      <w:bookmarkStart w:id="42" w:name="_Toc532878323"/>
+      <w:bookmarkStart w:id="43" w:name="_Toc33238245"/>
+      <w:bookmarkStart w:id="44" w:name="_Toc33411072"/>
+      <w:bookmarkStart w:id="45" w:name="_Toc236169067"/>
       <w:r>
         <w:t>Evolución previsible del sistema</w:t>
       </w:r>
-      <w:bookmarkEnd w:id="32"/>
-      <w:bookmarkEnd w:id="33"/>
-      <w:bookmarkEnd w:id="34"/>
+      <w:bookmarkEnd w:id="42"/>
+      <w:bookmarkEnd w:id="43"/>
+      <w:bookmarkEnd w:id="44"/>
+      <w:bookmarkEnd w:id="45"/>
     </w:p>
     <w:p>
       <w:pPr>
@@ -6643,15 +6465,17 @@
       <w:pPr>
         <w:pStyle w:val="Ttulo1"/>
       </w:pPr>
-      <w:bookmarkStart w:id="35" w:name="_Toc532878324"/>
-      <w:bookmarkStart w:id="36" w:name="_Toc33238246"/>
-      <w:bookmarkStart w:id="37" w:name="_Toc33411073"/>
+      <w:bookmarkStart w:id="46" w:name="_Toc532878324"/>
+      <w:bookmarkStart w:id="47" w:name="_Toc33238246"/>
+      <w:bookmarkStart w:id="48" w:name="_Toc33411073"/>
+      <w:bookmarkStart w:id="49" w:name="_Toc236169068"/>
       <w:r>
         <w:t>Requisitos específicos</w:t>
       </w:r>
-      <w:bookmarkEnd w:id="35"/>
-      <w:bookmarkEnd w:id="36"/>
-      <w:bookmarkEnd w:id="37"/>
+      <w:bookmarkEnd w:id="46"/>
+      <w:bookmarkEnd w:id="47"/>
+      <w:bookmarkEnd w:id="48"/>
+      <w:bookmarkEnd w:id="49"/>
     </w:p>
     <w:p>
       <w:pPr>
@@ -6704,7 +6528,21 @@
         <w:rPr>
           <w:lang w:val="en-GB"/>
         </w:rPr>
-        <w:t>RF 10, RF 10.1, RF 10.2,...).</w:t>
+        <w:t xml:space="preserve">RF 10, RF 10.1, RF </w:t>
+      </w:r>
+      <w:proofErr w:type="gramStart"/>
+      <w:r>
+        <w:rPr>
+          <w:lang w:val="en-GB"/>
+        </w:rPr>
+        <w:t>10.2,...</w:t>
+      </w:r>
+      <w:proofErr w:type="gramEnd"/>
+      <w:r>
+        <w:rPr>
+          <w:lang w:val="en-GB"/>
+        </w:rPr>
+        <w:t>).</w:t>
       </w:r>
     </w:p>
     <w:p>
@@ -6721,7 +6559,44 @@
         <w:pStyle w:val="guiazul"/>
         <w:ind w:left="360"/>
       </w:pPr>
-      <w:r>
+    </w:p>
+    <w:p>
+      <w:pPr>
+        <w:pStyle w:val="guiazul"/>
+        <w:ind w:left="360"/>
+      </w:pPr>
+    </w:p>
+    <w:p>
+      <w:pPr>
+        <w:pStyle w:val="guiazul"/>
+        <w:ind w:left="360"/>
+      </w:pPr>
+    </w:p>
+    <w:p>
+      <w:pPr>
+        <w:pStyle w:val="guiazul"/>
+        <w:ind w:left="360"/>
+      </w:pPr>
+    </w:p>
+    <w:p>
+      <w:pPr>
+        <w:pStyle w:val="guiazul"/>
+        <w:ind w:left="360"/>
+      </w:pPr>
+    </w:p>
+    <w:p>
+      <w:pPr>
+        <w:pStyle w:val="guiazul"/>
+        <w:ind w:left="360"/>
+      </w:pPr>
+    </w:p>
+    <w:p>
+      <w:pPr>
+        <w:pStyle w:val="guiazul"/>
+        <w:ind w:left="360"/>
+      </w:pPr>
+      <w:r>
+        <w:lastRenderedPageBreak/>
         <w:t>Para cada requisito debe completarse la siguiente tabla:</w:t>
       </w:r>
     </w:p>
@@ -6971,7 +6846,7 @@
                 </w:ffData>
               </w:fldChar>
             </w:r>
-            <w:bookmarkStart w:id="38" w:name="Casilla1"/>
+            <w:bookmarkStart w:id="50" w:name="Casilla1"/>
             <w:r>
               <w:instrText xml:space="preserve"> FORMCHECKBOX </w:instrText>
             </w:r>
@@ -6981,7 +6856,7 @@
             <w:r>
               <w:fldChar w:fldCharType="end"/>
             </w:r>
-            <w:bookmarkEnd w:id="38"/>
+            <w:bookmarkEnd w:id="50"/>
             <w:r>
               <w:t xml:space="preserve"> Requisito</w:t>
             </w:r>
@@ -7013,7 +6888,7 @@
                 </w:ffData>
               </w:fldChar>
             </w:r>
-            <w:bookmarkStart w:id="39" w:name="Casilla2"/>
+            <w:bookmarkStart w:id="51" w:name="Casilla2"/>
             <w:r>
               <w:instrText xml:space="preserve"> FORMCHECKBOX </w:instrText>
             </w:r>
@@ -7023,7 +6898,7 @@
             <w:r>
               <w:fldChar w:fldCharType="end"/>
             </w:r>
-            <w:bookmarkEnd w:id="39"/>
+            <w:bookmarkEnd w:id="51"/>
             <w:r>
               <w:t xml:space="preserve"> Restricción</w:t>
             </w:r>
@@ -7168,7 +7043,7 @@
                 </w:ffData>
               </w:fldChar>
             </w:r>
-            <w:bookmarkStart w:id="40" w:name="Casilla3"/>
+            <w:bookmarkStart w:id="52" w:name="Casilla3"/>
             <w:r>
               <w:instrText xml:space="preserve"> FORMCHECKBOX </w:instrText>
             </w:r>
@@ -7178,7 +7053,7 @@
             <w:r>
               <w:fldChar w:fldCharType="end"/>
             </w:r>
-            <w:bookmarkEnd w:id="40"/>
+            <w:bookmarkEnd w:id="52"/>
             <w:r>
               <w:t xml:space="preserve"> Alta/Esencial</w:t>
             </w:r>
@@ -7210,7 +7085,7 @@
                 </w:ffData>
               </w:fldChar>
             </w:r>
-            <w:bookmarkStart w:id="41" w:name="Casilla4"/>
+            <w:bookmarkStart w:id="53" w:name="Casilla4"/>
             <w:r>
               <w:instrText xml:space="preserve"> FORMCHECKBOX </w:instrText>
             </w:r>
@@ -7220,7 +7095,7 @@
             <w:r>
               <w:fldChar w:fldCharType="end"/>
             </w:r>
-            <w:bookmarkEnd w:id="41"/>
+            <w:bookmarkEnd w:id="53"/>
             <w:r>
               <w:t xml:space="preserve"> Media/Deseado</w:t>
             </w:r>
@@ -7252,7 +7127,7 @@
                 </w:ffData>
               </w:fldChar>
             </w:r>
-            <w:bookmarkStart w:id="42" w:name="Casilla5"/>
+            <w:bookmarkStart w:id="54" w:name="Casilla5"/>
             <w:r>
               <w:instrText xml:space="preserve"> FORMCHECKBOX </w:instrText>
             </w:r>
@@ -7262,7 +7137,7 @@
             <w:r>
               <w:fldChar w:fldCharType="end"/>
             </w:r>
-            <w:bookmarkEnd w:id="42"/>
+            <w:bookmarkEnd w:id="54"/>
             <w:r>
               <w:t xml:space="preserve"> Baja/ Opcional</w:t>
             </w:r>
@@ -7310,11 +7185,13 @@
       <w:pPr>
         <w:pStyle w:val="Ttulo2"/>
       </w:pPr>
-      <w:bookmarkStart w:id="43" w:name="_Toc33411074"/>
+      <w:bookmarkStart w:id="55" w:name="_Toc33411074"/>
+      <w:bookmarkStart w:id="56" w:name="_Toc236169069"/>
       <w:r>
         <w:t>Requisitos comunes de los interfaces</w:t>
       </w:r>
-      <w:bookmarkEnd w:id="43"/>
+      <w:bookmarkEnd w:id="55"/>
+      <w:bookmarkEnd w:id="56"/>
     </w:p>
     <w:p>
       <w:pPr>
@@ -7358,13 +7235,15 @@
       <w:pPr>
         <w:pStyle w:val="Ttulo3"/>
       </w:pPr>
-      <w:bookmarkStart w:id="44" w:name="_Toc33238248"/>
-      <w:bookmarkStart w:id="45" w:name="_Toc33411075"/>
+      <w:bookmarkStart w:id="57" w:name="_Toc33238248"/>
+      <w:bookmarkStart w:id="58" w:name="_Toc33411075"/>
+      <w:bookmarkStart w:id="59" w:name="_Toc236169070"/>
       <w:r>
         <w:t>Interfaces de usuario</w:t>
       </w:r>
-      <w:bookmarkEnd w:id="44"/>
-      <w:bookmarkEnd w:id="45"/>
+      <w:bookmarkEnd w:id="57"/>
+      <w:bookmarkEnd w:id="58"/>
+      <w:bookmarkEnd w:id="59"/>
     </w:p>
     <w:p>
       <w:pPr>
@@ -7394,19 +7273,26 @@
         <w:pStyle w:val="guiazul"/>
         <w:ind w:left="1200"/>
       </w:pPr>
-      <w:r>
-        <w:t>Describir  los requisitos del interfaz de usuario para el producto. Esto puede estar en la forma de descripciones del texto o pantallas del interfaz. Por ejemplo posiblemente el cliente ha especificado el estilo y los colores del producto. Describa exacto cómo el producto aparecerá a su usuario previsto.</w:t>
+      <w:proofErr w:type="gramStart"/>
+      <w:r>
+        <w:t>Describir  los</w:t>
+      </w:r>
+      <w:proofErr w:type="gramEnd"/>
+      <w:r>
+        <w:t xml:space="preserve"> requisitos del interfaz de usuario para el producto. Esto puede estar en la forma de descripciones del texto o pantallas del interfaz. Por ejemplo posiblemente el cliente ha especificado el estilo y los colores del producto. Describa exacto cómo el producto aparecerá a su usuario previsto.</w:t>
       </w:r>
     </w:p>
     <w:p>
       <w:pPr>
         <w:pStyle w:val="Ttulo3"/>
       </w:pPr>
-      <w:bookmarkStart w:id="46" w:name="_Toc33411076"/>
+      <w:bookmarkStart w:id="60" w:name="_Toc33411076"/>
+      <w:bookmarkStart w:id="61" w:name="_Toc236169071"/>
       <w:r>
         <w:t>Interfaces de hardware</w:t>
       </w:r>
-      <w:bookmarkEnd w:id="46"/>
+      <w:bookmarkEnd w:id="60"/>
+      <w:bookmarkEnd w:id="61"/>
     </w:p>
     <w:p>
       <w:pPr>
@@ -7447,14 +7333,16 @@
           <w:lang w:val="fr-FR"/>
         </w:rPr>
       </w:pPr>
-      <w:bookmarkStart w:id="47" w:name="_Toc33411077"/>
+      <w:bookmarkStart w:id="62" w:name="_Toc33411077"/>
+      <w:bookmarkStart w:id="63" w:name="_Toc236169072"/>
       <w:r>
         <w:rPr>
           <w:lang w:val="fr-FR"/>
         </w:rPr>
         <w:t>Interfaces de software</w:t>
       </w:r>
-      <w:bookmarkEnd w:id="47"/>
+      <w:bookmarkEnd w:id="62"/>
+      <w:bookmarkEnd w:id="63"/>
     </w:p>
     <w:p>
       <w:pPr>
@@ -7537,11 +7425,13 @@
       <w:pPr>
         <w:pStyle w:val="Ttulo3"/>
       </w:pPr>
-      <w:bookmarkStart w:id="48" w:name="_Toc33411078"/>
+      <w:bookmarkStart w:id="64" w:name="_Toc33411078"/>
+      <w:bookmarkStart w:id="65" w:name="_Toc236169073"/>
       <w:r>
         <w:t>Interfaces de comunicación</w:t>
       </w:r>
-      <w:bookmarkEnd w:id="48"/>
+      <w:bookmarkEnd w:id="64"/>
+      <w:bookmarkEnd w:id="65"/>
     </w:p>
     <w:p>
       <w:pPr>
@@ -7572,20 +7462,46 @@
         <w:ind w:left="1200"/>
       </w:pPr>
       <w:r>
-        <w:t>Describir los requisitos del interfaces de comunicación si hay comunicaciones con otros sistemas y cuales son las protocolos de comunicación.</w:t>
+        <w:t xml:space="preserve">Describir los requisitos </w:t>
+      </w:r>
+      <w:proofErr w:type="gramStart"/>
+      <w:r>
+        <w:t>del interfaces</w:t>
+      </w:r>
+      <w:proofErr w:type="gramEnd"/>
+      <w:r>
+        <w:t xml:space="preserve"> de comunicación si hay comunicaciones con otros sistemas y </w:t>
+      </w:r>
+      <w:proofErr w:type="spellStart"/>
+      <w:r>
+        <w:t>cuales</w:t>
+      </w:r>
+      <w:proofErr w:type="spellEnd"/>
+      <w:r>
+        <w:t xml:space="preserve"> son </w:t>
+      </w:r>
+      <w:proofErr w:type="gramStart"/>
+      <w:r>
+        <w:t>las protocolos</w:t>
+      </w:r>
+      <w:proofErr w:type="gramEnd"/>
+      <w:r>
+        <w:t xml:space="preserve"> de comunicación.</w:t>
       </w:r>
     </w:p>
     <w:p>
       <w:pPr>
         <w:pStyle w:val="Ttulo2"/>
       </w:pPr>
-      <w:bookmarkStart w:id="49" w:name="_Toc33238252"/>
-      <w:bookmarkStart w:id="50" w:name="_Toc33411079"/>
+      <w:bookmarkStart w:id="66" w:name="_Toc33238252"/>
+      <w:bookmarkStart w:id="67" w:name="_Toc33411079"/>
+      <w:bookmarkStart w:id="68" w:name="_Toc236169074"/>
       <w:r>
         <w:t>Requisitos funcionales</w:t>
       </w:r>
-      <w:bookmarkEnd w:id="49"/>
-      <w:bookmarkEnd w:id="50"/>
+      <w:bookmarkEnd w:id="66"/>
+      <w:bookmarkEnd w:id="67"/>
+      <w:bookmarkEnd w:id="68"/>
     </w:p>
     <w:p>
       <w:pPr>
@@ -7697,7 +7613,16 @@
         </w:numPr>
       </w:pPr>
       <w:r>
-        <w:t>Relaciones entre entradas y salidas (secuencias de entradas y salidas, formulas para la conversión de información)</w:t>
+        <w:lastRenderedPageBreak/>
+        <w:t xml:space="preserve">Relaciones entre entradas y salidas (secuencias de entradas y salidas, </w:t>
+      </w:r>
+      <w:proofErr w:type="spellStart"/>
+      <w:r>
+        <w:t>formulas</w:t>
+      </w:r>
+      <w:proofErr w:type="spellEnd"/>
+      <w:r>
+        <w:t xml:space="preserve"> para la conversión de información)</w:t>
       </w:r>
     </w:p>
     <w:p>
@@ -7709,7 +7634,15 @@
         </w:numPr>
       </w:pPr>
       <w:r>
-        <w:t>Especificación de los requisitos lógicos para la información que será  almacenada en base de datos (tipo de información, requerido)</w:t>
+        <w:t xml:space="preserve">Especificación de los requisitos lógicos para la información que </w:t>
+      </w:r>
+      <w:proofErr w:type="gramStart"/>
+      <w:r>
+        <w:t>será  almacenada</w:t>
+      </w:r>
+      <w:proofErr w:type="gramEnd"/>
+      <w:r>
+        <w:t xml:space="preserve"> en base de datos (tipo de información, requerido)</w:t>
       </w:r>
     </w:p>
     <w:p>
@@ -7723,75 +7656,88 @@
         <w:pStyle w:val="guiazul"/>
         <w:ind w:left="600"/>
       </w:pPr>
-      <w:r>
-        <w:t>Las requisitos funcionales pueden ser divididos en sub-secciones.</w:t>
+      <w:proofErr w:type="gramStart"/>
+      <w:r>
+        <w:t>Las requisitos funcionales</w:t>
+      </w:r>
+      <w:proofErr w:type="gramEnd"/>
+      <w:r>
+        <w:t xml:space="preserve"> pueden ser divididos en </w:t>
+      </w:r>
+      <w:proofErr w:type="spellStart"/>
+      <w:r>
+        <w:t>sub-secciones</w:t>
+      </w:r>
+      <w:proofErr w:type="spellEnd"/>
+      <w:r>
+        <w:t>.</w:t>
       </w:r>
     </w:p>
     <w:p>
       <w:pPr>
         <w:pStyle w:val="Ttulo3"/>
       </w:pPr>
-      <w:bookmarkStart w:id="51" w:name="_Toc33238253"/>
-      <w:bookmarkStart w:id="52" w:name="_Toc33411080"/>
+      <w:bookmarkStart w:id="69" w:name="_Toc33238253"/>
+      <w:bookmarkStart w:id="70" w:name="_Toc33411080"/>
+      <w:bookmarkStart w:id="71" w:name="_Toc236169075"/>
       <w:r>
         <w:t>Requisito funcional 1</w:t>
       </w:r>
-      <w:bookmarkEnd w:id="51"/>
-      <w:bookmarkEnd w:id="52"/>
+      <w:bookmarkEnd w:id="69"/>
+      <w:bookmarkEnd w:id="70"/>
+      <w:bookmarkEnd w:id="71"/>
     </w:p>
     <w:p>
       <w:pPr>
         <w:pStyle w:val="Ttulo3"/>
       </w:pPr>
-      <w:bookmarkStart w:id="53" w:name="_Toc33411081"/>
+      <w:bookmarkStart w:id="72" w:name="_Toc33411081"/>
+      <w:bookmarkStart w:id="73" w:name="_Toc236169076"/>
       <w:r>
         <w:t>Requisito funcional 2</w:t>
       </w:r>
-      <w:bookmarkEnd w:id="53"/>
+      <w:bookmarkEnd w:id="72"/>
+      <w:bookmarkEnd w:id="73"/>
     </w:p>
     <w:p>
       <w:pPr>
         <w:pStyle w:val="Ttulo3"/>
       </w:pPr>
-      <w:bookmarkStart w:id="54" w:name="_Toc33411082"/>
-      <w:r>
-        <w:t>Requisito funcional 3</w:t>
-      </w:r>
-      <w:bookmarkEnd w:id="54"/>
+      <w:bookmarkStart w:id="74" w:name="_Toc33411083"/>
+      <w:bookmarkStart w:id="75" w:name="_Toc236169078"/>
+      <w:r>
+        <w:t>Requisito funcional n</w:t>
+      </w:r>
+      <w:bookmarkEnd w:id="74"/>
+      <w:bookmarkEnd w:id="75"/>
+    </w:p>
+    <w:p>
+      <w:pPr>
+        <w:pStyle w:val="Ttulo2"/>
+      </w:pPr>
+      <w:bookmarkStart w:id="76" w:name="_Toc33238257"/>
+      <w:bookmarkStart w:id="77" w:name="_Toc33411084"/>
+      <w:bookmarkStart w:id="78" w:name="_Toc236169079"/>
+      <w:r>
+        <w:t>Requisitos no funcionales</w:t>
+      </w:r>
+      <w:bookmarkEnd w:id="76"/>
+      <w:bookmarkEnd w:id="77"/>
+      <w:bookmarkEnd w:id="78"/>
     </w:p>
     <w:p>
       <w:pPr>
         <w:pStyle w:val="Ttulo3"/>
       </w:pPr>
-      <w:bookmarkStart w:id="55" w:name="_Toc33411083"/>
-      <w:r>
-        <w:t>Requisito funcional n</w:t>
-      </w:r>
-      <w:bookmarkEnd w:id="55"/>
-    </w:p>
-    <w:p>
-      <w:pPr>
-        <w:pStyle w:val="Ttulo2"/>
-      </w:pPr>
-      <w:bookmarkStart w:id="56" w:name="_Toc33238257"/>
-      <w:bookmarkStart w:id="57" w:name="_Toc33411084"/>
-      <w:r>
-        <w:t>Requisitos no funcionales</w:t>
-      </w:r>
-      <w:bookmarkEnd w:id="56"/>
-      <w:bookmarkEnd w:id="57"/>
-    </w:p>
-    <w:p>
-      <w:pPr>
-        <w:pStyle w:val="Ttulo3"/>
-      </w:pPr>
-      <w:bookmarkStart w:id="58" w:name="_Toc33238258"/>
-      <w:bookmarkStart w:id="59" w:name="_Toc33411085"/>
+      <w:bookmarkStart w:id="79" w:name="_Toc33238258"/>
+      <w:bookmarkStart w:id="80" w:name="_Toc33411085"/>
+      <w:bookmarkStart w:id="81" w:name="_Toc236169080"/>
       <w:r>
         <w:t>Requisitos de rendimiento</w:t>
       </w:r>
-      <w:bookmarkEnd w:id="58"/>
-      <w:bookmarkEnd w:id="59"/>
+      <w:bookmarkEnd w:id="79"/>
+      <w:bookmarkEnd w:id="80"/>
+      <w:bookmarkEnd w:id="81"/>
     </w:p>
     <w:p>
       <w:pPr>
@@ -7838,13 +7784,15 @@
       <w:pPr>
         <w:pStyle w:val="Ttulo3"/>
       </w:pPr>
-      <w:bookmarkStart w:id="60" w:name="_Toc33238259"/>
-      <w:bookmarkStart w:id="61" w:name="_Toc33411086"/>
+      <w:bookmarkStart w:id="82" w:name="_Toc33238259"/>
+      <w:bookmarkStart w:id="83" w:name="_Toc33411086"/>
+      <w:bookmarkStart w:id="84" w:name="_Toc236169081"/>
       <w:r>
         <w:t>Seguridad</w:t>
       </w:r>
-      <w:bookmarkEnd w:id="60"/>
-      <w:bookmarkEnd w:id="61"/>
+      <w:bookmarkEnd w:id="82"/>
+      <w:bookmarkEnd w:id="83"/>
+      <w:bookmarkEnd w:id="84"/>
     </w:p>
     <w:p>
       <w:pPr>
@@ -7942,13 +7890,15 @@
       <w:pPr>
         <w:pStyle w:val="Ttulo3"/>
       </w:pPr>
-      <w:bookmarkStart w:id="62" w:name="_Toc33238260"/>
-      <w:bookmarkStart w:id="63" w:name="_Toc33411087"/>
+      <w:bookmarkStart w:id="85" w:name="_Toc33238260"/>
+      <w:bookmarkStart w:id="86" w:name="_Toc33411087"/>
+      <w:bookmarkStart w:id="87" w:name="_Toc236169082"/>
       <w:r>
         <w:t>Fiabilidad</w:t>
       </w:r>
-      <w:bookmarkEnd w:id="62"/>
-      <w:bookmarkEnd w:id="63"/>
+      <w:bookmarkEnd w:id="85"/>
+      <w:bookmarkEnd w:id="86"/>
+      <w:bookmarkEnd w:id="87"/>
     </w:p>
     <w:p>
       <w:pPr>
@@ -7986,13 +7936,15 @@
       <w:pPr>
         <w:pStyle w:val="Ttulo3"/>
       </w:pPr>
-      <w:bookmarkStart w:id="64" w:name="_Toc33238261"/>
-      <w:bookmarkStart w:id="65" w:name="_Toc33411088"/>
+      <w:bookmarkStart w:id="88" w:name="_Toc33238261"/>
+      <w:bookmarkStart w:id="89" w:name="_Toc33411088"/>
+      <w:bookmarkStart w:id="90" w:name="_Toc236169083"/>
       <w:r>
         <w:t>Disponibilidad</w:t>
       </w:r>
-      <w:bookmarkEnd w:id="64"/>
-      <w:bookmarkEnd w:id="65"/>
+      <w:bookmarkEnd w:id="88"/>
+      <w:bookmarkEnd w:id="89"/>
+      <w:bookmarkEnd w:id="90"/>
     </w:p>
     <w:p>
       <w:pPr>
@@ -8030,13 +7982,15 @@
       <w:pPr>
         <w:pStyle w:val="Ttulo3"/>
       </w:pPr>
-      <w:bookmarkStart w:id="66" w:name="_Toc33238262"/>
-      <w:bookmarkStart w:id="67" w:name="_Toc33411089"/>
+      <w:bookmarkStart w:id="91" w:name="_Toc33238262"/>
+      <w:bookmarkStart w:id="92" w:name="_Toc33411089"/>
+      <w:bookmarkStart w:id="93" w:name="_Toc236169084"/>
       <w:r>
         <w:t>Mantenibilidad</w:t>
       </w:r>
-      <w:bookmarkEnd w:id="66"/>
-      <w:bookmarkEnd w:id="67"/>
+      <w:bookmarkEnd w:id="91"/>
+      <w:bookmarkEnd w:id="92"/>
+      <w:bookmarkEnd w:id="93"/>
     </w:p>
     <w:p>
       <w:pPr>
@@ -8092,13 +8046,16 @@
       <w:pPr>
         <w:pStyle w:val="Ttulo3"/>
       </w:pPr>
-      <w:bookmarkStart w:id="68" w:name="_Toc33238263"/>
-      <w:bookmarkStart w:id="69" w:name="_Toc33411090"/>
-      <w:r>
+      <w:bookmarkStart w:id="94" w:name="_Toc33238263"/>
+      <w:bookmarkStart w:id="95" w:name="_Toc33411090"/>
+      <w:bookmarkStart w:id="96" w:name="_Toc236169085"/>
+      <w:r>
+        <w:lastRenderedPageBreak/>
         <w:t>Portabilidad</w:t>
       </w:r>
-      <w:bookmarkEnd w:id="68"/>
-      <w:bookmarkEnd w:id="69"/>
+      <w:bookmarkEnd w:id="94"/>
+      <w:bookmarkEnd w:id="95"/>
+      <w:bookmarkEnd w:id="96"/>
     </w:p>
     <w:p>
       <w:pPr>
@@ -8196,11 +8153,13 @@
       <w:pPr>
         <w:pStyle w:val="Ttulo2"/>
       </w:pPr>
-      <w:bookmarkStart w:id="70" w:name="_Toc33411091"/>
+      <w:bookmarkStart w:id="97" w:name="_Toc33411091"/>
+      <w:bookmarkStart w:id="98" w:name="_Toc236169086"/>
       <w:r>
         <w:t>Otros requisitos</w:t>
       </w:r>
-      <w:bookmarkEnd w:id="70"/>
+      <w:bookmarkEnd w:id="97"/>
+      <w:bookmarkEnd w:id="98"/>
     </w:p>
     <w:p>
       <w:pPr>
@@ -8269,50 +8228,12 @@
     </w:p>
     <w:p>
       <w:pPr>
-        <w:pStyle w:val="Ttulo1"/>
-      </w:pPr>
-      <w:bookmarkStart w:id="71" w:name="_Toc33238265"/>
-      <w:bookmarkStart w:id="72" w:name="_Toc33411092"/>
-      <w:r>
-        <w:t>Apéndices</w:t>
-      </w:r>
-      <w:bookmarkEnd w:id="71"/>
-      <w:bookmarkEnd w:id="72"/>
-    </w:p>
-    <w:p>
-      <w:pPr>
-        <w:pStyle w:val="Normalindentado1"/>
-      </w:pPr>
-      <w:r>
-        <w:fldChar w:fldCharType="begin"/>
-      </w:r>
-      <w:r>
-        <w:instrText>MACROBUTTON NoMacro [</w:instrText>
-      </w:r>
-      <w:r>
-        <w:rPr>
-          <w:color w:val="0000FF"/>
-        </w:rPr>
-        <w:instrText>Inserte aquí el texto</w:instrText>
-      </w:r>
-      <w:r>
-        <w:instrText>]</w:instrText>
-      </w:r>
-      <w:r>
-        <w:fldChar w:fldCharType="end"/>
-      </w:r>
-    </w:p>
-    <w:p>
-      <w:pPr>
         <w:pStyle w:val="guiazul"/>
         <w:ind w:left="300"/>
       </w:pPr>
-      <w:r>
-        <w:t>Pueden contener todo tipo de información relevante para la SRS pero que, propiamente, no forme parte de la SRS.</w:t>
-      </w:r>
     </w:p>
     <w:sectPr>
-      <w:headerReference w:type="first" r:id="rId55"/>
+      <w:headerReference w:type="first" r:id="rId20"/>
       <w:pgSz w:w="11906" w:h="16838"/>
       <w:pgMar w:top="1418" w:right="1701" w:bottom="1418" w:left="1701" w:header="709" w:footer="709" w:gutter="0"/>
       <w:cols w:space="708"/>
@@ -8323,7 +8244,7 @@
 </file>
 
 <file path=word/endnotes.xml><?xml version="1.0" encoding="utf-8"?>
-<w:endnotes xmlns:wpc="http://schemas.microsoft.com/office/word/2010/wordprocessingCanvas" xmlns:cx="http://schemas.microsoft.com/office/drawing/2014/chartex" xmlns:cx1="http://schemas.microsoft.com/office/drawing/2015/9/8/chartex" xmlns:cx2="http://schemas.microsoft.com/office/drawing/2015/10/21/chartex" xmlns:cx3="http://schemas.microsoft.com/office/drawing/2016/5/9/chartex" xmlns:cx4="http://schemas.microsoft.com/office/drawing/2016/5/10/chartex" xmlns:cx5="http://schemas.microsoft.com/office/drawing/2016/5/11/chartex" xmlns:cx6="http://schemas.microsoft.com/office/drawing/2016/5/12/chartex" xmlns:cx7="http://schemas.microsoft.com/office/drawing/2016/5/13/chartex" xmlns:cx8="http://schemas.microsoft.com/office/drawing/2016/5/14/chartex" xmlns:mc="http://schemas.openxmlformats.org/markup-compatibility/2006" xmlns:aink="http://schemas.microsoft.com/office/drawing/2016/ink" xmlns:am3d="http://schemas.microsoft.com/office/drawing/2017/model3d" xmlns:o="urn:schemas-microsoft-com:office:office" xmlns:oel="http://schemas.microsoft.com/office/2019/extlst" xmlns:r="http://schemas.openxmlformats.org/officeDocument/2006/relationships" xmlns:m="http://schemas.openxmlformats.org/officeDocument/2006/math" xmlns:v="urn:schemas-microsoft-com:vml" xmlns:wp14="http://schemas.microsoft.com/office/word/2010/wordprocessingDrawing" xmlns:wp="http://schemas.openxmlformats.org/drawingml/2006/wordprocessingDrawing" xmlns:w10="urn:schemas-microsoft-com:office:word" xmlns:w="http://schemas.openxmlformats.org/wordprocessingml/2006/main" xmlns:w14="http://schemas.microsoft.com/office/word/2010/wordml" xmlns:w15="http://schemas.microsoft.com/office/word/2012/wordml" xmlns:w16cex="http://schemas.microsoft.com/office/word/2018/wordml/cex" xmlns:w16cid="http://schemas.microsoft.com/office/word/2016/wordml/cid" xmlns:w16="http://schemas.microsoft.com/office/word/2018/wordml" xmlns:w16du="http://schemas.microsoft.com/office/word/2023/wordml/word16du" xmlns:w16sdtdh="http://schemas.microsoft.com/office/word/2020/wordml/sdtdatahash" xmlns:w16sdtfl="http://schemas.microsoft.com/office/word/2024/wordml/sdtformatlock" xmlns:w16se="http://schemas.microsoft.com/office/word/2015/wordml/symex" xmlns:wpg="http://schemas.microsoft.com/office/word/2010/wordprocessingGroup" xmlns:wpi="http://schemas.microsoft.com/office/word/2010/wordprocessingInk" xmlns:wne="http://schemas.microsoft.com/office/word/2006/wordml" xmlns:wps="http://schemas.microsoft.com/office/word/2010/wordprocessingShape" mc:Ignorable="w14 w15 w16se w16cid w16 w16cex w16sdtdh w16sdtfl w16du wp14">
+<w:endnotes xmlns:wpc="http://schemas.microsoft.com/office/word/2010/wordprocessingCanvas" xmlns:cx="http://schemas.microsoft.com/office/drawing/2014/chartex" xmlns:cx1="http://schemas.microsoft.com/office/drawing/2015/9/8/chartex" xmlns:cx2="http://schemas.microsoft.com/office/drawing/2015/10/21/chartex" xmlns:cx3="http://schemas.microsoft.com/office/drawing/2016/5/9/chartex" xmlns:cx4="http://schemas.microsoft.com/office/drawing/2016/5/10/chartex" xmlns:cx5="http://schemas.microsoft.com/office/drawing/2016/5/11/chartex" xmlns:cx6="http://schemas.microsoft.com/office/drawing/2016/5/12/chartex" xmlns:cx7="http://schemas.microsoft.com/office/drawing/2016/5/13/chartex" xmlns:cx8="http://schemas.microsoft.com/office/drawing/2016/5/14/chartex" xmlns:mc="http://schemas.openxmlformats.org/markup-compatibility/2006" xmlns:aink="http://schemas.microsoft.com/office/drawing/2016/ink" xmlns:am3d="http://schemas.microsoft.com/office/drawing/2017/model3d" xmlns:o="urn:schemas-microsoft-com:office:office" xmlns:oel="http://schemas.microsoft.com/office/2019/extlst" xmlns:r="http://schemas.openxmlformats.org/officeDocument/2006/relationships" xmlns:m="http://schemas.openxmlformats.org/officeDocument/2006/math" xmlns:v="urn:schemas-microsoft-com:vml" xmlns:wp14="http://schemas.microsoft.com/office/word/2010/wordprocessingDrawing" xmlns:wp="http://schemas.openxmlformats.org/drawingml/2006/wordprocessingDrawing" xmlns:w10="urn:schemas-microsoft-com:office:word" xmlns:w="http://schemas.openxmlformats.org/wordprocessingml/2006/main" xmlns:w14="http://schemas.microsoft.com/office/word/2010/wordml" xmlns:w15="http://schemas.microsoft.com/office/word/2012/wordml" xmlns:w16cei="http://schemas.microsoft.com/office/word/2026/wordml/cei" xmlns:w16cex="http://schemas.microsoft.com/office/word/2018/wordml/cex" xmlns:w16cid="http://schemas.microsoft.com/office/word/2016/wordml/cid" xmlns:w16="http://schemas.microsoft.com/office/word/2018/wordml" xmlns:w16du="http://schemas.microsoft.com/office/word/2023/wordml/word16du" xmlns:w16sdtdh="http://schemas.microsoft.com/office/word/2020/wordml/sdtdatahash" xmlns:w16sdtfl="http://schemas.microsoft.com/office/word/2024/wordml/sdtformatlock" xmlns:w16se="http://schemas.microsoft.com/office/word/2015/wordml/symex" xmlns:wpg="http://schemas.microsoft.com/office/word/2010/wordprocessingGroup" xmlns:wpi="http://schemas.microsoft.com/office/word/2010/wordprocessingInk" xmlns:wne="http://schemas.microsoft.com/office/word/2006/wordml" xmlns:wps="http://schemas.microsoft.com/office/word/2010/wordprocessingShape" mc:Ignorable="w14 w15 w16se w16cid w16 w16cex w16sdtdh w16sdtfl w16du wp14">
   <w:endnote w:type="separator" w:id="-1">
     <w:p>
       <w:r>
@@ -8342,7 +8263,7 @@
 </file>
 
 <file path=word/footer1.xml><?xml version="1.0" encoding="utf-8"?>
-<w:ftr xmlns:wpc="http://schemas.microsoft.com/office/word/2010/wordprocessingCanvas" xmlns:cx="http://schemas.microsoft.com/office/drawing/2014/chartex" xmlns:cx1="http://schemas.microsoft.com/office/drawing/2015/9/8/chartex" xmlns:cx2="http://schemas.microsoft.com/office/drawing/2015/10/21/chartex" xmlns:cx3="http://schemas.microsoft.com/office/drawing/2016/5/9/chartex" xmlns:cx4="http://schemas.microsoft.com/office/drawing/2016/5/10/chartex" xmlns:cx5="http://schemas.microsoft.com/office/drawing/2016/5/11/chartex" xmlns:cx6="http://schemas.microsoft.com/office/drawing/2016/5/12/chartex" xmlns:cx7="http://schemas.microsoft.com/office/drawing/2016/5/13/chartex" xmlns:cx8="http://schemas.microsoft.com/office/drawing/2016/5/14/chartex" xmlns:mc="http://schemas.openxmlformats.org/markup-compatibility/2006" xmlns:aink="http://schemas.microsoft.com/office/drawing/2016/ink" xmlns:am3d="http://schemas.microsoft.com/office/drawing/2017/model3d" xmlns:o="urn:schemas-microsoft-com:office:office" xmlns:oel="http://schemas.microsoft.com/office/2019/extlst" xmlns:r="http://schemas.openxmlformats.org/officeDocument/2006/relationships" xmlns:m="http://schemas.openxmlformats.org/officeDocument/2006/math" xmlns:v="urn:schemas-microsoft-com:vml" xmlns:wp14="http://schemas.microsoft.com/office/word/2010/wordprocessingDrawing" xmlns:wp="http://schemas.openxmlformats.org/drawingml/2006/wordprocessingDrawing" xmlns:w10="urn:schemas-microsoft-com:office:word" xmlns:w="http://schemas.openxmlformats.org/wordprocessingml/2006/main" xmlns:w14="http://schemas.microsoft.com/office/word/2010/wordml" xmlns:w15="http://schemas.microsoft.com/office/word/2012/wordml" xmlns:w16cex="http://schemas.microsoft.com/office/word/2018/wordml/cex" xmlns:w16cid="http://schemas.microsoft.com/office/word/2016/wordml/cid" xmlns:w16="http://schemas.microsoft.com/office/word/2018/wordml" xmlns:w16du="http://schemas.microsoft.com/office/word/2023/wordml/word16du" xmlns:w16sdtdh="http://schemas.microsoft.com/office/word/2020/wordml/sdtdatahash" xmlns:w16sdtfl="http://schemas.microsoft.com/office/word/2024/wordml/sdtformatlock" xmlns:w16se="http://schemas.microsoft.com/office/word/2015/wordml/symex" xmlns:wpg="http://schemas.microsoft.com/office/word/2010/wordprocessingGroup" xmlns:wpi="http://schemas.microsoft.com/office/word/2010/wordprocessingInk" xmlns:wne="http://schemas.microsoft.com/office/word/2006/wordml" xmlns:wps="http://schemas.microsoft.com/office/word/2010/wordprocessingShape" mc:Ignorable="w14 w15 w16se w16cid w16 w16cex w16sdtdh w16sdtfl w16du wp14">
+<w:ftr xmlns:wpc="http://schemas.microsoft.com/office/word/2010/wordprocessingCanvas" xmlns:cx="http://schemas.microsoft.com/office/drawing/2014/chartex" xmlns:cx1="http://schemas.microsoft.com/office/drawing/2015/9/8/chartex" xmlns:cx2="http://schemas.microsoft.com/office/drawing/2015/10/21/chartex" xmlns:cx3="http://schemas.microsoft.com/office/drawing/2016/5/9/chartex" xmlns:cx4="http://schemas.microsoft.com/office/drawing/2016/5/10/chartex" xmlns:cx5="http://schemas.microsoft.com/office/drawing/2016/5/11/chartex" xmlns:cx6="http://schemas.microsoft.com/office/drawing/2016/5/12/chartex" xmlns:cx7="http://schemas.microsoft.com/office/drawing/2016/5/13/chartex" xmlns:cx8="http://schemas.microsoft.com/office/drawing/2016/5/14/chartex" xmlns:mc="http://schemas.openxmlformats.org/markup-compatibility/2006" xmlns:aink="http://schemas.microsoft.com/office/drawing/2016/ink" xmlns:am3d="http://schemas.microsoft.com/office/drawing/2017/model3d" xmlns:o="urn:schemas-microsoft-com:office:office" xmlns:oel="http://schemas.microsoft.com/office/2019/extlst" xmlns:r="http://schemas.openxmlformats.org/officeDocument/2006/relationships" xmlns:m="http://schemas.openxmlformats.org/officeDocument/2006/math" xmlns:v="urn:schemas-microsoft-com:vml" xmlns:wp14="http://schemas.microsoft.com/office/word/2010/wordprocessingDrawing" xmlns:wp="http://schemas.openxmlformats.org/drawingml/2006/wordprocessingDrawing" xmlns:w10="urn:schemas-microsoft-com:office:word" xmlns:w="http://schemas.openxmlformats.org/wordprocessingml/2006/main" xmlns:w14="http://schemas.microsoft.com/office/word/2010/wordml" xmlns:w15="http://schemas.microsoft.com/office/word/2012/wordml" xmlns:w16cei="http://schemas.microsoft.com/office/word/2026/wordml/cei" xmlns:w16cex="http://schemas.microsoft.com/office/word/2018/wordml/cex" xmlns:w16cid="http://schemas.microsoft.com/office/word/2016/wordml/cid" xmlns:w16="http://schemas.microsoft.com/office/word/2018/wordml" xmlns:w16du="http://schemas.microsoft.com/office/word/2023/wordml/word16du" xmlns:w16sdtdh="http://schemas.microsoft.com/office/word/2020/wordml/sdtdatahash" xmlns:w16sdtfl="http://schemas.microsoft.com/office/word/2024/wordml/sdtformatlock" xmlns:w16se="http://schemas.microsoft.com/office/word/2015/wordml/symex" xmlns:wpg="http://schemas.microsoft.com/office/word/2010/wordprocessingGroup" xmlns:wpi="http://schemas.microsoft.com/office/word/2010/wordprocessingInk" xmlns:wne="http://schemas.microsoft.com/office/word/2006/wordml" xmlns:wps="http://schemas.microsoft.com/office/word/2010/wordprocessingShape" mc:Ignorable="w14 w15 w16se w16cid w16 w16cex w16sdtdh w16sdtfl w16du wp14">
   <w:tbl>
     <w:tblPr>
       <w:tblW w:w="0" w:type="auto"/>
@@ -8422,8 +8343,18 @@
               <w:color w:val="241A61"/>
               <w:sz w:val="16"/>
             </w:rPr>
-            <w:t>Descripción de requisitos del sofware</w:t>
+            <w:t xml:space="preserve">Descripción de requisitos del </w:t>
           </w:r>
+          <w:proofErr w:type="spellStart"/>
+          <w:r>
+            <w:rPr>
+              <w:rFonts w:cs="Arial"/>
+              <w:color w:val="241A61"/>
+              <w:sz w:val="16"/>
+            </w:rPr>
+            <w:t>sofware</w:t>
+          </w:r>
+          <w:proofErr w:type="spellEnd"/>
         </w:p>
       </w:tc>
     </w:tr>
@@ -8437,7 +8368,7 @@
 </file>
 
 <file path=word/footer2.xml><?xml version="1.0" encoding="utf-8"?>
-<w:ftr xmlns:wpc="http://schemas.microsoft.com/office/word/2010/wordprocessingCanvas" xmlns:cx="http://schemas.microsoft.com/office/drawing/2014/chartex" xmlns:cx1="http://schemas.microsoft.com/office/drawing/2015/9/8/chartex" xmlns:cx2="http://schemas.microsoft.com/office/drawing/2015/10/21/chartex" xmlns:cx3="http://schemas.microsoft.com/office/drawing/2016/5/9/chartex" xmlns:cx4="http://schemas.microsoft.com/office/drawing/2016/5/10/chartex" xmlns:cx5="http://schemas.microsoft.com/office/drawing/2016/5/11/chartex" xmlns:cx6="http://schemas.microsoft.com/office/drawing/2016/5/12/chartex" xmlns:cx7="http://schemas.microsoft.com/office/drawing/2016/5/13/chartex" xmlns:cx8="http://schemas.microsoft.com/office/drawing/2016/5/14/chartex" xmlns:mc="http://schemas.openxmlformats.org/markup-compatibility/2006" xmlns:aink="http://schemas.microsoft.com/office/drawing/2016/ink" xmlns:am3d="http://schemas.microsoft.com/office/drawing/2017/model3d" xmlns:o="urn:schemas-microsoft-com:office:office" xmlns:oel="http://schemas.microsoft.com/office/2019/extlst" xmlns:r="http://schemas.openxmlformats.org/officeDocument/2006/relationships" xmlns:m="http://schemas.openxmlformats.org/officeDocument/2006/math" xmlns:v="urn:schemas-microsoft-com:vml" xmlns:wp14="http://schemas.microsoft.com/office/word/2010/wordprocessingDrawing" xmlns:wp="http://schemas.openxmlformats.org/drawingml/2006/wordprocessingDrawing" xmlns:w10="urn:schemas-microsoft-com:office:word" xmlns:w="http://schemas.openxmlformats.org/wordprocessingml/2006/main" xmlns:w14="http://schemas.microsoft.com/office/word/2010/wordml" xmlns:w15="http://schemas.microsoft.com/office/word/2012/wordml" xmlns:w16cex="http://schemas.microsoft.com/office/word/2018/wordml/cex" xmlns:w16cid="http://schemas.microsoft.com/office/word/2016/wordml/cid" xmlns:w16="http://schemas.microsoft.com/office/word/2018/wordml" xmlns:w16du="http://schemas.microsoft.com/office/word/2023/wordml/word16du" xmlns:w16sdtdh="http://schemas.microsoft.com/office/word/2020/wordml/sdtdatahash" xmlns:w16sdtfl="http://schemas.microsoft.com/office/word/2024/wordml/sdtformatlock" xmlns:w16se="http://schemas.microsoft.com/office/word/2015/wordml/symex" xmlns:wpg="http://schemas.microsoft.com/office/word/2010/wordprocessingGroup" xmlns:wpi="http://schemas.microsoft.com/office/word/2010/wordprocessingInk" xmlns:wne="http://schemas.microsoft.com/office/word/2006/wordml" xmlns:wps="http://schemas.microsoft.com/office/word/2010/wordprocessingShape" mc:Ignorable="w14 w15 w16se w16cid w16 w16cex w16sdtdh w16sdtfl w16du wp14">
+<w:ftr xmlns:wpc="http://schemas.microsoft.com/office/word/2010/wordprocessingCanvas" xmlns:cx="http://schemas.microsoft.com/office/drawing/2014/chartex" xmlns:cx1="http://schemas.microsoft.com/office/drawing/2015/9/8/chartex" xmlns:cx2="http://schemas.microsoft.com/office/drawing/2015/10/21/chartex" xmlns:cx3="http://schemas.microsoft.com/office/drawing/2016/5/9/chartex" xmlns:cx4="http://schemas.microsoft.com/office/drawing/2016/5/10/chartex" xmlns:cx5="http://schemas.microsoft.com/office/drawing/2016/5/11/chartex" xmlns:cx6="http://schemas.microsoft.com/office/drawing/2016/5/12/chartex" xmlns:cx7="http://schemas.microsoft.com/office/drawing/2016/5/13/chartex" xmlns:cx8="http://schemas.microsoft.com/office/drawing/2016/5/14/chartex" xmlns:mc="http://schemas.openxmlformats.org/markup-compatibility/2006" xmlns:aink="http://schemas.microsoft.com/office/drawing/2016/ink" xmlns:am3d="http://schemas.microsoft.com/office/drawing/2017/model3d" xmlns:o="urn:schemas-microsoft-com:office:office" xmlns:oel="http://schemas.microsoft.com/office/2019/extlst" xmlns:r="http://schemas.openxmlformats.org/officeDocument/2006/relationships" xmlns:m="http://schemas.openxmlformats.org/officeDocument/2006/math" xmlns:v="urn:schemas-microsoft-com:vml" xmlns:wp14="http://schemas.microsoft.com/office/word/2010/wordprocessingDrawing" xmlns:wp="http://schemas.openxmlformats.org/drawingml/2006/wordprocessingDrawing" xmlns:w10="urn:schemas-microsoft-com:office:word" xmlns:w="http://schemas.openxmlformats.org/wordprocessingml/2006/main" xmlns:w14="http://schemas.microsoft.com/office/word/2010/wordml" xmlns:w15="http://schemas.microsoft.com/office/word/2012/wordml" xmlns:w16cei="http://schemas.microsoft.com/office/word/2026/wordml/cei" xmlns:w16cex="http://schemas.microsoft.com/office/word/2018/wordml/cex" xmlns:w16cid="http://schemas.microsoft.com/office/word/2016/wordml/cid" xmlns:w16="http://schemas.microsoft.com/office/word/2018/wordml" xmlns:w16du="http://schemas.microsoft.com/office/word/2023/wordml/word16du" xmlns:w16sdtdh="http://schemas.microsoft.com/office/word/2020/wordml/sdtdatahash" xmlns:w16sdtfl="http://schemas.microsoft.com/office/word/2024/wordml/sdtformatlock" xmlns:w16se="http://schemas.microsoft.com/office/word/2015/wordml/symex" xmlns:wpg="http://schemas.microsoft.com/office/word/2010/wordprocessingGroup" xmlns:wpi="http://schemas.microsoft.com/office/word/2010/wordprocessingInk" xmlns:wne="http://schemas.microsoft.com/office/word/2006/wordml" xmlns:wps="http://schemas.microsoft.com/office/word/2010/wordprocessingShape" mc:Ignorable="w14 w15 w16se w16cid w16 w16cex w16sdtdh w16sdtfl w16du wp14">
   <w:p>
     <w:pPr>
       <w:pStyle w:val="Piedepgina"/>
@@ -8447,7 +8378,7 @@
 </file>
 
 <file path=word/footer3.xml><?xml version="1.0" encoding="utf-8"?>
-<w:ftr xmlns:wpc="http://schemas.microsoft.com/office/word/2010/wordprocessingCanvas" xmlns:cx="http://schemas.microsoft.com/office/drawing/2014/chartex" xmlns:cx1="http://schemas.microsoft.com/office/drawing/2015/9/8/chartex" xmlns:cx2="http://schemas.microsoft.com/office/drawing/2015/10/21/chartex" xmlns:cx3="http://schemas.microsoft.com/office/drawing/2016/5/9/chartex" xmlns:cx4="http://schemas.microsoft.com/office/drawing/2016/5/10/chartex" xmlns:cx5="http://schemas.microsoft.com/office/drawing/2016/5/11/chartex" xmlns:cx6="http://schemas.microsoft.com/office/drawing/2016/5/12/chartex" xmlns:cx7="http://schemas.microsoft.com/office/drawing/2016/5/13/chartex" xmlns:cx8="http://schemas.microsoft.com/office/drawing/2016/5/14/chartex" xmlns:mc="http://schemas.openxmlformats.org/markup-compatibility/2006" xmlns:aink="http://schemas.microsoft.com/office/drawing/2016/ink" xmlns:am3d="http://schemas.microsoft.com/office/drawing/2017/model3d" xmlns:o="urn:schemas-microsoft-com:office:office" xmlns:oel="http://schemas.microsoft.com/office/2019/extlst" xmlns:r="http://schemas.openxmlformats.org/officeDocument/2006/relationships" xmlns:m="http://schemas.openxmlformats.org/officeDocument/2006/math" xmlns:v="urn:schemas-microsoft-com:vml" xmlns:wp14="http://schemas.microsoft.com/office/word/2010/wordprocessingDrawing" xmlns:wp="http://schemas.openxmlformats.org/drawingml/2006/wordprocessingDrawing" xmlns:w10="urn:schemas-microsoft-com:office:word" xmlns:w="http://schemas.openxmlformats.org/wordprocessingml/2006/main" xmlns:w14="http://schemas.microsoft.com/office/word/2010/wordml" xmlns:w15="http://schemas.microsoft.com/office/word/2012/wordml" xmlns:w16cex="http://schemas.microsoft.com/office/word/2018/wordml/cex" xmlns:w16cid="http://schemas.microsoft.com/office/word/2016/wordml/cid" xmlns:w16="http://schemas.microsoft.com/office/word/2018/wordml" xmlns:w16du="http://schemas.microsoft.com/office/word/2023/wordml/word16du" xmlns:w16sdtdh="http://schemas.microsoft.com/office/word/2020/wordml/sdtdatahash" xmlns:w16sdtfl="http://schemas.microsoft.com/office/word/2024/wordml/sdtformatlock" xmlns:w16se="http://schemas.microsoft.com/office/word/2015/wordml/symex" xmlns:wpg="http://schemas.microsoft.com/office/word/2010/wordprocessingGroup" xmlns:wpi="http://schemas.microsoft.com/office/word/2010/wordprocessingInk" xmlns:wne="http://schemas.microsoft.com/office/word/2006/wordml" xmlns:wps="http://schemas.microsoft.com/office/word/2010/wordprocessingShape" mc:Ignorable="w14 w15 w16se w16cid w16 w16cex w16sdtdh w16sdtfl w16du wp14">
+<w:ftr xmlns:wpc="http://schemas.microsoft.com/office/word/2010/wordprocessingCanvas" xmlns:cx="http://schemas.microsoft.com/office/drawing/2014/chartex" xmlns:cx1="http://schemas.microsoft.com/office/drawing/2015/9/8/chartex" xmlns:cx2="http://schemas.microsoft.com/office/drawing/2015/10/21/chartex" xmlns:cx3="http://schemas.microsoft.com/office/drawing/2016/5/9/chartex" xmlns:cx4="http://schemas.microsoft.com/office/drawing/2016/5/10/chartex" xmlns:cx5="http://schemas.microsoft.com/office/drawing/2016/5/11/chartex" xmlns:cx6="http://schemas.microsoft.com/office/drawing/2016/5/12/chartex" xmlns:cx7="http://schemas.microsoft.com/office/drawing/2016/5/13/chartex" xmlns:cx8="http://schemas.microsoft.com/office/drawing/2016/5/14/chartex" xmlns:mc="http://schemas.openxmlformats.org/markup-compatibility/2006" xmlns:aink="http://schemas.microsoft.com/office/drawing/2016/ink" xmlns:am3d="http://schemas.microsoft.com/office/drawing/2017/model3d" xmlns:o="urn:schemas-microsoft-com:office:office" xmlns:oel="http://schemas.microsoft.com/office/2019/extlst" xmlns:r="http://schemas.openxmlformats.org/officeDocument/2006/relationships" xmlns:m="http://schemas.openxmlformats.org/officeDocument/2006/math" xmlns:v="urn:schemas-microsoft-com:vml" xmlns:wp14="http://schemas.microsoft.com/office/word/2010/wordprocessingDrawing" xmlns:wp="http://schemas.openxmlformats.org/drawingml/2006/wordprocessingDrawing" xmlns:w10="urn:schemas-microsoft-com:office:word" xmlns:w="http://schemas.openxmlformats.org/wordprocessingml/2006/main" xmlns:w14="http://schemas.microsoft.com/office/word/2010/wordml" xmlns:w15="http://schemas.microsoft.com/office/word/2012/wordml" xmlns:w16cei="http://schemas.microsoft.com/office/word/2026/wordml/cei" xmlns:w16cex="http://schemas.microsoft.com/office/word/2018/wordml/cex" xmlns:w16cid="http://schemas.microsoft.com/office/word/2016/wordml/cid" xmlns:w16="http://schemas.microsoft.com/office/word/2018/wordml" xmlns:w16du="http://schemas.microsoft.com/office/word/2023/wordml/word16du" xmlns:w16sdtdh="http://schemas.microsoft.com/office/word/2020/wordml/sdtdatahash" xmlns:w16sdtfl="http://schemas.microsoft.com/office/word/2024/wordml/sdtformatlock" xmlns:w16se="http://schemas.microsoft.com/office/word/2015/wordml/symex" xmlns:wpg="http://schemas.microsoft.com/office/word/2010/wordprocessingGroup" xmlns:wpi="http://schemas.microsoft.com/office/word/2010/wordprocessingInk" xmlns:wne="http://schemas.microsoft.com/office/word/2006/wordml" xmlns:wps="http://schemas.microsoft.com/office/word/2010/wordprocessingShape" mc:Ignorable="w14 w15 w16se w16cid w16 w16cex w16sdtdh w16sdtfl w16du wp14">
   <w:p>
     <w:pPr>
       <w:pStyle w:val="Piedepgina"/>
@@ -8457,7 +8388,7 @@
 </file>
 
 <file path=word/footnotes.xml><?xml version="1.0" encoding="utf-8"?>
-<w:footnotes xmlns:wpc="http://schemas.microsoft.com/office/word/2010/wordprocessingCanvas" xmlns:cx="http://schemas.microsoft.com/office/drawing/2014/chartex" xmlns:cx1="http://schemas.microsoft.com/office/drawing/2015/9/8/chartex" xmlns:cx2="http://schemas.microsoft.com/office/drawing/2015/10/21/chartex" xmlns:cx3="http://schemas.microsoft.com/office/drawing/2016/5/9/chartex" xmlns:cx4="http://schemas.microsoft.com/office/drawing/2016/5/10/chartex" xmlns:cx5="http://schemas.microsoft.com/office/drawing/2016/5/11/chartex" xmlns:cx6="http://schemas.microsoft.com/office/drawing/2016/5/12/chartex" xmlns:cx7="http://schemas.microsoft.com/office/drawing/2016/5/13/chartex" xmlns:cx8="http://schemas.microsoft.com/office/drawing/2016/5/14/chartex" xmlns:mc="http://schemas.openxmlformats.org/markup-compatibility/2006" xmlns:aink="http://schemas.microsoft.com/office/drawing/2016/ink" xmlns:am3d="http://schemas.microsoft.com/office/drawing/2017/model3d" xmlns:o="urn:schemas-microsoft-com:office:office" xmlns:oel="http://schemas.microsoft.com/office/2019/extlst" xmlns:r="http://schemas.openxmlformats.org/officeDocument/2006/relationships" xmlns:m="http://schemas.openxmlformats.org/officeDocument/2006/math" xmlns:v="urn:schemas-microsoft-com:vml" xmlns:wp14="http://schemas.microsoft.com/office/word/2010/wordprocessingDrawing" xmlns:wp="http://schemas.openxmlformats.org/drawingml/2006/wordprocessingDrawing" xmlns:w10="urn:schemas-microsoft-com:office:word" xmlns:w="http://schemas.openxmlformats.org/wordprocessingml/2006/main" xmlns:w14="http://schemas.microsoft.com/office/word/2010/wordml" xmlns:w15="http://schemas.microsoft.com/office/word/2012/wordml" xmlns:w16cex="http://schemas.microsoft.com/office/word/2018/wordml/cex" xmlns:w16cid="http://schemas.microsoft.com/office/word/2016/wordml/cid" xmlns:w16="http://schemas.microsoft.com/office/word/2018/wordml" xmlns:w16du="http://schemas.microsoft.com/office/word/2023/wordml/word16du" xmlns:w16sdtdh="http://schemas.microsoft.com/office/word/2020/wordml/sdtdatahash" xmlns:w16sdtfl="http://schemas.microsoft.com/office/word/2024/wordml/sdtformatlock" xmlns:w16se="http://schemas.microsoft.com/office/word/2015/wordml/symex" xmlns:wpg="http://schemas.microsoft.com/office/word/2010/wordprocessingGroup" xmlns:wpi="http://schemas.microsoft.com/office/word/2010/wordprocessingInk" xmlns:wne="http://schemas.microsoft.com/office/word/2006/wordml" xmlns:wps="http://schemas.microsoft.com/office/word/2010/wordprocessingShape" mc:Ignorable="w14 w15 w16se w16cid w16 w16cex w16sdtdh w16sdtfl w16du wp14">
+<w:footnotes xmlns:wpc="http://schemas.microsoft.com/office/word/2010/wordprocessingCanvas" xmlns:cx="http://schemas.microsoft.com/office/drawing/2014/chartex" xmlns:cx1="http://schemas.microsoft.com/office/drawing/2015/9/8/chartex" xmlns:cx2="http://schemas.microsoft.com/office/drawing/2015/10/21/chartex" xmlns:cx3="http://schemas.microsoft.com/office/drawing/2016/5/9/chartex" xmlns:cx4="http://schemas.microsoft.com/office/drawing/2016/5/10/chartex" xmlns:cx5="http://schemas.microsoft.com/office/drawing/2016/5/11/chartex" xmlns:cx6="http://schemas.microsoft.com/office/drawing/2016/5/12/chartex" xmlns:cx7="http://schemas.microsoft.com/office/drawing/2016/5/13/chartex" xmlns:cx8="http://schemas.microsoft.com/office/drawing/2016/5/14/chartex" xmlns:mc="http://schemas.openxmlformats.org/markup-compatibility/2006" xmlns:aink="http://schemas.microsoft.com/office/drawing/2016/ink" xmlns:am3d="http://schemas.microsoft.com/office/drawing/2017/model3d" xmlns:o="urn:schemas-microsoft-com:office:office" xmlns:oel="http://schemas.microsoft.com/office/2019/extlst" xmlns:r="http://schemas.openxmlformats.org/officeDocument/2006/relationships" xmlns:m="http://schemas.openxmlformats.org/officeDocument/2006/math" xmlns:v="urn:schemas-microsoft-com:vml" xmlns:wp14="http://schemas.microsoft.com/office/word/2010/wordprocessingDrawing" xmlns:wp="http://schemas.openxmlformats.org/drawingml/2006/wordprocessingDrawing" xmlns:w10="urn:schemas-microsoft-com:office:word" xmlns:w="http://schemas.openxmlformats.org/wordprocessingml/2006/main" xmlns:w14="http://schemas.microsoft.com/office/word/2010/wordml" xmlns:w15="http://schemas.microsoft.com/office/word/2012/wordml" xmlns:w16cei="http://schemas.microsoft.com/office/word/2026/wordml/cei" xmlns:w16cex="http://schemas.microsoft.com/office/word/2018/wordml/cex" xmlns:w16cid="http://schemas.microsoft.com/office/word/2016/wordml/cid" xmlns:w16="http://schemas.microsoft.com/office/word/2018/wordml" xmlns:w16du="http://schemas.microsoft.com/office/word/2023/wordml/word16du" xmlns:w16sdtdh="http://schemas.microsoft.com/office/word/2020/wordml/sdtdatahash" xmlns:w16sdtfl="http://schemas.microsoft.com/office/word/2024/wordml/sdtformatlock" xmlns:w16se="http://schemas.microsoft.com/office/word/2015/wordml/symex" xmlns:wpg="http://schemas.microsoft.com/office/word/2010/wordprocessingGroup" xmlns:wpi="http://schemas.microsoft.com/office/word/2010/wordprocessingInk" xmlns:wne="http://schemas.microsoft.com/office/word/2006/wordml" xmlns:wps="http://schemas.microsoft.com/office/word/2010/wordprocessingShape" mc:Ignorable="w14 w15 w16se w16cid w16 w16cex w16sdtdh w16sdtfl w16du wp14">
   <w:footnote w:type="separator" w:id="-1">
     <w:p>
       <w:r>
@@ -8476,7 +8407,7 @@
 </file>
 
 <file path=word/header1.xml><?xml version="1.0" encoding="utf-8"?>
-<w:hdr xmlns:wpc="http://schemas.microsoft.com/office/word/2010/wordprocessingCanvas" xmlns:cx="http://schemas.microsoft.com/office/drawing/2014/chartex" xmlns:cx1="http://schemas.microsoft.com/office/drawing/2015/9/8/chartex" xmlns:cx2="http://schemas.microsoft.com/office/drawing/2015/10/21/chartex" xmlns:cx3="http://schemas.microsoft.com/office/drawing/2016/5/9/chartex" xmlns:cx4="http://schemas.microsoft.com/office/drawing/2016/5/10/chartex" xmlns:cx5="http://schemas.microsoft.com/office/drawing/2016/5/11/chartex" xmlns:cx6="http://schemas.microsoft.com/office/drawing/2016/5/12/chartex" xmlns:cx7="http://schemas.microsoft.com/office/drawing/2016/5/13/chartex" xmlns:cx8="http://schemas.microsoft.com/office/drawing/2016/5/14/chartex" xmlns:mc="http://schemas.openxmlformats.org/markup-compatibility/2006" xmlns:aink="http://schemas.microsoft.com/office/drawing/2016/ink" xmlns:am3d="http://schemas.microsoft.com/office/drawing/2017/model3d" xmlns:o="urn:schemas-microsoft-com:office:office" xmlns:oel="http://schemas.microsoft.com/office/2019/extlst" xmlns:r="http://schemas.openxmlformats.org/officeDocument/2006/relationships" xmlns:m="http://schemas.openxmlformats.org/officeDocument/2006/math" xmlns:v="urn:schemas-microsoft-com:vml" xmlns:wp14="http://schemas.microsoft.com/office/word/2010/wordprocessingDrawing" xmlns:wp="http://schemas.openxmlformats.org/drawingml/2006/wordprocessingDrawing" xmlns:w10="urn:schemas-microsoft-com:office:word" xmlns:w="http://schemas.openxmlformats.org/wordprocessingml/2006/main" xmlns:w14="http://schemas.microsoft.com/office/word/2010/wordml" xmlns:w15="http://schemas.microsoft.com/office/word/2012/wordml" xmlns:w16cex="http://schemas.microsoft.com/office/word/2018/wordml/cex" xmlns:w16cid="http://schemas.microsoft.com/office/word/2016/wordml/cid" xmlns:w16="http://schemas.microsoft.com/office/word/2018/wordml" xmlns:w16du="http://schemas.microsoft.com/office/word/2023/wordml/word16du" xmlns:w16sdtdh="http://schemas.microsoft.com/office/word/2020/wordml/sdtdatahash" xmlns:w16sdtfl="http://schemas.microsoft.com/office/word/2024/wordml/sdtformatlock" xmlns:w16se="http://schemas.microsoft.com/office/word/2015/wordml/symex" xmlns:wpg="http://schemas.microsoft.com/office/word/2010/wordprocessingGroup" xmlns:wpi="http://schemas.microsoft.com/office/word/2010/wordprocessingInk" xmlns:wne="http://schemas.microsoft.com/office/word/2006/wordml" xmlns:wps="http://schemas.microsoft.com/office/word/2010/wordprocessingShape" mc:Ignorable="w14 w15 w16se w16cid w16 w16cex w16sdtdh w16sdtfl w16du wp14">
+<w:hdr xmlns:wpc="http://schemas.microsoft.com/office/word/2010/wordprocessingCanvas" xmlns:cx="http://schemas.microsoft.com/office/drawing/2014/chartex" xmlns:cx1="http://schemas.microsoft.com/office/drawing/2015/9/8/chartex" xmlns:cx2="http://schemas.microsoft.com/office/drawing/2015/10/21/chartex" xmlns:cx3="http://schemas.microsoft.com/office/drawing/2016/5/9/chartex" xmlns:cx4="http://schemas.microsoft.com/office/drawing/2016/5/10/chartex" xmlns:cx5="http://schemas.microsoft.com/office/drawing/2016/5/11/chartex" xmlns:cx6="http://schemas.microsoft.com/office/drawing/2016/5/12/chartex" xmlns:cx7="http://schemas.microsoft.com/office/drawing/2016/5/13/chartex" xmlns:cx8="http://schemas.microsoft.com/office/drawing/2016/5/14/chartex" xmlns:mc="http://schemas.openxmlformats.org/markup-compatibility/2006" xmlns:aink="http://schemas.microsoft.com/office/drawing/2016/ink" xmlns:am3d="http://schemas.microsoft.com/office/drawing/2017/model3d" xmlns:o="urn:schemas-microsoft-com:office:office" xmlns:oel="http://schemas.microsoft.com/office/2019/extlst" xmlns:r="http://schemas.openxmlformats.org/officeDocument/2006/relationships" xmlns:m="http://schemas.openxmlformats.org/officeDocument/2006/math" xmlns:v="urn:schemas-microsoft-com:vml" xmlns:wp14="http://schemas.microsoft.com/office/word/2010/wordprocessingDrawing" xmlns:wp="http://schemas.openxmlformats.org/drawingml/2006/wordprocessingDrawing" xmlns:w10="urn:schemas-microsoft-com:office:word" xmlns:w="http://schemas.openxmlformats.org/wordprocessingml/2006/main" xmlns:w14="http://schemas.microsoft.com/office/word/2010/wordml" xmlns:w15="http://schemas.microsoft.com/office/word/2012/wordml" xmlns:w16cei="http://schemas.microsoft.com/office/word/2026/wordml/cei" xmlns:w16cex="http://schemas.microsoft.com/office/word/2018/wordml/cex" xmlns:w16cid="http://schemas.microsoft.com/office/word/2016/wordml/cid" xmlns:w16="http://schemas.microsoft.com/office/word/2018/wordml" xmlns:w16du="http://schemas.microsoft.com/office/word/2023/wordml/word16du" xmlns:w16sdtdh="http://schemas.microsoft.com/office/word/2020/wordml/sdtdatahash" xmlns:w16sdtfl="http://schemas.microsoft.com/office/word/2024/wordml/sdtformatlock" xmlns:w16se="http://schemas.microsoft.com/office/word/2015/wordml/symex" xmlns:wpg="http://schemas.microsoft.com/office/word/2010/wordprocessingGroup" xmlns:wpi="http://schemas.microsoft.com/office/word/2010/wordprocessingInk" xmlns:wne="http://schemas.microsoft.com/office/word/2006/wordml" xmlns:wps="http://schemas.microsoft.com/office/word/2010/wordprocessingShape" mc:Ignorable="w14 w15 w16se w16cid w16 w16cex w16sdtdh w16sdtfl w16du wp14">
   <w:tbl>
     <w:tblPr>
       <w:tblW w:w="0" w:type="auto"/>
@@ -8708,7 +8639,7 @@
 </file>
 
 <file path=word/header2.xml><?xml version="1.0" encoding="utf-8"?>
-<w:hdr xmlns:wpc="http://schemas.microsoft.com/office/word/2010/wordprocessingCanvas" xmlns:cx="http://schemas.microsoft.com/office/drawing/2014/chartex" xmlns:cx1="http://schemas.microsoft.com/office/drawing/2015/9/8/chartex" xmlns:cx2="http://schemas.microsoft.com/office/drawing/2015/10/21/chartex" xmlns:cx3="http://schemas.microsoft.com/office/drawing/2016/5/9/chartex" xmlns:cx4="http://schemas.microsoft.com/office/drawing/2016/5/10/chartex" xmlns:cx5="http://schemas.microsoft.com/office/drawing/2016/5/11/chartex" xmlns:cx6="http://schemas.microsoft.com/office/drawing/2016/5/12/chartex" xmlns:cx7="http://schemas.microsoft.com/office/drawing/2016/5/13/chartex" xmlns:cx8="http://schemas.microsoft.com/office/drawing/2016/5/14/chartex" xmlns:mc="http://schemas.openxmlformats.org/markup-compatibility/2006" xmlns:aink="http://schemas.microsoft.com/office/drawing/2016/ink" xmlns:am3d="http://schemas.microsoft.com/office/drawing/2017/model3d" xmlns:o="urn:schemas-microsoft-com:office:office" xmlns:oel="http://schemas.microsoft.com/office/2019/extlst" xmlns:r="http://schemas.openxmlformats.org/officeDocument/2006/relationships" xmlns:m="http://schemas.openxmlformats.org/officeDocument/2006/math" xmlns:v="urn:schemas-microsoft-com:vml" xmlns:wp14="http://schemas.microsoft.com/office/word/2010/wordprocessingDrawing" xmlns:wp="http://schemas.openxmlformats.org/drawingml/2006/wordprocessingDrawing" xmlns:w10="urn:schemas-microsoft-com:office:word" xmlns:w="http://schemas.openxmlformats.org/wordprocessingml/2006/main" xmlns:w14="http://schemas.microsoft.com/office/word/2010/wordml" xmlns:w15="http://schemas.microsoft.com/office/word/2012/wordml" xmlns:w16cex="http://schemas.microsoft.com/office/word/2018/wordml/cex" xmlns:w16cid="http://schemas.microsoft.com/office/word/2016/wordml/cid" xmlns:w16="http://schemas.microsoft.com/office/word/2018/wordml" xmlns:w16du="http://schemas.microsoft.com/office/word/2023/wordml/word16du" xmlns:w16sdtdh="http://schemas.microsoft.com/office/word/2020/wordml/sdtdatahash" xmlns:w16sdtfl="http://schemas.microsoft.com/office/word/2024/wordml/sdtformatlock" xmlns:w16se="http://schemas.microsoft.com/office/word/2015/wordml/symex" xmlns:wpg="http://schemas.microsoft.com/office/word/2010/wordprocessingGroup" xmlns:wpi="http://schemas.microsoft.com/office/word/2010/wordprocessingInk" xmlns:wne="http://schemas.microsoft.com/office/word/2006/wordml" xmlns:wps="http://schemas.microsoft.com/office/word/2010/wordprocessingShape" mc:Ignorable="w14 w15 w16se w16cid w16 w16cex w16sdtdh w16sdtfl w16du wp14">
+<w:hdr xmlns:wpc="http://schemas.microsoft.com/office/word/2010/wordprocessingCanvas" xmlns:cx="http://schemas.microsoft.com/office/drawing/2014/chartex" xmlns:cx1="http://schemas.microsoft.com/office/drawing/2015/9/8/chartex" xmlns:cx2="http://schemas.microsoft.com/office/drawing/2015/10/21/chartex" xmlns:cx3="http://schemas.microsoft.com/office/drawing/2016/5/9/chartex" xmlns:cx4="http://schemas.microsoft.com/office/drawing/2016/5/10/chartex" xmlns:cx5="http://schemas.microsoft.com/office/drawing/2016/5/11/chartex" xmlns:cx6="http://schemas.microsoft.com/office/drawing/2016/5/12/chartex" xmlns:cx7="http://schemas.microsoft.com/office/drawing/2016/5/13/chartex" xmlns:cx8="http://schemas.microsoft.com/office/drawing/2016/5/14/chartex" xmlns:mc="http://schemas.openxmlformats.org/markup-compatibility/2006" xmlns:aink="http://schemas.microsoft.com/office/drawing/2016/ink" xmlns:am3d="http://schemas.microsoft.com/office/drawing/2017/model3d" xmlns:o="urn:schemas-microsoft-com:office:office" xmlns:oel="http://schemas.microsoft.com/office/2019/extlst" xmlns:r="http://schemas.openxmlformats.org/officeDocument/2006/relationships" xmlns:m="http://schemas.openxmlformats.org/officeDocument/2006/math" xmlns:v="urn:schemas-microsoft-com:vml" xmlns:wp14="http://schemas.microsoft.com/office/word/2010/wordprocessingDrawing" xmlns:wp="http://schemas.openxmlformats.org/drawingml/2006/wordprocessingDrawing" xmlns:w10="urn:schemas-microsoft-com:office:word" xmlns:w="http://schemas.openxmlformats.org/wordprocessingml/2006/main" xmlns:w14="http://schemas.microsoft.com/office/word/2010/wordml" xmlns:w15="http://schemas.microsoft.com/office/word/2012/wordml" xmlns:w16cei="http://schemas.microsoft.com/office/word/2026/wordml/cei" xmlns:w16cex="http://schemas.microsoft.com/office/word/2018/wordml/cex" xmlns:w16cid="http://schemas.microsoft.com/office/word/2016/wordml/cid" xmlns:w16="http://schemas.microsoft.com/office/word/2018/wordml" xmlns:w16du="http://schemas.microsoft.com/office/word/2023/wordml/word16du" xmlns:w16sdtdh="http://schemas.microsoft.com/office/word/2020/wordml/sdtdatahash" xmlns:w16sdtfl="http://schemas.microsoft.com/office/word/2024/wordml/sdtformatlock" xmlns:w16se="http://schemas.microsoft.com/office/word/2015/wordml/symex" xmlns:wpg="http://schemas.microsoft.com/office/word/2010/wordprocessingGroup" xmlns:wpi="http://schemas.microsoft.com/office/word/2010/wordprocessingInk" xmlns:wne="http://schemas.microsoft.com/office/word/2006/wordml" xmlns:wps="http://schemas.microsoft.com/office/word/2010/wordprocessingShape" mc:Ignorable="w14 w15 w16se w16cid w16 w16cex w16sdtdh w16sdtfl w16du wp14">
   <w:p>
     <w:pPr>
       <w:pStyle w:val="Encabezado"/>
@@ -8719,7 +8650,7 @@
 </file>
 
 <file path=word/header3.xml><?xml version="1.0" encoding="utf-8"?>
-<w:hdr xmlns:wpc="http://schemas.microsoft.com/office/word/2010/wordprocessingCanvas" xmlns:cx="http://schemas.microsoft.com/office/drawing/2014/chartex" xmlns:cx1="http://schemas.microsoft.com/office/drawing/2015/9/8/chartex" xmlns:cx2="http://schemas.microsoft.com/office/drawing/2015/10/21/chartex" xmlns:cx3="http://schemas.microsoft.com/office/drawing/2016/5/9/chartex" xmlns:cx4="http://schemas.microsoft.com/office/drawing/2016/5/10/chartex" xmlns:cx5="http://schemas.microsoft.com/office/drawing/2016/5/11/chartex" xmlns:cx6="http://schemas.microsoft.com/office/drawing/2016/5/12/chartex" xmlns:cx7="http://schemas.microsoft.com/office/drawing/2016/5/13/chartex" xmlns:cx8="http://schemas.microsoft.com/office/drawing/2016/5/14/chartex" xmlns:mc="http://schemas.openxmlformats.org/markup-compatibility/2006" xmlns:aink="http://schemas.microsoft.com/office/drawing/2016/ink" xmlns:am3d="http://schemas.microsoft.com/office/drawing/2017/model3d" xmlns:o="urn:schemas-microsoft-com:office:office" xmlns:oel="http://schemas.microsoft.com/office/2019/extlst" xmlns:r="http://schemas.openxmlformats.org/officeDocument/2006/relationships" xmlns:m="http://schemas.openxmlformats.org/officeDocument/2006/math" xmlns:v="urn:schemas-microsoft-com:vml" xmlns:wp14="http://schemas.microsoft.com/office/word/2010/wordprocessingDrawing" xmlns:wp="http://schemas.openxmlformats.org/drawingml/2006/wordprocessingDrawing" xmlns:w10="urn:schemas-microsoft-com:office:word" xmlns:w="http://schemas.openxmlformats.org/wordprocessingml/2006/main" xmlns:w14="http://schemas.microsoft.com/office/word/2010/wordml" xmlns:w15="http://schemas.microsoft.com/office/word/2012/wordml" xmlns:w16cex="http://schemas.microsoft.com/office/word/2018/wordml/cex" xmlns:w16cid="http://schemas.microsoft.com/office/word/2016/wordml/cid" xmlns:w16="http://schemas.microsoft.com/office/word/2018/wordml" xmlns:w16du="http://schemas.microsoft.com/office/word/2023/wordml/word16du" xmlns:w16sdtdh="http://schemas.microsoft.com/office/word/2020/wordml/sdtdatahash" xmlns:w16sdtfl="http://schemas.microsoft.com/office/word/2024/wordml/sdtformatlock" xmlns:w16se="http://schemas.microsoft.com/office/word/2015/wordml/symex" xmlns:wpg="http://schemas.microsoft.com/office/word/2010/wordprocessingGroup" xmlns:wpi="http://schemas.microsoft.com/office/word/2010/wordprocessingInk" xmlns:wne="http://schemas.microsoft.com/office/word/2006/wordml" xmlns:wps="http://schemas.microsoft.com/office/word/2010/wordprocessingShape" mc:Ignorable="w14 w15 w16se w16cid w16 w16cex w16sdtdh w16sdtfl w16du wp14">
+<w:hdr xmlns:wpc="http://schemas.microsoft.com/office/word/2010/wordprocessingCanvas" xmlns:cx="http://schemas.microsoft.com/office/drawing/2014/chartex" xmlns:cx1="http://schemas.microsoft.com/office/drawing/2015/9/8/chartex" xmlns:cx2="http://schemas.microsoft.com/office/drawing/2015/10/21/chartex" xmlns:cx3="http://schemas.microsoft.com/office/drawing/2016/5/9/chartex" xmlns:cx4="http://schemas.microsoft.com/office/drawing/2016/5/10/chartex" xmlns:cx5="http://schemas.microsoft.com/office/drawing/2016/5/11/chartex" xmlns:cx6="http://schemas.microsoft.com/office/drawing/2016/5/12/chartex" xmlns:cx7="http://schemas.microsoft.com/office/drawing/2016/5/13/chartex" xmlns:cx8="http://schemas.microsoft.com/office/drawing/2016/5/14/chartex" xmlns:mc="http://schemas.openxmlformats.org/markup-compatibility/2006" xmlns:aink="http://schemas.microsoft.com/office/drawing/2016/ink" xmlns:am3d="http://schemas.microsoft.com/office/drawing/2017/model3d" xmlns:o="urn:schemas-microsoft-com:office:office" xmlns:oel="http://schemas.microsoft.com/office/2019/extlst" xmlns:r="http://schemas.openxmlformats.org/officeDocument/2006/relationships" xmlns:m="http://schemas.openxmlformats.org/officeDocument/2006/math" xmlns:v="urn:schemas-microsoft-com:vml" xmlns:wp14="http://schemas.microsoft.com/office/word/2010/wordprocessingDrawing" xmlns:wp="http://schemas.openxmlformats.org/drawingml/2006/wordprocessingDrawing" xmlns:w10="urn:schemas-microsoft-com:office:word" xmlns:w="http://schemas.openxmlformats.org/wordprocessingml/2006/main" xmlns:w14="http://schemas.microsoft.com/office/word/2010/wordml" xmlns:w15="http://schemas.microsoft.com/office/word/2012/wordml" xmlns:w16cei="http://schemas.microsoft.com/office/word/2026/wordml/cei" xmlns:w16cex="http://schemas.microsoft.com/office/word/2018/wordml/cex" xmlns:w16cid="http://schemas.microsoft.com/office/word/2016/wordml/cid" xmlns:w16="http://schemas.microsoft.com/office/word/2018/wordml" xmlns:w16du="http://schemas.microsoft.com/office/word/2023/wordml/word16du" xmlns:w16sdtdh="http://schemas.microsoft.com/office/word/2020/wordml/sdtdatahash" xmlns:w16sdtfl="http://schemas.microsoft.com/office/word/2024/wordml/sdtformatlock" xmlns:w16se="http://schemas.microsoft.com/office/word/2015/wordml/symex" xmlns:wpg="http://schemas.microsoft.com/office/word/2010/wordprocessingGroup" xmlns:wpi="http://schemas.microsoft.com/office/word/2010/wordprocessingInk" xmlns:wne="http://schemas.microsoft.com/office/word/2006/wordml" xmlns:wps="http://schemas.microsoft.com/office/word/2010/wordprocessingShape" mc:Ignorable="w14 w15 w16se w16cid w16 w16cex w16sdtdh w16sdtfl w16du wp14">
   <w:p>
     <w:pPr>
       <w:pStyle w:val="Encabezado"/>
@@ -8729,7 +8660,7 @@
 </file>
 
 <file path=word/header4.xml><?xml version="1.0" encoding="utf-8"?>
-<w:hdr xmlns:wpc="http://schemas.microsoft.com/office/word/2010/wordprocessingCanvas" xmlns:cx="http://schemas.microsoft.com/office/drawing/2014/chartex" xmlns:cx1="http://schemas.microsoft.com/office/drawing/2015/9/8/chartex" xmlns:cx2="http://schemas.microsoft.com/office/drawing/2015/10/21/chartex" xmlns:cx3="http://schemas.microsoft.com/office/drawing/2016/5/9/chartex" xmlns:cx4="http://schemas.microsoft.com/office/drawing/2016/5/10/chartex" xmlns:cx5="http://schemas.microsoft.com/office/drawing/2016/5/11/chartex" xmlns:cx6="http://schemas.microsoft.com/office/drawing/2016/5/12/chartex" xmlns:cx7="http://schemas.microsoft.com/office/drawing/2016/5/13/chartex" xmlns:cx8="http://schemas.microsoft.com/office/drawing/2016/5/14/chartex" xmlns:mc="http://schemas.openxmlformats.org/markup-compatibility/2006" xmlns:aink="http://schemas.microsoft.com/office/drawing/2016/ink" xmlns:am3d="http://schemas.microsoft.com/office/drawing/2017/model3d" xmlns:o="urn:schemas-microsoft-com:office:office" xmlns:oel="http://schemas.microsoft.com/office/2019/extlst" xmlns:r="http://schemas.openxmlformats.org/officeDocument/2006/relationships" xmlns:m="http://schemas.openxmlformats.org/officeDocument/2006/math" xmlns:v="urn:schemas-microsoft-com:vml" xmlns:wp14="http://schemas.microsoft.com/office/word/2010/wordprocessingDrawing" xmlns:wp="http://schemas.openxmlformats.org/drawingml/2006/wordprocessingDrawing" xmlns:w10="urn:schemas-microsoft-com:office:word" xmlns:w="http://schemas.openxmlformats.org/wordprocessingml/2006/main" xmlns:w14="http://schemas.microsoft.com/office/word/2010/wordml" xmlns:w15="http://schemas.microsoft.com/office/word/2012/wordml" xmlns:w16cex="http://schemas.microsoft.com/office/word/2018/wordml/cex" xmlns:w16cid="http://schemas.microsoft.com/office/word/2016/wordml/cid" xmlns:w16="http://schemas.microsoft.com/office/word/2018/wordml" xmlns:w16du="http://schemas.microsoft.com/office/word/2023/wordml/word16du" xmlns:w16sdtdh="http://schemas.microsoft.com/office/word/2020/wordml/sdtdatahash" xmlns:w16sdtfl="http://schemas.microsoft.com/office/word/2024/wordml/sdtformatlock" xmlns:w16se="http://schemas.microsoft.com/office/word/2015/wordml/symex" xmlns:wpg="http://schemas.microsoft.com/office/word/2010/wordprocessingGroup" xmlns:wpi="http://schemas.microsoft.com/office/word/2010/wordprocessingInk" xmlns:wne="http://schemas.microsoft.com/office/word/2006/wordml" xmlns:wps="http://schemas.microsoft.com/office/word/2010/wordprocessingShape" mc:Ignorable="w14 w15 w16se w16cid w16 w16cex w16sdtdh w16sdtfl w16du wp14">
+<w:hdr xmlns:wpc="http://schemas.microsoft.com/office/word/2010/wordprocessingCanvas" xmlns:cx="http://schemas.microsoft.com/office/drawing/2014/chartex" xmlns:cx1="http://schemas.microsoft.com/office/drawing/2015/9/8/chartex" xmlns:cx2="http://schemas.microsoft.com/office/drawing/2015/10/21/chartex" xmlns:cx3="http://schemas.microsoft.com/office/drawing/2016/5/9/chartex" xmlns:cx4="http://schemas.microsoft.com/office/drawing/2016/5/10/chartex" xmlns:cx5="http://schemas.microsoft.com/office/drawing/2016/5/11/chartex" xmlns:cx6="http://schemas.microsoft.com/office/drawing/2016/5/12/chartex" xmlns:cx7="http://schemas.microsoft.com/office/drawing/2016/5/13/chartex" xmlns:cx8="http://schemas.microsoft.com/office/drawing/2016/5/14/chartex" xmlns:mc="http://schemas.openxmlformats.org/markup-compatibility/2006" xmlns:aink="http://schemas.microsoft.com/office/drawing/2016/ink" xmlns:am3d="http://schemas.microsoft.com/office/drawing/2017/model3d" xmlns:o="urn:schemas-microsoft-com:office:office" xmlns:oel="http://schemas.microsoft.com/office/2019/extlst" xmlns:r="http://schemas.openxmlformats.org/officeDocument/2006/relationships" xmlns:m="http://schemas.openxmlformats.org/officeDocument/2006/math" xmlns:v="urn:schemas-microsoft-com:vml" xmlns:wp14="http://schemas.microsoft.com/office/word/2010/wordprocessingDrawing" xmlns:wp="http://schemas.openxmlformats.org/drawingml/2006/wordprocessingDrawing" xmlns:w10="urn:schemas-microsoft-com:office:word" xmlns:w="http://schemas.openxmlformats.org/wordprocessingml/2006/main" xmlns:w14="http://schemas.microsoft.com/office/word/2010/wordml" xmlns:w15="http://schemas.microsoft.com/office/word/2012/wordml" xmlns:w16cei="http://schemas.microsoft.com/office/word/2026/wordml/cei" xmlns:w16cex="http://schemas.microsoft.com/office/word/2018/wordml/cex" xmlns:w16cid="http://schemas.microsoft.com/office/word/2016/wordml/cid" xmlns:w16="http://schemas.microsoft.com/office/word/2018/wordml" xmlns:w16du="http://schemas.microsoft.com/office/word/2023/wordml/word16du" xmlns:w16sdtdh="http://schemas.microsoft.com/office/word/2020/wordml/sdtdatahash" xmlns:w16sdtfl="http://schemas.microsoft.com/office/word/2024/wordml/sdtformatlock" xmlns:w16se="http://schemas.microsoft.com/office/word/2015/wordml/symex" xmlns:wpg="http://schemas.microsoft.com/office/word/2010/wordprocessingGroup" xmlns:wpi="http://schemas.microsoft.com/office/word/2010/wordprocessingInk" xmlns:wne="http://schemas.microsoft.com/office/word/2006/wordml" xmlns:wps="http://schemas.microsoft.com/office/word/2010/wordprocessingShape" mc:Ignorable="w14 w15 w16se w16cid w16 w16cex w16sdtdh w16sdtfl w16du wp14">
   <w:tbl>
     <w:tblPr>
       <w:tblW w:w="0" w:type="auto"/>
@@ -8743,9 +8674,9 @@
       <w:tblLook w:val="0000" w:firstRow="0" w:lastRow="0" w:firstColumn="0" w:lastColumn="0" w:noHBand="0" w:noVBand="0"/>
     </w:tblPr>
     <w:tblGrid>
-      <w:gridCol w:w="1929"/>
-      <w:gridCol w:w="5048"/>
-      <w:gridCol w:w="1527"/>
+      <w:gridCol w:w="1913"/>
+      <w:gridCol w:w="5060"/>
+      <w:gridCol w:w="1531"/>
     </w:tblGrid>
     <w:tr>
       <w:tc>
@@ -8772,8 +8703,8 @@
               <w:sz w:val="16"/>
             </w:rPr>
             <w:drawing>
-              <wp:inline distT="0" distB="0" distL="0" distR="0" wp14:anchorId="714000DA" wp14:editId="714000DB">
-                <wp:extent cx="800100" cy="400050"/>
+              <wp:inline distT="0" distB="0" distL="0" distR="0" wp14:anchorId="714000DA" wp14:editId="04863DA6">
+                <wp:extent cx="400050" cy="400050"/>
                 <wp:effectExtent l="0" t="0" r="0" b="0"/>
                 <wp:docPr id="2" name="Imagen 2"/>
                 <wp:cNvGraphicFramePr>
@@ -8783,7 +8714,7 @@
                   <a:graphicData uri="http://schemas.openxmlformats.org/drawingml/2006/picture">
                     <pic:pic xmlns:pic="http://schemas.openxmlformats.org/drawingml/2006/picture">
                       <pic:nvPicPr>
-                        <pic:cNvPr id="0" name="Picture 2"/>
+                        <pic:cNvPr id="2" name="Imagen 2"/>
                         <pic:cNvPicPr>
                           <a:picLocks noChangeAspect="1" noChangeArrowheads="1"/>
                         </pic:cNvPicPr>
@@ -8796,7 +8727,6 @@
                             </a:ext>
                           </a:extLst>
                         </a:blip>
-                        <a:srcRect/>
                         <a:stretch>
                           <a:fillRect/>
                         </a:stretch>
@@ -8804,7 +8734,7 @@
                       <pic:spPr bwMode="auto">
                         <a:xfrm>
                           <a:off x="0" y="0"/>
-                          <a:ext cx="800100" cy="400050"/>
+                          <a:ext cx="400050" cy="400050"/>
                         </a:xfrm>
                         <a:prstGeom prst="rect">
                           <a:avLst/>
@@ -9026,7 +8956,7 @@
 </file>
 
 <file path=word/header5.xml><?xml version="1.0" encoding="utf-8"?>
-<w:hdr xmlns:wpc="http://schemas.microsoft.com/office/word/2010/wordprocessingCanvas" xmlns:cx="http://schemas.microsoft.com/office/drawing/2014/chartex" xmlns:cx1="http://schemas.microsoft.com/office/drawing/2015/9/8/chartex" xmlns:cx2="http://schemas.microsoft.com/office/drawing/2015/10/21/chartex" xmlns:cx3="http://schemas.microsoft.com/office/drawing/2016/5/9/chartex" xmlns:cx4="http://schemas.microsoft.com/office/drawing/2016/5/10/chartex" xmlns:cx5="http://schemas.microsoft.com/office/drawing/2016/5/11/chartex" xmlns:cx6="http://schemas.microsoft.com/office/drawing/2016/5/12/chartex" xmlns:cx7="http://schemas.microsoft.com/office/drawing/2016/5/13/chartex" xmlns:cx8="http://schemas.microsoft.com/office/drawing/2016/5/14/chartex" xmlns:mc="http://schemas.openxmlformats.org/markup-compatibility/2006" xmlns:aink="http://schemas.microsoft.com/office/drawing/2016/ink" xmlns:am3d="http://schemas.microsoft.com/office/drawing/2017/model3d" xmlns:o="urn:schemas-microsoft-com:office:office" xmlns:oel="http://schemas.microsoft.com/office/2019/extlst" xmlns:r="http://schemas.openxmlformats.org/officeDocument/2006/relationships" xmlns:m="http://schemas.openxmlformats.org/officeDocument/2006/math" xmlns:v="urn:schemas-microsoft-com:vml" xmlns:wp14="http://schemas.microsoft.com/office/word/2010/wordprocessingDrawing" xmlns:wp="http://schemas.openxmlformats.org/drawingml/2006/wordprocessingDrawing" xmlns:w10="urn:schemas-microsoft-com:office:word" xmlns:w="http://schemas.openxmlformats.org/wordprocessingml/2006/main" xmlns:w14="http://schemas.microsoft.com/office/word/2010/wordml" xmlns:w15="http://schemas.microsoft.com/office/word/2012/wordml" xmlns:w16cex="http://schemas.microsoft.com/office/word/2018/wordml/cex" xmlns:w16cid="http://schemas.microsoft.com/office/word/2016/wordml/cid" xmlns:w16="http://schemas.microsoft.com/office/word/2018/wordml" xmlns:w16du="http://schemas.microsoft.com/office/word/2023/wordml/word16du" xmlns:w16sdtdh="http://schemas.microsoft.com/office/word/2020/wordml/sdtdatahash" xmlns:w16sdtfl="http://schemas.microsoft.com/office/word/2024/wordml/sdtformatlock" xmlns:w16se="http://schemas.microsoft.com/office/word/2015/wordml/symex" xmlns:wpg="http://schemas.microsoft.com/office/word/2010/wordprocessingGroup" xmlns:wpi="http://schemas.microsoft.com/office/word/2010/wordprocessingInk" xmlns:wne="http://schemas.microsoft.com/office/word/2006/wordml" xmlns:wps="http://schemas.microsoft.com/office/word/2010/wordprocessingShape" mc:Ignorable="w14 w15 w16se w16cid w16 w16cex w16sdtdh w16sdtfl w16du wp14">
+<w:hdr xmlns:wpc="http://schemas.microsoft.com/office/word/2010/wordprocessingCanvas" xmlns:cx="http://schemas.microsoft.com/office/drawing/2014/chartex" xmlns:cx1="http://schemas.microsoft.com/office/drawing/2015/9/8/chartex" xmlns:cx2="http://schemas.microsoft.com/office/drawing/2015/10/21/chartex" xmlns:cx3="http://schemas.microsoft.com/office/drawing/2016/5/9/chartex" xmlns:cx4="http://schemas.microsoft.com/office/drawing/2016/5/10/chartex" xmlns:cx5="http://schemas.microsoft.com/office/drawing/2016/5/11/chartex" xmlns:cx6="http://schemas.microsoft.com/office/drawing/2016/5/12/chartex" xmlns:cx7="http://schemas.microsoft.com/office/drawing/2016/5/13/chartex" xmlns:cx8="http://schemas.microsoft.com/office/drawing/2016/5/14/chartex" xmlns:mc="http://schemas.openxmlformats.org/markup-compatibility/2006" xmlns:aink="http://schemas.microsoft.com/office/drawing/2016/ink" xmlns:am3d="http://schemas.microsoft.com/office/drawing/2017/model3d" xmlns:o="urn:schemas-microsoft-com:office:office" xmlns:oel="http://schemas.microsoft.com/office/2019/extlst" xmlns:r="http://schemas.openxmlformats.org/officeDocument/2006/relationships" xmlns:m="http://schemas.openxmlformats.org/officeDocument/2006/math" xmlns:v="urn:schemas-microsoft-com:vml" xmlns:wp14="http://schemas.microsoft.com/office/word/2010/wordprocessingDrawing" xmlns:wp="http://schemas.openxmlformats.org/drawingml/2006/wordprocessingDrawing" xmlns:w10="urn:schemas-microsoft-com:office:word" xmlns:w="http://schemas.openxmlformats.org/wordprocessingml/2006/main" xmlns:w14="http://schemas.microsoft.com/office/word/2010/wordml" xmlns:w15="http://schemas.microsoft.com/office/word/2012/wordml" xmlns:w16cei="http://schemas.microsoft.com/office/word/2026/wordml/cei" xmlns:w16cex="http://schemas.microsoft.com/office/word/2018/wordml/cex" xmlns:w16cid="http://schemas.microsoft.com/office/word/2016/wordml/cid" xmlns:w16="http://schemas.microsoft.com/office/word/2018/wordml" xmlns:w16du="http://schemas.microsoft.com/office/word/2023/wordml/word16du" xmlns:w16sdtdh="http://schemas.microsoft.com/office/word/2020/wordml/sdtdatahash" xmlns:w16sdtfl="http://schemas.microsoft.com/office/word/2024/wordml/sdtformatlock" xmlns:w16se="http://schemas.microsoft.com/office/word/2015/wordml/symex" xmlns:wpg="http://schemas.microsoft.com/office/word/2010/wordprocessingGroup" xmlns:wpi="http://schemas.microsoft.com/office/word/2010/wordprocessingInk" xmlns:wne="http://schemas.microsoft.com/office/word/2006/wordml" xmlns:wps="http://schemas.microsoft.com/office/word/2010/wordprocessingShape" mc:Ignorable="w14 w15 w16se w16cid w16 w16cex w16sdtdh w16sdtfl w16du wp14">
   <w:p>
     <w:pPr>
       <w:pStyle w:val="Encabezado"/>
@@ -9037,7 +8967,7 @@
 </file>
 
 <file path=word/header6.xml><?xml version="1.0" encoding="utf-8"?>
-<w:hdr xmlns:wpc="http://schemas.microsoft.com/office/word/2010/wordprocessingCanvas" xmlns:cx="http://schemas.microsoft.com/office/drawing/2014/chartex" xmlns:cx1="http://schemas.microsoft.com/office/drawing/2015/9/8/chartex" xmlns:cx2="http://schemas.microsoft.com/office/drawing/2015/10/21/chartex" xmlns:cx3="http://schemas.microsoft.com/office/drawing/2016/5/9/chartex" xmlns:cx4="http://schemas.microsoft.com/office/drawing/2016/5/10/chartex" xmlns:cx5="http://schemas.microsoft.com/office/drawing/2016/5/11/chartex" xmlns:cx6="http://schemas.microsoft.com/office/drawing/2016/5/12/chartex" xmlns:cx7="http://schemas.microsoft.com/office/drawing/2016/5/13/chartex" xmlns:cx8="http://schemas.microsoft.com/office/drawing/2016/5/14/chartex" xmlns:mc="http://schemas.openxmlformats.org/markup-compatibility/2006" xmlns:aink="http://schemas.microsoft.com/office/drawing/2016/ink" xmlns:am3d="http://schemas.microsoft.com/office/drawing/2017/model3d" xmlns:o="urn:schemas-microsoft-com:office:office" xmlns:oel="http://schemas.microsoft.com/office/2019/extlst" xmlns:r="http://schemas.openxmlformats.org/officeDocument/2006/relationships" xmlns:m="http://schemas.openxmlformats.org/officeDocument/2006/math" xmlns:v="urn:schemas-microsoft-com:vml" xmlns:wp14="http://schemas.microsoft.com/office/word/2010/wordprocessingDrawing" xmlns:wp="http://schemas.openxmlformats.org/drawingml/2006/wordprocessingDrawing" xmlns:w10="urn:schemas-microsoft-com:office:word" xmlns:w="http://schemas.openxmlformats.org/wordprocessingml/2006/main" xmlns:w14="http://schemas.microsoft.com/office/word/2010/wordml" xmlns:w15="http://schemas.microsoft.com/office/word/2012/wordml" xmlns:w16cex="http://schemas.microsoft.com/office/word/2018/wordml/cex" xmlns:w16cid="http://schemas.microsoft.com/office/word/2016/wordml/cid" xmlns:w16="http://schemas.microsoft.com/office/word/2018/wordml" xmlns:w16du="http://schemas.microsoft.com/office/word/2023/wordml/word16du" xmlns:w16sdtdh="http://schemas.microsoft.com/office/word/2020/wordml/sdtdatahash" xmlns:w16sdtfl="http://schemas.microsoft.com/office/word/2024/wordml/sdtformatlock" xmlns:w16se="http://schemas.microsoft.com/office/word/2015/wordml/symex" xmlns:wpg="http://schemas.microsoft.com/office/word/2010/wordprocessingGroup" xmlns:wpi="http://schemas.microsoft.com/office/word/2010/wordprocessingInk" xmlns:wne="http://schemas.microsoft.com/office/word/2006/wordml" xmlns:wps="http://schemas.microsoft.com/office/word/2010/wordprocessingShape" mc:Ignorable="w14 w15 w16se w16cid w16 w16cex w16sdtdh w16sdtfl w16du wp14">
+<w:hdr xmlns:wpc="http://schemas.microsoft.com/office/word/2010/wordprocessingCanvas" xmlns:cx="http://schemas.microsoft.com/office/drawing/2014/chartex" xmlns:cx1="http://schemas.microsoft.com/office/drawing/2015/9/8/chartex" xmlns:cx2="http://schemas.microsoft.com/office/drawing/2015/10/21/chartex" xmlns:cx3="http://schemas.microsoft.com/office/drawing/2016/5/9/chartex" xmlns:cx4="http://schemas.microsoft.com/office/drawing/2016/5/10/chartex" xmlns:cx5="http://schemas.microsoft.com/office/drawing/2016/5/11/chartex" xmlns:cx6="http://schemas.microsoft.com/office/drawing/2016/5/12/chartex" xmlns:cx7="http://schemas.microsoft.com/office/drawing/2016/5/13/chartex" xmlns:cx8="http://schemas.microsoft.com/office/drawing/2016/5/14/chartex" xmlns:mc="http://schemas.openxmlformats.org/markup-compatibility/2006" xmlns:aink="http://schemas.microsoft.com/office/drawing/2016/ink" xmlns:am3d="http://schemas.microsoft.com/office/drawing/2017/model3d" xmlns:o="urn:schemas-microsoft-com:office:office" xmlns:oel="http://schemas.microsoft.com/office/2019/extlst" xmlns:r="http://schemas.openxmlformats.org/officeDocument/2006/relationships" xmlns:m="http://schemas.openxmlformats.org/officeDocument/2006/math" xmlns:v="urn:schemas-microsoft-com:vml" xmlns:wp14="http://schemas.microsoft.com/office/word/2010/wordprocessingDrawing" xmlns:wp="http://schemas.openxmlformats.org/drawingml/2006/wordprocessingDrawing" xmlns:w10="urn:schemas-microsoft-com:office:word" xmlns:w="http://schemas.openxmlformats.org/wordprocessingml/2006/main" xmlns:w14="http://schemas.microsoft.com/office/word/2010/wordml" xmlns:w15="http://schemas.microsoft.com/office/word/2012/wordml" xmlns:w16cei="http://schemas.microsoft.com/office/word/2026/wordml/cei" xmlns:w16cex="http://schemas.microsoft.com/office/word/2018/wordml/cex" xmlns:w16cid="http://schemas.microsoft.com/office/word/2016/wordml/cid" xmlns:w16="http://schemas.microsoft.com/office/word/2018/wordml" xmlns:w16du="http://schemas.microsoft.com/office/word/2023/wordml/word16du" xmlns:w16sdtdh="http://schemas.microsoft.com/office/word/2020/wordml/sdtdatahash" xmlns:w16sdtfl="http://schemas.microsoft.com/office/word/2024/wordml/sdtformatlock" xmlns:w16se="http://schemas.microsoft.com/office/word/2015/wordml/symex" xmlns:wpg="http://schemas.microsoft.com/office/word/2010/wordprocessingGroup" xmlns:wpi="http://schemas.microsoft.com/office/word/2010/wordprocessingInk" xmlns:wne="http://schemas.microsoft.com/office/word/2006/wordml" xmlns:wps="http://schemas.microsoft.com/office/word/2010/wordprocessingShape" mc:Ignorable="w14 w15 w16se w16cid w16 w16cex w16sdtdh w16sdtfl w16du wp14">
   <w:tbl>
     <w:tblPr>
       <w:tblW w:w="0" w:type="auto"/>
@@ -9336,7 +9266,7 @@
 </file>
 
 <file path=word/numbering.xml><?xml version="1.0" encoding="utf-8"?>
-<w:numbering xmlns:wpc="http://schemas.microsoft.com/office/word/2010/wordprocessingCanvas" xmlns:cx="http://schemas.microsoft.com/office/drawing/2014/chartex" xmlns:cx1="http://schemas.microsoft.com/office/drawing/2015/9/8/chartex" xmlns:cx2="http://schemas.microsoft.com/office/drawing/2015/10/21/chartex" xmlns:cx3="http://schemas.microsoft.com/office/drawing/2016/5/9/chartex" xmlns:cx4="http://schemas.microsoft.com/office/drawing/2016/5/10/chartex" xmlns:cx5="http://schemas.microsoft.com/office/drawing/2016/5/11/chartex" xmlns:cx6="http://schemas.microsoft.com/office/drawing/2016/5/12/chartex" xmlns:cx7="http://schemas.microsoft.com/office/drawing/2016/5/13/chartex" xmlns:cx8="http://schemas.microsoft.com/office/drawing/2016/5/14/chartex" xmlns:mc="http://schemas.openxmlformats.org/markup-compatibility/2006" xmlns:aink="http://schemas.microsoft.com/office/drawing/2016/ink" xmlns:am3d="http://schemas.microsoft.com/office/drawing/2017/model3d" xmlns:o="urn:schemas-microsoft-com:office:office" xmlns:oel="http://schemas.microsoft.com/office/2019/extlst" xmlns:r="http://schemas.openxmlformats.org/officeDocument/2006/relationships" xmlns:m="http://schemas.openxmlformats.org/officeDocument/2006/math" xmlns:v="urn:schemas-microsoft-com:vml" xmlns:wp14="http://schemas.microsoft.com/office/word/2010/wordprocessingDrawing" xmlns:wp="http://schemas.openxmlformats.org/drawingml/2006/wordprocessingDrawing" xmlns:w10="urn:schemas-microsoft-com:office:word" xmlns:w="http://schemas.openxmlformats.org/wordprocessingml/2006/main" xmlns:w14="http://schemas.microsoft.com/office/word/2010/wordml" xmlns:w15="http://schemas.microsoft.com/office/word/2012/wordml" xmlns:w16cex="http://schemas.microsoft.com/office/word/2018/wordml/cex" xmlns:w16cid="http://schemas.microsoft.com/office/word/2016/wordml/cid" xmlns:w16="http://schemas.microsoft.com/office/word/2018/wordml" xmlns:w16du="http://schemas.microsoft.com/office/word/2023/wordml/word16du" xmlns:w16sdtdh="http://schemas.microsoft.com/office/word/2020/wordml/sdtdatahash" xmlns:w16sdtfl="http://schemas.microsoft.com/office/word/2024/wordml/sdtformatlock" xmlns:w16se="http://schemas.microsoft.com/office/word/2015/wordml/symex" xmlns:wpg="http://schemas.microsoft.com/office/word/2010/wordprocessingGroup" xmlns:wpi="http://schemas.microsoft.com/office/word/2010/wordprocessingInk" xmlns:wne="http://schemas.microsoft.com/office/word/2006/wordml" xmlns:wps="http://schemas.microsoft.com/office/word/2010/wordprocessingShape" mc:Ignorable="w14 w15 w16se w16cid w16 w16cex w16sdtdh w16sdtfl w16du wp14">
+<w:numbering xmlns:wpc="http://schemas.microsoft.com/office/word/2010/wordprocessingCanvas" xmlns:cx="http://schemas.microsoft.com/office/drawing/2014/chartex" xmlns:cx1="http://schemas.microsoft.com/office/drawing/2015/9/8/chartex" xmlns:cx2="http://schemas.microsoft.com/office/drawing/2015/10/21/chartex" xmlns:cx3="http://schemas.microsoft.com/office/drawing/2016/5/9/chartex" xmlns:cx4="http://schemas.microsoft.com/office/drawing/2016/5/10/chartex" xmlns:cx5="http://schemas.microsoft.com/office/drawing/2016/5/11/chartex" xmlns:cx6="http://schemas.microsoft.com/office/drawing/2016/5/12/chartex" xmlns:cx7="http://schemas.microsoft.com/office/drawing/2016/5/13/chartex" xmlns:cx8="http://schemas.microsoft.com/office/drawing/2016/5/14/chartex" xmlns:mc="http://schemas.openxmlformats.org/markup-compatibility/2006" xmlns:aink="http://schemas.microsoft.com/office/drawing/2016/ink" xmlns:am3d="http://schemas.microsoft.com/office/drawing/2017/model3d" xmlns:o="urn:schemas-microsoft-com:office:office" xmlns:oel="http://schemas.microsoft.com/office/2019/extlst" xmlns:r="http://schemas.openxmlformats.org/officeDocument/2006/relationships" xmlns:m="http://schemas.openxmlformats.org/officeDocument/2006/math" xmlns:v="urn:schemas-microsoft-com:vml" xmlns:wp14="http://schemas.microsoft.com/office/word/2010/wordprocessingDrawing" xmlns:wp="http://schemas.openxmlformats.org/drawingml/2006/wordprocessingDrawing" xmlns:w10="urn:schemas-microsoft-com:office:word" xmlns:w="http://schemas.openxmlformats.org/wordprocessingml/2006/main" xmlns:w14="http://schemas.microsoft.com/office/word/2010/wordml" xmlns:w15="http://schemas.microsoft.com/office/word/2012/wordml" xmlns:w16cei="http://schemas.microsoft.com/office/word/2026/wordml/cei" xmlns:w16cex="http://schemas.microsoft.com/office/word/2018/wordml/cex" xmlns:w16cid="http://schemas.microsoft.com/office/word/2016/wordml/cid" xmlns:w16="http://schemas.microsoft.com/office/word/2018/wordml" xmlns:w16du="http://schemas.microsoft.com/office/word/2023/wordml/word16du" xmlns:w16sdtdh="http://schemas.microsoft.com/office/word/2020/wordml/sdtdatahash" xmlns:w16sdtfl="http://schemas.microsoft.com/office/word/2024/wordml/sdtformatlock" xmlns:w16se="http://schemas.microsoft.com/office/word/2015/wordml/symex" xmlns:wpg="http://schemas.microsoft.com/office/word/2010/wordprocessingGroup" xmlns:wpi="http://schemas.microsoft.com/office/word/2010/wordprocessingInk" xmlns:wne="http://schemas.microsoft.com/office/word/2006/wordml" xmlns:wps="http://schemas.microsoft.com/office/word/2010/wordprocessingShape" mc:Ignorable="w14 w15 w16se w16cid w16 w16cex w16sdtdh w16sdtfl w16du wp14">
   <w:abstractNum w:abstractNumId="0" w15:restartNumberingAfterBreak="0">
     <w:nsid w:val="0EEC3581"/>
     <w:multiLevelType w:val="hybridMultilevel"/>
@@ -9647,9 +9577,9 @@
       <w:lvlJc w:val="left"/>
       <w:pPr>
         <w:tabs>
-          <w:tab w:val="num" w:pos="1320"/>
+          <w:tab w:val="num" w:pos="5256"/>
         </w:tabs>
-        <w:ind w:left="1320" w:hanging="720"/>
+        <w:ind w:left="5256" w:hanging="720"/>
       </w:pPr>
       <w:rPr>
         <w:rFonts w:hint="default"/>
@@ -10925,7 +10855,12 @@
         <w:ilvl w:val="1"/>
         <w:numId w:val="1"/>
       </w:numPr>
+      <w:tabs>
+        <w:tab w:val="clear" w:pos="5256"/>
+        <w:tab w:val="num" w:pos="1320"/>
+      </w:tabs>
       <w:spacing w:before="240" w:after="60"/>
+      <w:ind w:left="1320"/>
       <w:outlineLvl w:val="1"/>
     </w:pPr>
     <w:rPr>
@@ -11153,7 +11088,7 @@
     <w:basedOn w:val="Normal"/>
     <w:next w:val="Normal"/>
     <w:autoRedefine/>
-    <w:semiHidden/>
+    <w:uiPriority w:val="39"/>
     <w:pPr>
       <w:spacing w:before="360"/>
     </w:pPr>
@@ -11169,7 +11104,7 @@
     <w:basedOn w:val="Normal"/>
     <w:next w:val="Normal"/>
     <w:autoRedefine/>
-    <w:semiHidden/>
+    <w:uiPriority w:val="39"/>
     <w:pPr>
       <w:spacing w:before="240"/>
     </w:pPr>
@@ -11183,7 +11118,7 @@
     <w:basedOn w:val="Normal"/>
     <w:next w:val="Normal"/>
     <w:autoRedefine/>
-    <w:semiHidden/>
+    <w:uiPriority w:val="39"/>
     <w:pPr>
       <w:ind w:left="240"/>
     </w:pPr>
@@ -11251,6 +11186,7 @@
   <w:style w:type="character" w:styleId="Hipervnculo">
     <w:name w:val="Hyperlink"/>
     <w:basedOn w:val="Fuentedeprrafopredeter"/>
+    <w:uiPriority w:val="99"/>
     <w:rPr>
       <w:color w:val="0000FF"/>
       <w:u w:val="single"/>
@@ -11523,7 +11459,7 @@
       <w:ind w:left="4252"/>
     </w:pPr>
   </w:style>
-  <w:style w:type="paragraph" w:styleId="Firmadecorreo">
+  <w:style w:type="paragraph" w:styleId="Firmadecorreoelectrnico">
     <w:name w:val="E-mail Signature"/>
     <w:basedOn w:val="Normal"/>
   </w:style>
@@ -11943,6 +11879,31 @@
       <w:szCs w:val="22"/>
     </w:rPr>
   </w:style>
+  <w:style w:type="paragraph" w:styleId="TtuloTDC">
+    <w:name w:val="TOC Heading"/>
+    <w:basedOn w:val="Ttulo1"/>
+    <w:next w:val="Normal"/>
+    <w:uiPriority w:val="39"/>
+    <w:unhideWhenUsed/>
+    <w:qFormat/>
+    <w:rsid w:val="003106E3"/>
+    <w:pPr>
+      <w:keepLines/>
+      <w:numPr>
+        <w:numId w:val="0"/>
+      </w:numPr>
+      <w:spacing w:after="0" w:line="259" w:lineRule="auto"/>
+      <w:outlineLvl w:val="9"/>
+    </w:pPr>
+    <w:rPr>
+      <w:rFonts w:asciiTheme="majorHAnsi" w:eastAsiaTheme="majorEastAsia" w:hAnsiTheme="majorHAnsi" w:cstheme="majorBidi"/>
+      <w:b w:val="0"/>
+      <w:bCs w:val="0"/>
+      <w:color w:val="2F5496" w:themeColor="accent1" w:themeShade="BF"/>
+      <w:kern w:val="0"/>
+      <w:lang w:val="es-MX" w:eastAsia="es-MX"/>
+    </w:rPr>
+  </w:style>
 </w:styles>
 </file>
 
@@ -12242,6 +12203,21 @@
 </file>
 
 <file path=customXml/item1.xml><?xml version="1.0" encoding="utf-8"?>
+<p:properties xmlns:p="http://schemas.microsoft.com/office/2006/metadata/properties" xmlns:xsi="http://www.w3.org/2001/XMLSchema-instance" xmlns:pc="http://schemas.microsoft.com/office/infopath/2007/PartnerControls">
+  <documentManagement/>
+</p:properties>
+</file>
+
+<file path=customXml/item2.xml><?xml version="1.0" encoding="utf-8"?>
+<?mso-contentType ?>
+<FormTemplates xmlns="http://schemas.microsoft.com/sharepoint/v3/contenttype/forms">
+  <Display>DocumentLibraryForm</Display>
+  <Edit>DocumentLibraryForm</Edit>
+  <New>DocumentLibraryForm</New>
+</FormTemplates>
+</file>
+
+<file path=customXml/item3.xml><?xml version="1.0" encoding="utf-8"?>
 <ct:contentTypeSchema xmlns:ct="http://schemas.microsoft.com/office/2006/metadata/contentType" xmlns:ma="http://schemas.microsoft.com/office/2006/metadata/properties/metaAttributes" ct:_="" ma:_="" ma:contentTypeName="Document" ma:contentTypeID="0x010100C4D8C2822012C745A04DAD716F3BBC49" ma:contentTypeVersion="3" ma:contentTypeDescription="Create a new document." ma:contentTypeScope="" ma:versionID="22e449cb79a113e2a4c6c520348d9a82">
   <xsd:schema xmlns:xsd="http://www.w3.org/2001/XMLSchema" xmlns:xs="http://www.w3.org/2001/XMLSchema" xmlns:p="http://schemas.microsoft.com/office/2006/metadata/properties" xmlns:ns2="c874e5e4-5e19-40c3-b9bf-93ae489ed224" targetNamespace="http://schemas.microsoft.com/office/2006/metadata/properties" ma:root="true" ma:fieldsID="5541cf0c11fc23ffbfc0e2753c01e082" ns2:_="">
     <xsd:import namespace="c874e5e4-5e19-40c3-b9bf-93ae489ed224"/>
@@ -12379,22 +12355,28 @@
 </ct:contentTypeSchema>
 </file>
 
-<file path=customXml/item2.xml><?xml version="1.0" encoding="utf-8"?>
-<p:properties xmlns:p="http://schemas.microsoft.com/office/2006/metadata/properties" xmlns:xsi="http://www.w3.org/2001/XMLSchema-instance" xmlns:pc="http://schemas.microsoft.com/office/infopath/2007/PartnerControls">
-  <documentManagement/>
-</p:properties>
-</file>
-
-<file path=customXml/item3.xml><?xml version="1.0" encoding="utf-8"?>
-<?mso-contentType ?>
-<FormTemplates xmlns="http://schemas.microsoft.com/sharepoint/v3/contenttype/forms">
-  <Display>DocumentLibraryForm</Display>
-  <Edit>DocumentLibraryForm</Edit>
-  <New>DocumentLibraryForm</New>
-</FormTemplates>
+<file path=customXml/item4.xml><?xml version="1.0" encoding="utf-8"?>
+<b:Sources xmlns:b="http://schemas.openxmlformats.org/officeDocument/2006/bibliography" xmlns="http://schemas.openxmlformats.org/officeDocument/2006/bibliography" SelectedStyle="\APASixthEditionOfficeOnline.xsl" StyleName="APA" Version="6"/>
 </file>
 
 <file path=customXml/itemProps1.xml><?xml version="1.0" encoding="utf-8"?>
+<ds:datastoreItem xmlns:ds="http://schemas.openxmlformats.org/officeDocument/2006/customXml" ds:itemID="{82EFE2AF-DC09-4CAC-B4BF-550B4A378594}">
+  <ds:schemaRefs>
+    <ds:schemaRef ds:uri="http://schemas.microsoft.com/office/2006/metadata/properties"/>
+    <ds:schemaRef ds:uri="http://schemas.microsoft.com/office/infopath/2007/PartnerControls"/>
+  </ds:schemaRefs>
+</ds:datastoreItem>
+</file>
+
+<file path=customXml/itemProps2.xml><?xml version="1.0" encoding="utf-8"?>
+<ds:datastoreItem xmlns:ds="http://schemas.openxmlformats.org/officeDocument/2006/customXml" ds:itemID="{3150CBCF-CB53-4FA1-B8F2-650DD1A34A47}">
+  <ds:schemaRefs>
+    <ds:schemaRef ds:uri="http://schemas.microsoft.com/sharepoint/v3/contenttype/forms"/>
+  </ds:schemaRefs>
+</ds:datastoreItem>
+</file>
+
+<file path=customXml/itemProps3.xml><?xml version="1.0" encoding="utf-8"?>
 <ds:datastoreItem xmlns:ds="http://schemas.openxmlformats.org/officeDocument/2006/customXml" ds:itemID="{B762800D-0A04-4D74-A223-5CCFB5CCA684}">
   <ds:schemaRefs>
     <ds:schemaRef ds:uri="http://schemas.microsoft.com/office/2006/metadata/contentType"/>
@@ -12412,19 +12394,10 @@
 </ds:datastoreItem>
 </file>
 
-<file path=customXml/itemProps2.xml><?xml version="1.0" encoding="utf-8"?>
-<ds:datastoreItem xmlns:ds="http://schemas.openxmlformats.org/officeDocument/2006/customXml" ds:itemID="{82EFE2AF-DC09-4CAC-B4BF-550B4A378594}">
+<file path=customXml/itemProps4.xml><?xml version="1.0" encoding="utf-8"?>
+<ds:datastoreItem xmlns:ds="http://schemas.openxmlformats.org/officeDocument/2006/customXml" ds:itemID="{3DEF5E6B-09CF-436F-B43C-A0047E10DBD7}">
   <ds:schemaRefs>
-    <ds:schemaRef ds:uri="http://schemas.microsoft.com/office/2006/metadata/properties"/>
-    <ds:schemaRef ds:uri="http://schemas.microsoft.com/office/infopath/2007/PartnerControls"/>
-  </ds:schemaRefs>
-</ds:datastoreItem>
-</file>
-
-<file path=customXml/itemProps3.xml><?xml version="1.0" encoding="utf-8"?>
-<ds:datastoreItem xmlns:ds="http://schemas.openxmlformats.org/officeDocument/2006/customXml" ds:itemID="{3150CBCF-CB53-4FA1-B8F2-650DD1A34A47}">
-  <ds:schemaRefs>
-    <ds:schemaRef ds:uri="http://schemas.microsoft.com/sharepoint/v3/contenttype/forms"/>
+    <ds:schemaRef ds:uri="http://schemas.openxmlformats.org/officeDocument/2006/bibliography"/>
   </ds:schemaRefs>
 </ds:datastoreItem>
 </file>